--- a/TS Jatai Ghanam Project/TS 3.4/TS 3.4 Jatai Sanskrit Corrections.docx
+++ b/TS Jatai Ghanam Project/TS 3.4/TS 3.4 Jatai Sanskrit Corrections.docx
@@ -1,7 +1,2249 @@
 
 <file path=word/document.xml><?xml version="1.0" encoding="utf-8"?>
-<w:document xmlns:wpc="http://schemas.microsoft.com/office/word/2010/wordprocessingCanvas" xmlns:cx="http://schemas.microsoft.com/office/drawing/2014/chartex" xmlns:cx1="http://schemas.microsoft.com/office/drawing/2015/9/8/chartex" xmlns:cx2="http://schemas.microsoft.com/office/drawing/2015/10/21/chartex" xmlns:cx3="http://schemas.microsoft.com/office/drawing/2016/5/9/chartex" xmlns:cx4="http://schemas.microsoft.com/office/drawing/2016/5/10/chartex" xmlns:cx5="http://schemas.microsoft.com/office/drawing/2016/5/11/chartex" xmlns:cx6="http://schemas.microsoft.com/office/drawing/2016/5/12/chartex" xmlns:cx7="http://schemas.microsoft.com/office/drawing/2016/5/13/chartex" xmlns:cx8="http://schemas.microsoft.com/office/drawing/2016/5/14/chartex" xmlns:mc="http://schemas.openxmlformats.org/markup-compatibility/2006" xmlns:aink="http://schemas.microsoft.com/office/drawing/2016/ink" xmlns:am3d="http://schemas.microsoft.com/office/drawing/2017/model3d" xmlns:o="urn:schemas-microsoft-com:office:office" xmlns:oel="http://schemas.microsoft.com/office/2019/extlst" xmlns:r="http://schemas.openxmlformats.org/officeDocument/2006/relationships" xmlns:m="http://schemas.openxmlformats.org/officeDocument/2006/math" xmlns:v="urn:schemas-microsoft-com:vml" xmlns:wp14="http://schemas.microsoft.com/office/word/2010/wordprocessingDrawing" xmlns:wp="http://schemas.openxmlformats.org/drawingml/2006/wordprocessingDrawing" xmlns:w10="urn:schemas-microsoft-com:office:word" xmlns:w="http://schemas.openxmlformats.org/wordprocessingml/2006/main" xmlns:w14="http://schemas.microsoft.com/office/word/2010/wordml" xmlns:w15="http://schemas.microsoft.com/office/word/2012/wordml" xmlns:w16cex="http://schemas.microsoft.com/office/word/2018/wordml/cex" xmlns:w16cid="http://schemas.microsoft.com/office/word/2016/wordml/cid" xmlns:w16="http://schemas.microsoft.com/office/word/2018/wordml" xmlns:w16sdtdh="http://schemas.microsoft.com/office/word/2020/wordml/sdtdatahash" xmlns:w16se="http://schemas.microsoft.com/office/word/2015/wordml/symex" xmlns:wpg="http://schemas.microsoft.com/office/word/2010/wordprocessingGroup" xmlns:wpi="http://schemas.microsoft.com/office/word/2010/wordprocessingInk" xmlns:wne="http://schemas.microsoft.com/office/word/2006/wordml" xmlns:wps="http://schemas.microsoft.com/office/word/2010/wordprocessingShape" mc:Ignorable="w14 w15 w16se w16cid w16 w16cex w16sdtdh wp14">
+<w:document xmlns:wpc="http://schemas.microsoft.com/office/word/2010/wordprocessingCanvas" xmlns:cx="http://schemas.microsoft.com/office/drawing/2014/chartex" xmlns:cx1="http://schemas.microsoft.com/office/drawing/2015/9/8/chartex" xmlns:cx2="http://schemas.microsoft.com/office/drawing/2015/10/21/chartex" xmlns:cx3="http://schemas.microsoft.com/office/drawing/2016/5/9/chartex" xmlns:cx4="http://schemas.microsoft.com/office/drawing/2016/5/10/chartex" xmlns:cx5="http://schemas.microsoft.com/office/drawing/2016/5/11/chartex" xmlns:cx6="http://schemas.microsoft.com/office/drawing/2016/5/12/chartex" xmlns:cx7="http://schemas.microsoft.com/office/drawing/2016/5/13/chartex" xmlns:cx8="http://schemas.microsoft.com/office/drawing/2016/5/14/chartex" xmlns:mc="http://schemas.openxmlformats.org/markup-compatibility/2006" xmlns:aink="http://schemas.microsoft.com/office/drawing/2016/ink" xmlns:am3d="http://schemas.microsoft.com/office/drawing/2017/model3d" xmlns:o="urn:schemas-microsoft-com:office:office" xmlns:oel="http://schemas.microsoft.com/office/2019/extlst" xmlns:r="http://schemas.openxmlformats.org/officeDocument/2006/relationships" xmlns:m="http://schemas.openxmlformats.org/officeDocument/2006/math" xmlns:v="urn:schemas-microsoft-com:vml" xmlns:wp14="http://schemas.microsoft.com/office/word/2010/wordprocessingDrawing" xmlns:wp="http://schemas.openxmlformats.org/drawingml/2006/wordprocessingDrawing" xmlns:w10="urn:schemas-microsoft-com:office:word" xmlns:w="http://schemas.openxmlformats.org/wordprocessingml/2006/main" xmlns:w14="http://schemas.microsoft.com/office/word/2010/wordml" xmlns:w15="http://schemas.microsoft.com/office/word/2012/wordml" xmlns:w16cei="http://schemas.microsoft.com/office/word/2026/wordml/cei" xmlns:w16cex="http://schemas.microsoft.com/office/word/2018/wordml/cex" xmlns:w16cid="http://schemas.microsoft.com/office/word/2016/wordml/cid" xmlns:w16="http://schemas.microsoft.com/office/word/2018/wordml" xmlns:w16du="http://schemas.microsoft.com/office/word/2023/wordml/word16du" xmlns:w16sdtdh="http://schemas.microsoft.com/office/word/2020/wordml/sdtdatahash" xmlns:w16sdtfl="http://schemas.microsoft.com/office/word/2024/wordml/sdtformatlock" xmlns:w16se="http://schemas.microsoft.com/office/word/2015/wordml/symex" xmlns:wpg="http://schemas.microsoft.com/office/word/2010/wordprocessingGroup" xmlns:wpi="http://schemas.microsoft.com/office/word/2010/wordprocessingInk" xmlns:wne="http://schemas.microsoft.com/office/word/2006/wordml" xmlns:wps="http://schemas.microsoft.com/office/word/2010/wordprocessingShape" mc:Ignorable="w14 w15 w16se w16cid w16 w16cex w16sdtdh w16sdtfl w16du wp14">
   <w:body>
+    <w:p>
+      <w:pPr>
+        <w:spacing w:before="0" w:line="240" w:lineRule="auto"/>
+        <w:jc w:val="center"/>
+        <w:rPr>
+          <w:b/>
+          <w:bCs/>
+          <w:sz w:val="32"/>
+          <w:szCs w:val="32"/>
+          <w:u w:val="single"/>
+        </w:rPr>
+      </w:pPr>
+      <w:r>
+        <w:rPr>
+          <w:b/>
+          <w:bCs/>
+          <w:sz w:val="32"/>
+          <w:szCs w:val="32"/>
+          <w:u w:val="single"/>
+        </w:rPr>
+        <w:t xml:space="preserve">TS </w:t>
+      </w:r>
+      <w:r>
+        <w:rPr>
+          <w:b/>
+          <w:bCs/>
+          <w:sz w:val="32"/>
+          <w:szCs w:val="32"/>
+          <w:u w:val="single"/>
+        </w:rPr>
+        <w:t>Jatai</w:t>
+      </w:r>
+      <w:r>
+        <w:rPr>
+          <w:b/>
+          <w:bCs/>
+          <w:sz w:val="32"/>
+          <w:szCs w:val="32"/>
+          <w:u w:val="single"/>
+        </w:rPr>
+        <w:t xml:space="preserve"> </w:t>
+      </w:r>
+      <w:r>
+        <w:rPr>
+          <w:b/>
+          <w:bCs/>
+          <w:sz w:val="32"/>
+          <w:szCs w:val="32"/>
+          <w:u w:val="single"/>
+        </w:rPr>
+        <w:t xml:space="preserve">– TS </w:t>
+      </w:r>
+      <w:r>
+        <w:rPr>
+          <w:b/>
+          <w:bCs/>
+          <w:sz w:val="32"/>
+          <w:szCs w:val="32"/>
+          <w:u w:val="single"/>
+        </w:rPr>
+        <w:t>3.4</w:t>
+      </w:r>
+      <w:r>
+        <w:rPr>
+          <w:b/>
+          <w:bCs/>
+          <w:sz w:val="32"/>
+          <w:szCs w:val="32"/>
+          <w:u w:val="single"/>
+        </w:rPr>
+        <w:t xml:space="preserve"> </w:t>
+      </w:r>
+      <w:r>
+        <w:rPr>
+          <w:b/>
+          <w:bCs/>
+          <w:sz w:val="32"/>
+          <w:szCs w:val="32"/>
+          <w:u w:val="single"/>
+        </w:rPr>
+        <w:t>Sanskrit</w:t>
+      </w:r>
+      <w:r>
+        <w:rPr>
+          <w:b/>
+          <w:bCs/>
+          <w:sz w:val="32"/>
+          <w:szCs w:val="32"/>
+          <w:u w:val="single"/>
+        </w:rPr>
+        <w:t xml:space="preserve"> Corrections –</w:t>
+      </w:r>
+      <w:r>
+        <w:rPr>
+          <w:b/>
+          <w:bCs/>
+          <w:sz w:val="32"/>
+          <w:szCs w:val="32"/>
+          <w:u w:val="single"/>
+        </w:rPr>
+        <w:t xml:space="preserve"> </w:t>
+      </w:r>
+      <w:r>
+        <w:rPr>
+          <w:b/>
+          <w:bCs/>
+          <w:sz w:val="32"/>
+          <w:szCs w:val="32"/>
+          <w:u w:val="single"/>
+        </w:rPr>
+        <w:t xml:space="preserve">Observed till </w:t>
+      </w:r>
+      <w:r>
+        <w:rPr>
+          <w:b/>
+          <w:bCs/>
+          <w:sz w:val="32"/>
+          <w:szCs w:val="32"/>
+          <w:highlight w:val="red"/>
+          <w:u w:val="single"/>
+        </w:rPr>
+        <w:t>?????</w:t>
+      </w:r>
+    </w:p>
+    <w:p>
+      <w:pPr>
+        <w:spacing w:before="0" w:line="240" w:lineRule="auto"/>
+        <w:jc w:val="center"/>
+        <w:rPr>
+          <w:b/>
+          <w:bCs/>
+          <w:sz w:val="28"/>
+          <w:szCs w:val="32"/>
+        </w:rPr>
+      </w:pPr>
+      <w:r>
+        <w:rPr>
+          <w:b/>
+          <w:bCs/>
+          <w:sz w:val="28"/>
+          <w:szCs w:val="32"/>
+        </w:rPr>
+        <w:t>(ignore those which are already incorporated in your book’s version and date)</w:t>
+      </w:r>
+    </w:p>
+    <w:tbl>
+      <w:tblPr>
+        <w:tblW w:w="14537" w:type="dxa"/>
+        <w:tblInd w:w="-792" w:type="dxa"/>
+        <w:tblBorders>
+          <w:top w:val="single" w:sz="4" w:space="0" w:color="000000"/>
+          <w:left w:val="single" w:sz="4" w:space="0" w:color="000000"/>
+          <w:bottom w:val="single" w:sz="4" w:space="0" w:color="000000"/>
+          <w:right w:val="single" w:sz="4" w:space="0" w:color="000000"/>
+          <w:insideH w:val="single" w:sz="4" w:space="0" w:color="000000"/>
+          <w:insideV w:val="single" w:sz="4" w:space="0" w:color="000000"/>
+        </w:tblBorders>
+        <w:tblLook w:val="04A0" w:firstRow="1" w:lastRow="0" w:firstColumn="1" w:lastColumn="0" w:noHBand="0" w:noVBand="1"/>
+      </w:tblPr>
+      <w:tblGrid>
+        <w:gridCol w:w="7166"/>
+        <w:gridCol w:w="7371"/>
+      </w:tblGrid>
+      <w:tr>
+        <w:tc>
+          <w:tcPr>
+            <w:tcW w:w="7166" w:type="dxa"/>
+          </w:tcPr>
+          <w:p>
+            <w:pPr>
+              <w:spacing w:before="0" w:line="240" w:lineRule="auto"/>
+              <w:jc w:val="center"/>
+              <w:rPr>
+                <w:b/>
+                <w:sz w:val="32"/>
+                <w:szCs w:val="32"/>
+              </w:rPr>
+            </w:pPr>
+            <w:r>
+              <w:rPr>
+                <w:b/>
+                <w:sz w:val="32"/>
+                <w:szCs w:val="32"/>
+              </w:rPr>
+              <w:t>As Printed</w:t>
+            </w:r>
+          </w:p>
+        </w:tc>
+        <w:tc>
+          <w:tcPr>
+            <w:tcW w:w="7371" w:type="dxa"/>
+          </w:tcPr>
+          <w:p>
+            <w:pPr>
+              <w:spacing w:before="0" w:line="240" w:lineRule="auto"/>
+              <w:ind w:right="-18"/>
+              <w:jc w:val="center"/>
+              <w:rPr>
+                <w:b/>
+                <w:sz w:val="32"/>
+                <w:szCs w:val="32"/>
+              </w:rPr>
+            </w:pPr>
+            <w:r>
+              <w:rPr>
+                <w:b/>
+                <w:sz w:val="32"/>
+                <w:szCs w:val="32"/>
+              </w:rPr>
+              <w:t>To be read as or corrected as</w:t>
+            </w:r>
+            <w:r>
+              <w:rPr>
+                <w:b/>
+                <w:sz w:val="32"/>
+                <w:szCs w:val="32"/>
+              </w:rPr>
+              <w:t xml:space="preserve"> </w:t>
+            </w:r>
+          </w:p>
+        </w:tc>
+      </w:tr>
+      <w:tr>
+        <w:trPr>
+          <w:trHeight w:val="1338"/>
+        </w:trPr>
+        <w:tc>
+          <w:tcPr>
+            <w:tcW w:w="7166" w:type="dxa"/>
+          </w:tcPr>
+          <w:p>
+            <w:pPr>
+              <w:widowControl w:val="0"/>
+              <w:autoSpaceDE w:val="0"/>
+              <w:autoSpaceDN w:val="0"/>
+              <w:adjustRightInd w:val="0"/>
+              <w:spacing w:before="0" w:line="240" w:lineRule="auto"/>
+              <w:rPr>
+                <w:rFonts w:ascii="BRH Devanagari Extra" w:hAnsi="BRH Devanagari Extra" w:cs="BRH Devanagari Extra"/>
+                <w:color w:val="000000"/>
+                <w:sz w:val="32"/>
+                <w:szCs w:val="32"/>
+              </w:rPr>
+            </w:pPr>
+            <w:r>
+              <w:rPr>
+                <w:rFonts w:cs="BRH Devanagari Extra"/>
+                <w:color w:val="000000"/>
+                <w:szCs w:val="32"/>
+              </w:rPr>
+              <w:t>34</w:t>
+            </w:r>
+            <w:r>
+              <w:rPr>
+                <w:rFonts w:ascii="BRH Devanagari Extra" w:hAnsi="BRH Devanagari Extra" w:cs="BRH Devanagari Extra"/>
+                <w:color w:val="000000"/>
+                <w:sz w:val="32"/>
+                <w:szCs w:val="32"/>
+              </w:rPr>
+              <w:t>)</w:t>
+            </w:r>
+            <w:r>
+              <w:rPr>
+                <w:rFonts w:ascii="BRH Devanagari Extra" w:hAnsi="BRH Devanagari Extra" w:cs="BRH Devanagari Extra"/>
+                <w:color w:val="000000"/>
+                <w:sz w:val="32"/>
+                <w:szCs w:val="32"/>
+              </w:rPr>
+              <w:tab/>
+            </w:r>
+            <w:r>
+              <w:rPr>
+                <w:rFonts w:cs="BRH Devanagari Extra"/>
+                <w:color w:val="000000"/>
+                <w:szCs w:val="32"/>
+              </w:rPr>
+              <w:t>3</w:t>
+            </w:r>
+            <w:r>
+              <w:rPr>
+                <w:rFonts w:ascii="BRH Devanagari Extra" w:hAnsi="BRH Devanagari Extra" w:cs="BRH Devanagari Extra"/>
+                <w:color w:val="000000"/>
+                <w:sz w:val="32"/>
+                <w:szCs w:val="32"/>
+              </w:rPr>
+              <w:t>.</w:t>
+            </w:r>
+            <w:r>
+              <w:rPr>
+                <w:rFonts w:cs="BRH Devanagari Extra"/>
+                <w:color w:val="000000"/>
+                <w:szCs w:val="32"/>
+              </w:rPr>
+              <w:t>4</w:t>
+            </w:r>
+            <w:r>
+              <w:rPr>
+                <w:rFonts w:ascii="BRH Devanagari Extra" w:hAnsi="BRH Devanagari Extra" w:cs="BRH Devanagari Extra"/>
+                <w:color w:val="000000"/>
+                <w:sz w:val="32"/>
+                <w:szCs w:val="32"/>
+              </w:rPr>
+              <w:t>.</w:t>
+            </w:r>
+            <w:r>
+              <w:rPr>
+                <w:rFonts w:cs="BRH Devanagari Extra"/>
+                <w:color w:val="000000"/>
+                <w:szCs w:val="32"/>
+              </w:rPr>
+              <w:t>9</w:t>
+            </w:r>
+            <w:r>
+              <w:rPr>
+                <w:rFonts w:ascii="BRH Devanagari Extra" w:hAnsi="BRH Devanagari Extra" w:cs="BRH Devanagari Extra"/>
+                <w:color w:val="000000"/>
+                <w:sz w:val="32"/>
+                <w:szCs w:val="32"/>
+              </w:rPr>
+              <w:t>.</w:t>
+            </w:r>
+            <w:r>
+              <w:rPr>
+                <w:rFonts w:cs="BRH Devanagari Extra"/>
+                <w:color w:val="000000"/>
+                <w:szCs w:val="32"/>
+              </w:rPr>
+              <w:t>1</w:t>
+            </w:r>
+            <w:r>
+              <w:rPr>
+                <w:rFonts w:ascii="BRH Devanagari Extra" w:hAnsi="BRH Devanagari Extra" w:cs="BRH Devanagari Extra"/>
+                <w:color w:val="000000"/>
+                <w:sz w:val="32"/>
+                <w:szCs w:val="32"/>
+              </w:rPr>
+              <w:t>(</w:t>
+            </w:r>
+            <w:r>
+              <w:rPr>
+                <w:rFonts w:cs="BRH Devanagari Extra"/>
+                <w:color w:val="000000"/>
+                <w:szCs w:val="32"/>
+              </w:rPr>
+              <w:t>29</w:t>
+            </w:r>
+            <w:r>
+              <w:rPr>
+                <w:rFonts w:ascii="BRH Devanagari Extra" w:hAnsi="BRH Devanagari Extra" w:cs="BRH Devanagari Extra"/>
+                <w:color w:val="000000"/>
+                <w:sz w:val="32"/>
+                <w:szCs w:val="32"/>
+              </w:rPr>
+              <w:t>)-</w:t>
+            </w:r>
+            <w:r>
+              <w:rPr>
+                <w:rFonts w:ascii="BRH Devanagari Extra" w:hAnsi="BRH Devanagari Extra" w:cs="BRH Devanagari Extra"/>
+                <w:color w:val="000000"/>
+                <w:sz w:val="32"/>
+                <w:szCs w:val="32"/>
+              </w:rPr>
+              <w:t xml:space="preserve"> </w:t>
+            </w:r>
+            <w:r>
+              <w:rPr>
+                <w:rFonts w:ascii="BRH Devanagari Extra" w:hAnsi="BRH Devanagari Extra" w:cs="BRH Devanagari Extra"/>
+                <w:color w:val="000000"/>
+                <w:sz w:val="32"/>
+                <w:szCs w:val="32"/>
+              </w:rPr>
+              <w:t>AlÉÑþqÉÌiÉÈ |</w:t>
+            </w:r>
+          </w:p>
+          <w:p>
+            <w:pPr>
+              <w:widowControl w:val="0"/>
+              <w:autoSpaceDE w:val="0"/>
+              <w:autoSpaceDN w:val="0"/>
+              <w:adjustRightInd w:val="0"/>
+              <w:spacing w:before="0" w:line="240" w:lineRule="auto"/>
+              <w:rPr>
+                <w:rFonts w:cs="BRH Malayalam Extra"/>
+                <w:szCs w:val="40"/>
+              </w:rPr>
+            </w:pPr>
+            <w:r>
+              <w:rPr>
+                <w:rFonts w:ascii="BRH Devanagari Extra" w:hAnsi="BRH Devanagari Extra" w:cs="BRH Devanagari Extra"/>
+                <w:color w:val="000000"/>
+                <w:sz w:val="32"/>
+                <w:szCs w:val="32"/>
+              </w:rPr>
+              <w:t>AlÉÑþqÉÌiÉ</w:t>
+            </w:r>
+            <w:r>
+              <w:rPr>
+                <w:rFonts w:ascii="BRH Malayalam Extra" w:hAnsi="BRH Malayalam Extra" w:cs="BRH Devanagari Extra"/>
+                <w:color w:val="000000"/>
+                <w:szCs w:val="32"/>
+              </w:rPr>
+              <w:t>–</w:t>
+            </w:r>
+            <w:r>
+              <w:rPr>
+                <w:rFonts w:ascii="BRH Devanagari Extra" w:hAnsi="BRH Devanagari Extra" w:cs="BRH Devanagari Extra"/>
+                <w:color w:val="000000"/>
+                <w:sz w:val="32"/>
+                <w:szCs w:val="32"/>
+              </w:rPr>
+              <w:t>ËU</w:t>
+            </w:r>
+            <w:r>
+              <w:rPr>
+                <w:rFonts w:ascii="BRH Devanagari Extra" w:hAnsi="BRH Devanagari Extra" w:cs="BRH Devanagari Extra"/>
+                <w:color w:val="000000"/>
+                <w:sz w:val="32"/>
+                <w:szCs w:val="32"/>
+                <w:highlight w:val="yellow"/>
+              </w:rPr>
+              <w:t>irÉ</w:t>
+            </w:r>
+            <w:r>
+              <w:rPr>
+                <w:rFonts w:ascii="BRH Devanagari Extra" w:hAnsi="BRH Devanagari Extra" w:cs="BRH Devanagari Extra"/>
+                <w:color w:val="000000"/>
+                <w:sz w:val="32"/>
+                <w:szCs w:val="32"/>
+              </w:rPr>
+              <w:t>þlÉÑ - qÉ</w:t>
+            </w:r>
+            <w:r>
+              <w:rPr>
+                <w:rFonts w:ascii="BRH Malayalam Extra" w:hAnsi="BRH Malayalam Extra" w:cs="BRH Devanagari Extra"/>
+                <w:color w:val="000000"/>
+                <w:szCs w:val="32"/>
+              </w:rPr>
+              <w:t>–</w:t>
+            </w:r>
+            <w:r>
+              <w:rPr>
+                <w:rFonts w:ascii="BRH Devanagari Extra" w:hAnsi="BRH Devanagari Extra" w:cs="BRH Devanagari Extra"/>
+                <w:color w:val="000000"/>
+                <w:sz w:val="32"/>
+                <w:szCs w:val="32"/>
+              </w:rPr>
+              <w:t>ÌiÉ</w:t>
+            </w:r>
+            <w:r>
+              <w:rPr>
+                <w:rFonts w:ascii="BRH Malayalam Extra" w:hAnsi="BRH Malayalam Extra" w:cs="BRH Devanagari Extra"/>
+                <w:color w:val="000000"/>
+                <w:szCs w:val="32"/>
+              </w:rPr>
+              <w:t>–</w:t>
+            </w:r>
+            <w:r>
+              <w:rPr>
+                <w:rFonts w:ascii="BRH Devanagari Extra" w:hAnsi="BRH Devanagari Extra" w:cs="BRH Devanagari Extra"/>
+                <w:color w:val="000000"/>
+                <w:sz w:val="32"/>
+                <w:szCs w:val="32"/>
+              </w:rPr>
+              <w:t xml:space="preserve">È | </w:t>
+            </w:r>
+          </w:p>
+        </w:tc>
+        <w:tc>
+          <w:tcPr>
+            <w:tcW w:w="7371" w:type="dxa"/>
+          </w:tcPr>
+          <w:p>
+            <w:pPr>
+              <w:widowControl w:val="0"/>
+              <w:autoSpaceDE w:val="0"/>
+              <w:autoSpaceDN w:val="0"/>
+              <w:adjustRightInd w:val="0"/>
+              <w:spacing w:before="0" w:line="240" w:lineRule="auto"/>
+              <w:rPr>
+                <w:rFonts w:ascii="BRH Devanagari Extra" w:hAnsi="BRH Devanagari Extra" w:cs="BRH Devanagari Extra"/>
+                <w:color w:val="000000"/>
+                <w:sz w:val="32"/>
+                <w:szCs w:val="32"/>
+              </w:rPr>
+            </w:pPr>
+            <w:r>
+              <w:rPr>
+                <w:rFonts w:cs="BRH Devanagari Extra"/>
+                <w:color w:val="000000"/>
+                <w:szCs w:val="32"/>
+              </w:rPr>
+              <w:t>34</w:t>
+            </w:r>
+            <w:r>
+              <w:rPr>
+                <w:rFonts w:ascii="BRH Devanagari Extra" w:hAnsi="BRH Devanagari Extra" w:cs="BRH Devanagari Extra"/>
+                <w:color w:val="000000"/>
+                <w:sz w:val="32"/>
+                <w:szCs w:val="32"/>
+              </w:rPr>
+              <w:t>)</w:t>
+            </w:r>
+            <w:r>
+              <w:rPr>
+                <w:rFonts w:ascii="BRH Devanagari Extra" w:hAnsi="BRH Devanagari Extra" w:cs="BRH Devanagari Extra"/>
+                <w:color w:val="000000"/>
+                <w:sz w:val="32"/>
+                <w:szCs w:val="32"/>
+              </w:rPr>
+              <w:tab/>
+            </w:r>
+            <w:r>
+              <w:rPr>
+                <w:rFonts w:cs="BRH Devanagari Extra"/>
+                <w:color w:val="000000"/>
+                <w:szCs w:val="32"/>
+              </w:rPr>
+              <w:t>3</w:t>
+            </w:r>
+            <w:r>
+              <w:rPr>
+                <w:rFonts w:ascii="BRH Devanagari Extra" w:hAnsi="BRH Devanagari Extra" w:cs="BRH Devanagari Extra"/>
+                <w:color w:val="000000"/>
+                <w:sz w:val="32"/>
+                <w:szCs w:val="32"/>
+              </w:rPr>
+              <w:t>.</w:t>
+            </w:r>
+            <w:r>
+              <w:rPr>
+                <w:rFonts w:cs="BRH Devanagari Extra"/>
+                <w:color w:val="000000"/>
+                <w:szCs w:val="32"/>
+              </w:rPr>
+              <w:t>4</w:t>
+            </w:r>
+            <w:r>
+              <w:rPr>
+                <w:rFonts w:ascii="BRH Devanagari Extra" w:hAnsi="BRH Devanagari Extra" w:cs="BRH Devanagari Extra"/>
+                <w:color w:val="000000"/>
+                <w:sz w:val="32"/>
+                <w:szCs w:val="32"/>
+              </w:rPr>
+              <w:t>.</w:t>
+            </w:r>
+            <w:r>
+              <w:rPr>
+                <w:rFonts w:cs="BRH Devanagari Extra"/>
+                <w:color w:val="000000"/>
+                <w:szCs w:val="32"/>
+              </w:rPr>
+              <w:t>9</w:t>
+            </w:r>
+            <w:r>
+              <w:rPr>
+                <w:rFonts w:ascii="BRH Devanagari Extra" w:hAnsi="BRH Devanagari Extra" w:cs="BRH Devanagari Extra"/>
+                <w:color w:val="000000"/>
+                <w:sz w:val="32"/>
+                <w:szCs w:val="32"/>
+              </w:rPr>
+              <w:t>.</w:t>
+            </w:r>
+            <w:r>
+              <w:rPr>
+                <w:rFonts w:cs="BRH Devanagari Extra"/>
+                <w:color w:val="000000"/>
+                <w:szCs w:val="32"/>
+              </w:rPr>
+              <w:t>1</w:t>
+            </w:r>
+            <w:r>
+              <w:rPr>
+                <w:rFonts w:ascii="BRH Devanagari Extra" w:hAnsi="BRH Devanagari Extra" w:cs="BRH Devanagari Extra"/>
+                <w:color w:val="000000"/>
+                <w:sz w:val="32"/>
+                <w:szCs w:val="32"/>
+              </w:rPr>
+              <w:t>(</w:t>
+            </w:r>
+            <w:r>
+              <w:rPr>
+                <w:rFonts w:cs="BRH Devanagari Extra"/>
+                <w:color w:val="000000"/>
+                <w:szCs w:val="32"/>
+              </w:rPr>
+              <w:t>29</w:t>
+            </w:r>
+            <w:r>
+              <w:rPr>
+                <w:rFonts w:ascii="BRH Devanagari Extra" w:hAnsi="BRH Devanagari Extra" w:cs="BRH Devanagari Extra"/>
+                <w:color w:val="000000"/>
+                <w:sz w:val="32"/>
+                <w:szCs w:val="32"/>
+              </w:rPr>
+              <w:t>)-</w:t>
+            </w:r>
+            <w:r>
+              <w:rPr>
+                <w:rFonts w:ascii="BRH Devanagari Extra" w:hAnsi="BRH Devanagari Extra" w:cs="BRH Devanagari Extra"/>
+                <w:color w:val="000000"/>
+                <w:sz w:val="32"/>
+                <w:szCs w:val="32"/>
+              </w:rPr>
+              <w:t xml:space="preserve"> </w:t>
+            </w:r>
+            <w:r>
+              <w:rPr>
+                <w:rFonts w:ascii="BRH Devanagari Extra" w:hAnsi="BRH Devanagari Extra" w:cs="BRH Devanagari Extra"/>
+                <w:color w:val="000000"/>
+                <w:sz w:val="32"/>
+                <w:szCs w:val="32"/>
+              </w:rPr>
+              <w:t>AlÉÑþqÉÌiÉÈ |</w:t>
+            </w:r>
+          </w:p>
+          <w:p>
+            <w:pPr>
+              <w:widowControl w:val="0"/>
+              <w:autoSpaceDE w:val="0"/>
+              <w:autoSpaceDN w:val="0"/>
+              <w:adjustRightInd w:val="0"/>
+              <w:spacing w:before="0" w:line="240" w:lineRule="auto"/>
+              <w:rPr>
+                <w:rFonts w:cs="BRH Malayalam Extra"/>
+                <w:szCs w:val="40"/>
+              </w:rPr>
+            </w:pPr>
+            <w:r>
+              <w:rPr>
+                <w:rFonts w:ascii="BRH Devanagari Extra" w:hAnsi="BRH Devanagari Extra" w:cs="BRH Devanagari Extra"/>
+                <w:color w:val="000000"/>
+                <w:sz w:val="32"/>
+                <w:szCs w:val="32"/>
+              </w:rPr>
+              <w:t>AlÉÑþqÉÌiÉ</w:t>
+            </w:r>
+            <w:r>
+              <w:rPr>
+                <w:rFonts w:ascii="BRH Malayalam Extra" w:hAnsi="BRH Malayalam Extra" w:cs="BRH Devanagari Extra"/>
+                <w:color w:val="000000"/>
+                <w:szCs w:val="32"/>
+              </w:rPr>
+              <w:t>–</w:t>
+            </w:r>
+            <w:r>
+              <w:rPr>
+                <w:rFonts w:ascii="BRH Devanagari Extra" w:hAnsi="BRH Devanagari Extra" w:cs="BRH Devanagari Extra"/>
+                <w:color w:val="000000"/>
+                <w:sz w:val="32"/>
+                <w:szCs w:val="32"/>
+              </w:rPr>
+              <w:t>ËU</w:t>
+            </w:r>
+            <w:r>
+              <w:rPr>
+                <w:rFonts w:ascii="BRH Devanagari Extra" w:hAnsi="BRH Devanagari Extra" w:cs="BRH Devanagari Extra"/>
+                <w:color w:val="000000"/>
+                <w:sz w:val="32"/>
+                <w:szCs w:val="32"/>
+                <w:highlight w:val="green"/>
+              </w:rPr>
+              <w:t>irÉlÉ</w:t>
+            </w:r>
+            <w:r>
+              <w:rPr>
+                <w:rFonts w:ascii="BRH Devanagari Extra" w:hAnsi="BRH Devanagari Extra" w:cs="BRH Devanagari Extra"/>
+                <w:color w:val="000000"/>
+                <w:sz w:val="32"/>
+                <w:szCs w:val="32"/>
+              </w:rPr>
+              <w:t>þÑ - qÉ</w:t>
+            </w:r>
+            <w:r>
+              <w:rPr>
+                <w:rFonts w:ascii="BRH Malayalam Extra" w:hAnsi="BRH Malayalam Extra" w:cs="BRH Devanagari Extra"/>
+                <w:color w:val="000000"/>
+                <w:szCs w:val="32"/>
+              </w:rPr>
+              <w:t>–</w:t>
+            </w:r>
+            <w:r>
+              <w:rPr>
+                <w:rFonts w:ascii="BRH Devanagari Extra" w:hAnsi="BRH Devanagari Extra" w:cs="BRH Devanagari Extra"/>
+                <w:color w:val="000000"/>
+                <w:sz w:val="32"/>
+                <w:szCs w:val="32"/>
+              </w:rPr>
+              <w:t>ÌiÉ</w:t>
+            </w:r>
+            <w:r>
+              <w:rPr>
+                <w:rFonts w:ascii="BRH Malayalam Extra" w:hAnsi="BRH Malayalam Extra" w:cs="BRH Devanagari Extra"/>
+                <w:color w:val="000000"/>
+                <w:szCs w:val="32"/>
+              </w:rPr>
+              <w:t>–</w:t>
+            </w:r>
+            <w:r>
+              <w:rPr>
+                <w:rFonts w:ascii="BRH Devanagari Extra" w:hAnsi="BRH Devanagari Extra" w:cs="BRH Devanagari Extra"/>
+                <w:color w:val="000000"/>
+                <w:sz w:val="32"/>
+                <w:szCs w:val="32"/>
+              </w:rPr>
+              <w:t xml:space="preserve">È | </w:t>
+            </w:r>
+          </w:p>
+        </w:tc>
+      </w:tr>
+      <w:tr>
+        <w:trPr>
+          <w:trHeight w:val="1338"/>
+        </w:trPr>
+        <w:tc>
+          <w:tcPr>
+            <w:tcW w:w="7166" w:type="dxa"/>
+          </w:tcPr>
+          <w:p>
+            <w:pPr>
+              <w:widowControl w:val="0"/>
+              <w:autoSpaceDE w:val="0"/>
+              <w:autoSpaceDN w:val="0"/>
+              <w:adjustRightInd w:val="0"/>
+              <w:spacing w:before="0" w:line="240" w:lineRule="auto"/>
+              <w:rPr>
+                <w:rFonts w:ascii="BRH Devanagari Extra" w:hAnsi="BRH Devanagari Extra" w:cs="BRH Devanagari Extra"/>
+                <w:color w:val="000000"/>
+                <w:sz w:val="32"/>
+                <w:szCs w:val="32"/>
+              </w:rPr>
+            </w:pPr>
+            <w:r>
+              <w:rPr>
+                <w:rFonts w:cs="BRH Devanagari Extra"/>
+                <w:color w:val="000000"/>
+                <w:szCs w:val="32"/>
+              </w:rPr>
+              <w:t>23</w:t>
+            </w:r>
+            <w:r>
+              <w:rPr>
+                <w:rFonts w:ascii="BRH Devanagari Extra" w:hAnsi="BRH Devanagari Extra" w:cs="BRH Devanagari Extra"/>
+                <w:color w:val="000000"/>
+                <w:sz w:val="32"/>
+                <w:szCs w:val="32"/>
+              </w:rPr>
+              <w:t>)</w:t>
+            </w:r>
+            <w:r>
+              <w:rPr>
+                <w:rFonts w:ascii="BRH Devanagari Extra" w:hAnsi="BRH Devanagari Extra" w:cs="BRH Devanagari Extra"/>
+                <w:color w:val="000000"/>
+                <w:sz w:val="32"/>
+                <w:szCs w:val="32"/>
+              </w:rPr>
+              <w:tab/>
+            </w:r>
+            <w:r>
+              <w:rPr>
+                <w:rFonts w:cs="ar"/>
+                <w:color w:val="000000"/>
+                <w:szCs w:val="36"/>
+              </w:rPr>
+              <w:t>3</w:t>
+            </w:r>
+            <w:r>
+              <w:rPr>
+                <w:rFonts w:ascii="BRH Malayalam Extra" w:hAnsi="BRH Malayalam Extra" w:cs="BRH Malayalam Extra"/>
+                <w:color w:val="000000"/>
+                <w:sz w:val="32"/>
+                <w:szCs w:val="32"/>
+              </w:rPr>
+              <w:t>.</w:t>
+            </w:r>
+            <w:r>
+              <w:rPr>
+                <w:rFonts w:cs="ar"/>
+                <w:color w:val="000000"/>
+                <w:szCs w:val="36"/>
+              </w:rPr>
+              <w:t>4</w:t>
+            </w:r>
+            <w:r>
+              <w:rPr>
+                <w:rFonts w:ascii="BRH Malayalam Extra" w:hAnsi="BRH Malayalam Extra" w:cs="BRH Malayalam Extra"/>
+                <w:color w:val="000000"/>
+                <w:sz w:val="32"/>
+                <w:szCs w:val="32"/>
+              </w:rPr>
+              <w:t>.</w:t>
+            </w:r>
+            <w:r>
+              <w:rPr>
+                <w:rFonts w:cs="ar"/>
+                <w:color w:val="000000"/>
+                <w:szCs w:val="36"/>
+              </w:rPr>
+              <w:t>9</w:t>
+            </w:r>
+            <w:r>
+              <w:rPr>
+                <w:rFonts w:ascii="BRH Malayalam Extra" w:hAnsi="BRH Malayalam Extra" w:cs="BRH Malayalam Extra"/>
+                <w:color w:val="000000"/>
+                <w:sz w:val="32"/>
+                <w:szCs w:val="32"/>
+              </w:rPr>
+              <w:t>.</w:t>
+            </w:r>
+            <w:r>
+              <w:rPr>
+                <w:rFonts w:cs="ar"/>
+                <w:color w:val="000000"/>
+                <w:szCs w:val="36"/>
+              </w:rPr>
+              <w:t>2</w:t>
+            </w:r>
+            <w:r>
+              <w:rPr>
+                <w:rFonts w:ascii="BRH Malayalam Extra" w:hAnsi="BRH Malayalam Extra" w:cs="BRH Malayalam Extra"/>
+                <w:color w:val="000000"/>
+                <w:sz w:val="32"/>
+                <w:szCs w:val="32"/>
+              </w:rPr>
+              <w:t>(</w:t>
+            </w:r>
+            <w:r>
+              <w:rPr>
+                <w:rFonts w:cs="ar"/>
+                <w:color w:val="000000"/>
+                <w:szCs w:val="36"/>
+              </w:rPr>
+              <w:t>21</w:t>
+            </w:r>
+            <w:r>
+              <w:rPr>
+                <w:rFonts w:ascii="BRH Malayalam Extra" w:hAnsi="BRH Malayalam Extra" w:cs="BRH Malayalam Extra"/>
+                <w:color w:val="000000"/>
+                <w:sz w:val="32"/>
+                <w:szCs w:val="32"/>
+              </w:rPr>
+              <w:t>)</w:t>
+            </w:r>
+            <w:r>
+              <w:rPr>
+                <w:rFonts w:ascii="BRH Devanagari Extra" w:hAnsi="BRH Devanagari Extra" w:cs="BRH Devanagari Extra"/>
+                <w:color w:val="000000"/>
+                <w:sz w:val="32"/>
+                <w:szCs w:val="32"/>
+              </w:rPr>
+              <w:t>-</w:t>
+            </w:r>
+            <w:r>
+              <w:rPr>
+                <w:rFonts w:ascii="BRH Devanagari Extra" w:hAnsi="BRH Devanagari Extra" w:cs="BRH Devanagari Extra"/>
+                <w:color w:val="000000"/>
+                <w:sz w:val="32"/>
+                <w:szCs w:val="32"/>
+              </w:rPr>
+              <w:t xml:space="preserve"> </w:t>
+            </w:r>
+            <w:r>
+              <w:rPr>
+                <w:rFonts w:ascii="BRH Devanagari Extra" w:hAnsi="BRH Devanagari Extra" w:cs="BRH Devanagari Extra"/>
+                <w:color w:val="000000"/>
+                <w:sz w:val="32"/>
+                <w:szCs w:val="32"/>
+              </w:rPr>
+              <w:t>AlÉÑþqÉÌiÉÈ |</w:t>
+            </w:r>
+          </w:p>
+          <w:p>
+            <w:pPr>
+              <w:widowControl w:val="0"/>
+              <w:autoSpaceDE w:val="0"/>
+              <w:autoSpaceDN w:val="0"/>
+              <w:adjustRightInd w:val="0"/>
+              <w:spacing w:before="0" w:line="240" w:lineRule="auto"/>
+              <w:rPr>
+                <w:rFonts w:cs="BRH Malayalam Extra"/>
+                <w:szCs w:val="40"/>
+              </w:rPr>
+            </w:pPr>
+            <w:r>
+              <w:rPr>
+                <w:rFonts w:ascii="BRH Devanagari Extra" w:hAnsi="BRH Devanagari Extra" w:cs="BRH Devanagari Extra"/>
+                <w:color w:val="000000"/>
+                <w:sz w:val="32"/>
+                <w:szCs w:val="32"/>
+              </w:rPr>
+              <w:t>AlÉÑþqÉÌiÉ</w:t>
+            </w:r>
+            <w:r>
+              <w:rPr>
+                <w:rFonts w:ascii="BRH Malayalam Extra" w:hAnsi="BRH Malayalam Extra" w:cs="BRH Devanagari Extra"/>
+                <w:color w:val="000000"/>
+                <w:szCs w:val="32"/>
+              </w:rPr>
+              <w:t>–</w:t>
+            </w:r>
+            <w:r>
+              <w:rPr>
+                <w:rFonts w:ascii="BRH Devanagari Extra" w:hAnsi="BRH Devanagari Extra" w:cs="BRH Devanagari Extra"/>
+                <w:color w:val="000000"/>
+                <w:sz w:val="32"/>
+                <w:szCs w:val="32"/>
+              </w:rPr>
+              <w:t>ËU</w:t>
+            </w:r>
+            <w:r>
+              <w:rPr>
+                <w:rFonts w:ascii="BRH Devanagari Extra" w:hAnsi="BRH Devanagari Extra" w:cs="BRH Devanagari Extra"/>
+                <w:color w:val="000000"/>
+                <w:sz w:val="32"/>
+                <w:szCs w:val="32"/>
+                <w:highlight w:val="yellow"/>
+              </w:rPr>
+              <w:t>irÉ</w:t>
+            </w:r>
+            <w:r>
+              <w:rPr>
+                <w:rFonts w:ascii="BRH Devanagari Extra" w:hAnsi="BRH Devanagari Extra" w:cs="BRH Devanagari Extra"/>
+                <w:color w:val="000000"/>
+                <w:sz w:val="32"/>
+                <w:szCs w:val="32"/>
+              </w:rPr>
+              <w:t>þlÉÑ - qÉ</w:t>
+            </w:r>
+            <w:r>
+              <w:rPr>
+                <w:rFonts w:ascii="BRH Malayalam Extra" w:hAnsi="BRH Malayalam Extra" w:cs="BRH Devanagari Extra"/>
+                <w:color w:val="000000"/>
+                <w:szCs w:val="32"/>
+              </w:rPr>
+              <w:t>–</w:t>
+            </w:r>
+            <w:r>
+              <w:rPr>
+                <w:rFonts w:ascii="BRH Devanagari Extra" w:hAnsi="BRH Devanagari Extra" w:cs="BRH Devanagari Extra"/>
+                <w:color w:val="000000"/>
+                <w:sz w:val="32"/>
+                <w:szCs w:val="32"/>
+              </w:rPr>
+              <w:t>ÌiÉ</w:t>
+            </w:r>
+            <w:r>
+              <w:rPr>
+                <w:rFonts w:ascii="BRH Malayalam Extra" w:hAnsi="BRH Malayalam Extra" w:cs="BRH Devanagari Extra"/>
+                <w:color w:val="000000"/>
+                <w:szCs w:val="32"/>
+              </w:rPr>
+              <w:t>–</w:t>
+            </w:r>
+            <w:r>
+              <w:rPr>
+                <w:rFonts w:ascii="BRH Devanagari Extra" w:hAnsi="BRH Devanagari Extra" w:cs="BRH Devanagari Extra"/>
+                <w:color w:val="000000"/>
+                <w:sz w:val="32"/>
+                <w:szCs w:val="32"/>
+              </w:rPr>
+              <w:t xml:space="preserve">È | </w:t>
+            </w:r>
+          </w:p>
+        </w:tc>
+        <w:tc>
+          <w:tcPr>
+            <w:tcW w:w="7371" w:type="dxa"/>
+          </w:tcPr>
+          <w:p>
+            <w:pPr>
+              <w:widowControl w:val="0"/>
+              <w:autoSpaceDE w:val="0"/>
+              <w:autoSpaceDN w:val="0"/>
+              <w:adjustRightInd w:val="0"/>
+              <w:spacing w:before="0" w:line="240" w:lineRule="auto"/>
+              <w:rPr>
+                <w:rFonts w:ascii="BRH Devanagari Extra" w:hAnsi="BRH Devanagari Extra" w:cs="BRH Devanagari Extra"/>
+                <w:color w:val="000000"/>
+                <w:sz w:val="32"/>
+                <w:szCs w:val="32"/>
+              </w:rPr>
+            </w:pPr>
+            <w:r>
+              <w:rPr>
+                <w:rFonts w:cs="BRH Devanagari Extra"/>
+                <w:color w:val="000000"/>
+                <w:szCs w:val="32"/>
+              </w:rPr>
+              <w:t>23</w:t>
+            </w:r>
+            <w:r>
+              <w:rPr>
+                <w:rFonts w:ascii="BRH Devanagari Extra" w:hAnsi="BRH Devanagari Extra" w:cs="BRH Devanagari Extra"/>
+                <w:color w:val="000000"/>
+                <w:sz w:val="32"/>
+                <w:szCs w:val="32"/>
+              </w:rPr>
+              <w:t>)</w:t>
+            </w:r>
+            <w:r>
+              <w:rPr>
+                <w:rFonts w:ascii="BRH Devanagari Extra" w:hAnsi="BRH Devanagari Extra" w:cs="BRH Devanagari Extra"/>
+                <w:color w:val="000000"/>
+                <w:sz w:val="32"/>
+                <w:szCs w:val="32"/>
+              </w:rPr>
+              <w:tab/>
+            </w:r>
+            <w:r>
+              <w:rPr>
+                <w:rFonts w:cs="ar"/>
+                <w:color w:val="000000"/>
+                <w:szCs w:val="36"/>
+              </w:rPr>
+              <w:t>3</w:t>
+            </w:r>
+            <w:r>
+              <w:rPr>
+                <w:rFonts w:ascii="BRH Malayalam Extra" w:hAnsi="BRH Malayalam Extra" w:cs="BRH Malayalam Extra"/>
+                <w:color w:val="000000"/>
+                <w:sz w:val="32"/>
+                <w:szCs w:val="32"/>
+              </w:rPr>
+              <w:t>.</w:t>
+            </w:r>
+            <w:r>
+              <w:rPr>
+                <w:rFonts w:cs="ar"/>
+                <w:color w:val="000000"/>
+                <w:szCs w:val="36"/>
+              </w:rPr>
+              <w:t>4</w:t>
+            </w:r>
+            <w:r>
+              <w:rPr>
+                <w:rFonts w:ascii="BRH Malayalam Extra" w:hAnsi="BRH Malayalam Extra" w:cs="BRH Malayalam Extra"/>
+                <w:color w:val="000000"/>
+                <w:sz w:val="32"/>
+                <w:szCs w:val="32"/>
+              </w:rPr>
+              <w:t>.</w:t>
+            </w:r>
+            <w:r>
+              <w:rPr>
+                <w:rFonts w:cs="ar"/>
+                <w:color w:val="000000"/>
+                <w:szCs w:val="36"/>
+              </w:rPr>
+              <w:t>9</w:t>
+            </w:r>
+            <w:r>
+              <w:rPr>
+                <w:rFonts w:ascii="BRH Malayalam Extra" w:hAnsi="BRH Malayalam Extra" w:cs="BRH Malayalam Extra"/>
+                <w:color w:val="000000"/>
+                <w:sz w:val="32"/>
+                <w:szCs w:val="32"/>
+              </w:rPr>
+              <w:t>.</w:t>
+            </w:r>
+            <w:r>
+              <w:rPr>
+                <w:rFonts w:cs="ar"/>
+                <w:color w:val="000000"/>
+                <w:szCs w:val="36"/>
+              </w:rPr>
+              <w:t>2</w:t>
+            </w:r>
+            <w:r>
+              <w:rPr>
+                <w:rFonts w:ascii="BRH Malayalam Extra" w:hAnsi="BRH Malayalam Extra" w:cs="BRH Malayalam Extra"/>
+                <w:color w:val="000000"/>
+                <w:sz w:val="32"/>
+                <w:szCs w:val="32"/>
+              </w:rPr>
+              <w:t>(</w:t>
+            </w:r>
+            <w:r>
+              <w:rPr>
+                <w:rFonts w:cs="ar"/>
+                <w:color w:val="000000"/>
+                <w:szCs w:val="36"/>
+              </w:rPr>
+              <w:t>21</w:t>
+            </w:r>
+            <w:r>
+              <w:rPr>
+                <w:rFonts w:ascii="BRH Malayalam Extra" w:hAnsi="BRH Malayalam Extra" w:cs="BRH Malayalam Extra"/>
+                <w:color w:val="000000"/>
+                <w:sz w:val="32"/>
+                <w:szCs w:val="32"/>
+              </w:rPr>
+              <w:t>)</w:t>
+            </w:r>
+            <w:r>
+              <w:rPr>
+                <w:rFonts w:ascii="BRH Devanagari Extra" w:hAnsi="BRH Devanagari Extra" w:cs="BRH Devanagari Extra"/>
+                <w:color w:val="000000"/>
+                <w:sz w:val="32"/>
+                <w:szCs w:val="32"/>
+              </w:rPr>
+              <w:t>-</w:t>
+            </w:r>
+            <w:r>
+              <w:rPr>
+                <w:rFonts w:ascii="BRH Devanagari Extra" w:hAnsi="BRH Devanagari Extra" w:cs="BRH Devanagari Extra"/>
+                <w:color w:val="000000"/>
+                <w:sz w:val="32"/>
+                <w:szCs w:val="32"/>
+              </w:rPr>
+              <w:t xml:space="preserve"> </w:t>
+            </w:r>
+            <w:r>
+              <w:rPr>
+                <w:rFonts w:ascii="BRH Devanagari Extra" w:hAnsi="BRH Devanagari Extra" w:cs="BRH Devanagari Extra"/>
+                <w:color w:val="000000"/>
+                <w:sz w:val="32"/>
+                <w:szCs w:val="32"/>
+              </w:rPr>
+              <w:t>AlÉÑþqÉÌiÉÈ |</w:t>
+            </w:r>
+          </w:p>
+          <w:p>
+            <w:pPr>
+              <w:widowControl w:val="0"/>
+              <w:autoSpaceDE w:val="0"/>
+              <w:autoSpaceDN w:val="0"/>
+              <w:adjustRightInd w:val="0"/>
+              <w:spacing w:before="0" w:line="240" w:lineRule="auto"/>
+              <w:rPr>
+                <w:rFonts w:cs="BRH Malayalam Extra"/>
+                <w:szCs w:val="40"/>
+              </w:rPr>
+            </w:pPr>
+            <w:r>
+              <w:rPr>
+                <w:rFonts w:ascii="BRH Devanagari Extra" w:hAnsi="BRH Devanagari Extra" w:cs="BRH Devanagari Extra"/>
+                <w:color w:val="000000"/>
+                <w:sz w:val="32"/>
+                <w:szCs w:val="32"/>
+              </w:rPr>
+              <w:t>AlÉÑþqÉÌiÉ</w:t>
+            </w:r>
+            <w:r>
+              <w:rPr>
+                <w:rFonts w:ascii="BRH Malayalam Extra" w:hAnsi="BRH Malayalam Extra" w:cs="BRH Devanagari Extra"/>
+                <w:color w:val="000000"/>
+                <w:szCs w:val="32"/>
+              </w:rPr>
+              <w:t>–</w:t>
+            </w:r>
+            <w:r>
+              <w:rPr>
+                <w:rFonts w:ascii="BRH Devanagari Extra" w:hAnsi="BRH Devanagari Extra" w:cs="BRH Devanagari Extra"/>
+                <w:color w:val="000000"/>
+                <w:sz w:val="32"/>
+                <w:szCs w:val="32"/>
+              </w:rPr>
+              <w:t>ËU</w:t>
+            </w:r>
+            <w:r>
+              <w:rPr>
+                <w:rFonts w:ascii="BRH Devanagari Extra" w:hAnsi="BRH Devanagari Extra" w:cs="BRH Devanagari Extra"/>
+                <w:color w:val="000000"/>
+                <w:sz w:val="32"/>
+                <w:szCs w:val="32"/>
+                <w:highlight w:val="green"/>
+              </w:rPr>
+              <w:t>irÉlÉ</w:t>
+            </w:r>
+            <w:r>
+              <w:rPr>
+                <w:rFonts w:ascii="BRH Devanagari Extra" w:hAnsi="BRH Devanagari Extra" w:cs="BRH Devanagari Extra"/>
+                <w:color w:val="000000"/>
+                <w:sz w:val="32"/>
+                <w:szCs w:val="32"/>
+              </w:rPr>
+              <w:t>þÑ - qÉ</w:t>
+            </w:r>
+            <w:r>
+              <w:rPr>
+                <w:rFonts w:ascii="BRH Malayalam Extra" w:hAnsi="BRH Malayalam Extra" w:cs="BRH Devanagari Extra"/>
+                <w:color w:val="000000"/>
+                <w:szCs w:val="32"/>
+              </w:rPr>
+              <w:t>–</w:t>
+            </w:r>
+            <w:r>
+              <w:rPr>
+                <w:rFonts w:ascii="BRH Devanagari Extra" w:hAnsi="BRH Devanagari Extra" w:cs="BRH Devanagari Extra"/>
+                <w:color w:val="000000"/>
+                <w:sz w:val="32"/>
+                <w:szCs w:val="32"/>
+              </w:rPr>
+              <w:t>ÌiÉ</w:t>
+            </w:r>
+            <w:r>
+              <w:rPr>
+                <w:rFonts w:ascii="BRH Malayalam Extra" w:hAnsi="BRH Malayalam Extra" w:cs="BRH Devanagari Extra"/>
+                <w:color w:val="000000"/>
+                <w:szCs w:val="32"/>
+              </w:rPr>
+              <w:t>–</w:t>
+            </w:r>
+            <w:r>
+              <w:rPr>
+                <w:rFonts w:ascii="BRH Devanagari Extra" w:hAnsi="BRH Devanagari Extra" w:cs="BRH Devanagari Extra"/>
+                <w:color w:val="000000"/>
+                <w:sz w:val="32"/>
+                <w:szCs w:val="32"/>
+              </w:rPr>
+              <w:t xml:space="preserve">È | </w:t>
+            </w:r>
+          </w:p>
+        </w:tc>
+      </w:tr>
+      <w:tr>
+        <w:trPr>
+          <w:trHeight w:val="1333"/>
+        </w:trPr>
+        <w:tc>
+          <w:tcPr>
+            <w:tcW w:w="7166" w:type="dxa"/>
+          </w:tcPr>
+          <w:p>
+            <w:pPr>
+              <w:widowControl w:val="0"/>
+              <w:autoSpaceDE w:val="0"/>
+              <w:autoSpaceDN w:val="0"/>
+              <w:adjustRightInd w:val="0"/>
+              <w:spacing w:before="0" w:line="240" w:lineRule="auto"/>
+              <w:rPr>
+                <w:rFonts w:ascii="BRH Devanagari Extra" w:hAnsi="BRH Devanagari Extra" w:cs="BRH Devanagari Extra"/>
+                <w:color w:val="000000"/>
+                <w:sz w:val="32"/>
+                <w:szCs w:val="32"/>
+              </w:rPr>
+            </w:pPr>
+            <w:r>
+              <w:rPr>
+                <w:rFonts w:ascii="BRH Malayalam Extra" w:hAnsi="BRH Malayalam Extra" w:cs="BRH Malayalam Extra"/>
+                <w:color w:val="000000"/>
+                <w:sz w:val="32"/>
+                <w:szCs w:val="32"/>
+              </w:rPr>
+              <w:t>—</w:t>
+            </w:r>
+            <w:r>
+              <w:rPr>
+                <w:rFonts w:cs="BRH Devanagari Extra"/>
+                <w:color w:val="000000"/>
+                <w:szCs w:val="32"/>
+              </w:rPr>
+              <w:t>34</w:t>
+            </w:r>
+            <w:r>
+              <w:rPr>
+                <w:rFonts w:ascii="BRH Devanagari Extra" w:hAnsi="BRH Devanagari Extra" w:cs="BRH Devanagari Extra"/>
+                <w:color w:val="000000"/>
+                <w:sz w:val="32"/>
+                <w:szCs w:val="32"/>
+              </w:rPr>
+              <w:t>)</w:t>
+            </w:r>
+            <w:r>
+              <w:rPr>
+                <w:rFonts w:ascii="BRH Devanagari Extra" w:hAnsi="BRH Devanagari Extra" w:cs="BRH Devanagari Extra"/>
+                <w:color w:val="000000"/>
+                <w:sz w:val="32"/>
+                <w:szCs w:val="32"/>
+              </w:rPr>
+              <w:tab/>
+            </w:r>
+            <w:r>
+              <w:rPr>
+                <w:rFonts w:cs="BRH Devanagari Extra"/>
+                <w:color w:val="000000"/>
+                <w:szCs w:val="32"/>
+              </w:rPr>
+              <w:t>3</w:t>
+            </w:r>
+            <w:r>
+              <w:rPr>
+                <w:rFonts w:ascii="BRH Devanagari Extra" w:hAnsi="BRH Devanagari Extra" w:cs="BRH Devanagari Extra"/>
+                <w:color w:val="000000"/>
+                <w:sz w:val="32"/>
+                <w:szCs w:val="32"/>
+              </w:rPr>
+              <w:t>.</w:t>
+            </w:r>
+            <w:r>
+              <w:rPr>
+                <w:rFonts w:cs="BRH Devanagari Extra"/>
+                <w:color w:val="000000"/>
+                <w:szCs w:val="32"/>
+              </w:rPr>
+              <w:t>4</w:t>
+            </w:r>
+            <w:r>
+              <w:rPr>
+                <w:rFonts w:ascii="BRH Devanagari Extra" w:hAnsi="BRH Devanagari Extra" w:cs="BRH Devanagari Extra"/>
+                <w:color w:val="000000"/>
+                <w:sz w:val="32"/>
+                <w:szCs w:val="32"/>
+              </w:rPr>
+              <w:t>.</w:t>
+            </w:r>
+            <w:r>
+              <w:rPr>
+                <w:rFonts w:cs="BRH Devanagari Extra"/>
+                <w:color w:val="000000"/>
+                <w:szCs w:val="32"/>
+              </w:rPr>
+              <w:t>9</w:t>
+            </w:r>
+            <w:r>
+              <w:rPr>
+                <w:rFonts w:ascii="BRH Devanagari Extra" w:hAnsi="BRH Devanagari Extra" w:cs="BRH Devanagari Extra"/>
+                <w:color w:val="000000"/>
+                <w:sz w:val="32"/>
+                <w:szCs w:val="32"/>
+              </w:rPr>
+              <w:t>.</w:t>
+            </w:r>
+            <w:r>
+              <w:rPr>
+                <w:rFonts w:cs="BRH Devanagari Extra"/>
+                <w:color w:val="000000"/>
+                <w:szCs w:val="32"/>
+              </w:rPr>
+              <w:t>6</w:t>
+            </w:r>
+            <w:r>
+              <w:rPr>
+                <w:rFonts w:ascii="BRH Devanagari Extra" w:hAnsi="BRH Devanagari Extra" w:cs="BRH Devanagari Extra"/>
+                <w:color w:val="000000"/>
+                <w:sz w:val="32"/>
+                <w:szCs w:val="32"/>
+              </w:rPr>
+              <w:t>(</w:t>
+            </w:r>
+            <w:r>
+              <w:rPr>
+                <w:rFonts w:cs="BRH Devanagari Extra"/>
+                <w:color w:val="000000"/>
+                <w:szCs w:val="32"/>
+              </w:rPr>
+              <w:t>31</w:t>
+            </w:r>
+            <w:r>
+              <w:rPr>
+                <w:rFonts w:ascii="BRH Devanagari Extra" w:hAnsi="BRH Devanagari Extra" w:cs="BRH Devanagari Extra"/>
+                <w:color w:val="000000"/>
+                <w:sz w:val="32"/>
+                <w:szCs w:val="32"/>
+              </w:rPr>
+              <w:t>)-</w:t>
+            </w:r>
+            <w:r>
+              <w:rPr>
+                <w:rFonts w:ascii="BRH Devanagari Extra" w:hAnsi="BRH Devanagari Extra" w:cs="BRH Devanagari Extra"/>
+                <w:color w:val="000000"/>
+                <w:sz w:val="32"/>
+                <w:szCs w:val="32"/>
+              </w:rPr>
+              <w:t xml:space="preserve"> </w:t>
+            </w:r>
+            <w:r>
+              <w:rPr>
+                <w:rFonts w:ascii="BRH Devanagari Extra" w:hAnsi="BRH Devanagari Extra" w:cs="BRH Devanagari Extra"/>
+                <w:color w:val="000000"/>
+                <w:sz w:val="32"/>
+                <w:szCs w:val="32"/>
+              </w:rPr>
+              <w:t>AlÉÑþqÉÌiÉÈ |</w:t>
+            </w:r>
+          </w:p>
+          <w:p>
+            <w:pPr>
+              <w:widowControl w:val="0"/>
+              <w:autoSpaceDE w:val="0"/>
+              <w:autoSpaceDN w:val="0"/>
+              <w:adjustRightInd w:val="0"/>
+              <w:spacing w:before="0" w:line="240" w:lineRule="auto"/>
+              <w:rPr>
+                <w:rFonts w:cs="BRH Devanagari Extra"/>
+                <w:color w:val="000000"/>
+                <w:szCs w:val="32"/>
+              </w:rPr>
+            </w:pPr>
+            <w:r>
+              <w:rPr>
+                <w:rFonts w:ascii="BRH Devanagari Extra" w:hAnsi="BRH Devanagari Extra" w:cs="BRH Devanagari Extra"/>
+                <w:color w:val="000000"/>
+                <w:sz w:val="32"/>
+                <w:szCs w:val="32"/>
+              </w:rPr>
+              <w:t>AlÉÑþqÉÌiÉ</w:t>
+            </w:r>
+            <w:r>
+              <w:rPr>
+                <w:rFonts w:ascii="BRH Malayalam Extra" w:hAnsi="BRH Malayalam Extra" w:cs="BRH Devanagari Extra"/>
+                <w:color w:val="000000"/>
+                <w:szCs w:val="32"/>
+              </w:rPr>
+              <w:t>–</w:t>
+            </w:r>
+            <w:r>
+              <w:rPr>
+                <w:rFonts w:ascii="BRH Devanagari Extra" w:hAnsi="BRH Devanagari Extra" w:cs="BRH Devanagari Extra"/>
+                <w:color w:val="000000"/>
+                <w:sz w:val="32"/>
+                <w:szCs w:val="32"/>
+              </w:rPr>
+              <w:t>ËU</w:t>
+            </w:r>
+            <w:r>
+              <w:rPr>
+                <w:rFonts w:ascii="BRH Devanagari Extra" w:hAnsi="BRH Devanagari Extra" w:cs="BRH Devanagari Extra"/>
+                <w:color w:val="000000"/>
+                <w:sz w:val="32"/>
+                <w:szCs w:val="32"/>
+                <w:highlight w:val="yellow"/>
+              </w:rPr>
+              <w:t>irÉ</w:t>
+            </w:r>
+            <w:r>
+              <w:rPr>
+                <w:rFonts w:ascii="BRH Devanagari Extra" w:hAnsi="BRH Devanagari Extra" w:cs="BRH Devanagari Extra"/>
+                <w:color w:val="000000"/>
+                <w:sz w:val="32"/>
+                <w:szCs w:val="32"/>
+              </w:rPr>
+              <w:t>þlÉÑ - qÉ</w:t>
+            </w:r>
+            <w:r>
+              <w:rPr>
+                <w:rFonts w:ascii="BRH Malayalam Extra" w:hAnsi="BRH Malayalam Extra" w:cs="BRH Devanagari Extra"/>
+                <w:color w:val="000000"/>
+                <w:szCs w:val="32"/>
+              </w:rPr>
+              <w:t>–</w:t>
+            </w:r>
+            <w:r>
+              <w:rPr>
+                <w:rFonts w:ascii="BRH Devanagari Extra" w:hAnsi="BRH Devanagari Extra" w:cs="BRH Devanagari Extra"/>
+                <w:color w:val="000000"/>
+                <w:sz w:val="32"/>
+                <w:szCs w:val="32"/>
+              </w:rPr>
+              <w:t>ÌiÉ</w:t>
+            </w:r>
+            <w:r>
+              <w:rPr>
+                <w:rFonts w:ascii="BRH Malayalam Extra" w:hAnsi="BRH Malayalam Extra" w:cs="BRH Devanagari Extra"/>
+                <w:color w:val="000000"/>
+                <w:szCs w:val="32"/>
+              </w:rPr>
+              <w:t>–</w:t>
+            </w:r>
+            <w:r>
+              <w:rPr>
+                <w:rFonts w:ascii="BRH Devanagari Extra" w:hAnsi="BRH Devanagari Extra" w:cs="BRH Devanagari Extra"/>
+                <w:color w:val="000000"/>
+                <w:sz w:val="32"/>
+                <w:szCs w:val="32"/>
+              </w:rPr>
+              <w:t xml:space="preserve">È | </w:t>
+            </w:r>
+          </w:p>
+        </w:tc>
+        <w:tc>
+          <w:tcPr>
+            <w:tcW w:w="7371" w:type="dxa"/>
+          </w:tcPr>
+          <w:p>
+            <w:pPr>
+              <w:widowControl w:val="0"/>
+              <w:autoSpaceDE w:val="0"/>
+              <w:autoSpaceDN w:val="0"/>
+              <w:adjustRightInd w:val="0"/>
+              <w:spacing w:before="0" w:line="240" w:lineRule="auto"/>
+              <w:rPr>
+                <w:rFonts w:ascii="BRH Devanagari Extra" w:hAnsi="BRH Devanagari Extra" w:cs="BRH Devanagari Extra"/>
+                <w:color w:val="000000"/>
+                <w:sz w:val="32"/>
+                <w:szCs w:val="32"/>
+              </w:rPr>
+            </w:pPr>
+            <w:r>
+              <w:rPr>
+                <w:rFonts w:cs="BRH Devanagari Extra"/>
+                <w:color w:val="000000"/>
+                <w:szCs w:val="32"/>
+              </w:rPr>
+              <w:t>34</w:t>
+            </w:r>
+            <w:r>
+              <w:rPr>
+                <w:rFonts w:ascii="BRH Devanagari Extra" w:hAnsi="BRH Devanagari Extra" w:cs="BRH Devanagari Extra"/>
+                <w:color w:val="000000"/>
+                <w:sz w:val="32"/>
+                <w:szCs w:val="32"/>
+              </w:rPr>
+              <w:t>)</w:t>
+            </w:r>
+            <w:r>
+              <w:rPr>
+                <w:rFonts w:ascii="BRH Devanagari Extra" w:hAnsi="BRH Devanagari Extra" w:cs="BRH Devanagari Extra"/>
+                <w:color w:val="000000"/>
+                <w:sz w:val="32"/>
+                <w:szCs w:val="32"/>
+              </w:rPr>
+              <w:tab/>
+            </w:r>
+            <w:r>
+              <w:rPr>
+                <w:rFonts w:cs="BRH Devanagari Extra"/>
+                <w:color w:val="000000"/>
+                <w:szCs w:val="32"/>
+              </w:rPr>
+              <w:t>3</w:t>
+            </w:r>
+            <w:r>
+              <w:rPr>
+                <w:rFonts w:ascii="BRH Devanagari Extra" w:hAnsi="BRH Devanagari Extra" w:cs="BRH Devanagari Extra"/>
+                <w:color w:val="000000"/>
+                <w:sz w:val="32"/>
+                <w:szCs w:val="32"/>
+              </w:rPr>
+              <w:t>.</w:t>
+            </w:r>
+            <w:r>
+              <w:rPr>
+                <w:rFonts w:cs="BRH Devanagari Extra"/>
+                <w:color w:val="000000"/>
+                <w:szCs w:val="32"/>
+              </w:rPr>
+              <w:t>4</w:t>
+            </w:r>
+            <w:r>
+              <w:rPr>
+                <w:rFonts w:ascii="BRH Devanagari Extra" w:hAnsi="BRH Devanagari Extra" w:cs="BRH Devanagari Extra"/>
+                <w:color w:val="000000"/>
+                <w:sz w:val="32"/>
+                <w:szCs w:val="32"/>
+              </w:rPr>
+              <w:t>.</w:t>
+            </w:r>
+            <w:r>
+              <w:rPr>
+                <w:rFonts w:cs="BRH Devanagari Extra"/>
+                <w:color w:val="000000"/>
+                <w:szCs w:val="32"/>
+              </w:rPr>
+              <w:t>9</w:t>
+            </w:r>
+            <w:r>
+              <w:rPr>
+                <w:rFonts w:ascii="BRH Devanagari Extra" w:hAnsi="BRH Devanagari Extra" w:cs="BRH Devanagari Extra"/>
+                <w:color w:val="000000"/>
+                <w:sz w:val="32"/>
+                <w:szCs w:val="32"/>
+              </w:rPr>
+              <w:t>.</w:t>
+            </w:r>
+            <w:r>
+              <w:rPr>
+                <w:rFonts w:cs="BRH Devanagari Extra"/>
+                <w:color w:val="000000"/>
+                <w:szCs w:val="32"/>
+              </w:rPr>
+              <w:t>6</w:t>
+            </w:r>
+            <w:r>
+              <w:rPr>
+                <w:rFonts w:ascii="BRH Devanagari Extra" w:hAnsi="BRH Devanagari Extra" w:cs="BRH Devanagari Extra"/>
+                <w:color w:val="000000"/>
+                <w:sz w:val="32"/>
+                <w:szCs w:val="32"/>
+              </w:rPr>
+              <w:t>(</w:t>
+            </w:r>
+            <w:r>
+              <w:rPr>
+                <w:rFonts w:cs="BRH Devanagari Extra"/>
+                <w:color w:val="000000"/>
+                <w:szCs w:val="32"/>
+              </w:rPr>
+              <w:t>31</w:t>
+            </w:r>
+            <w:r>
+              <w:rPr>
+                <w:rFonts w:ascii="BRH Devanagari Extra" w:hAnsi="BRH Devanagari Extra" w:cs="BRH Devanagari Extra"/>
+                <w:color w:val="000000"/>
+                <w:sz w:val="32"/>
+                <w:szCs w:val="32"/>
+              </w:rPr>
+              <w:t>)-</w:t>
+            </w:r>
+            <w:r>
+              <w:rPr>
+                <w:rFonts w:ascii="BRH Devanagari Extra" w:hAnsi="BRH Devanagari Extra" w:cs="BRH Devanagari Extra"/>
+                <w:color w:val="000000"/>
+                <w:sz w:val="32"/>
+                <w:szCs w:val="32"/>
+              </w:rPr>
+              <w:t xml:space="preserve"> </w:t>
+            </w:r>
+            <w:r>
+              <w:rPr>
+                <w:rFonts w:ascii="BRH Devanagari Extra" w:hAnsi="BRH Devanagari Extra" w:cs="BRH Devanagari Extra"/>
+                <w:color w:val="000000"/>
+                <w:sz w:val="32"/>
+                <w:szCs w:val="32"/>
+              </w:rPr>
+              <w:t>AlÉÑþqÉÌiÉÈ |</w:t>
+            </w:r>
+          </w:p>
+          <w:p>
+            <w:pPr>
+              <w:widowControl w:val="0"/>
+              <w:autoSpaceDE w:val="0"/>
+              <w:autoSpaceDN w:val="0"/>
+              <w:adjustRightInd w:val="0"/>
+              <w:spacing w:before="0" w:line="240" w:lineRule="auto"/>
+              <w:rPr>
+                <w:rFonts w:cs="BRH Devanagari Extra"/>
+                <w:color w:val="000000"/>
+                <w:szCs w:val="32"/>
+              </w:rPr>
+            </w:pPr>
+            <w:r>
+              <w:rPr>
+                <w:rFonts w:ascii="BRH Devanagari Extra" w:hAnsi="BRH Devanagari Extra" w:cs="BRH Devanagari Extra"/>
+                <w:color w:val="000000"/>
+                <w:sz w:val="32"/>
+                <w:szCs w:val="32"/>
+              </w:rPr>
+              <w:t>AlÉÑþqÉÌiÉ</w:t>
+            </w:r>
+            <w:r>
+              <w:rPr>
+                <w:rFonts w:ascii="BRH Malayalam Extra" w:hAnsi="BRH Malayalam Extra" w:cs="BRH Devanagari Extra"/>
+                <w:color w:val="000000"/>
+                <w:szCs w:val="32"/>
+              </w:rPr>
+              <w:t>–</w:t>
+            </w:r>
+            <w:r>
+              <w:rPr>
+                <w:rFonts w:ascii="BRH Devanagari Extra" w:hAnsi="BRH Devanagari Extra" w:cs="BRH Devanagari Extra"/>
+                <w:color w:val="000000"/>
+                <w:sz w:val="32"/>
+                <w:szCs w:val="32"/>
+              </w:rPr>
+              <w:t>ËUirÉ</w:t>
+            </w:r>
+            <w:r>
+              <w:rPr>
+                <w:rFonts w:ascii="BRH Devanagari Extra" w:hAnsi="BRH Devanagari Extra" w:cs="BRH Devanagari Extra"/>
+                <w:color w:val="000000"/>
+                <w:sz w:val="32"/>
+                <w:szCs w:val="32"/>
+                <w:highlight w:val="green"/>
+              </w:rPr>
+              <w:t>lÉþ</w:t>
+            </w:r>
+            <w:r>
+              <w:rPr>
+                <w:rFonts w:ascii="BRH Devanagari Extra" w:hAnsi="BRH Devanagari Extra" w:cs="BRH Devanagari Extra"/>
+                <w:color w:val="000000"/>
+                <w:sz w:val="32"/>
+                <w:szCs w:val="32"/>
+              </w:rPr>
+              <w:t>Ñ - qÉ</w:t>
+            </w:r>
+            <w:r>
+              <w:rPr>
+                <w:rFonts w:ascii="BRH Malayalam Extra" w:hAnsi="BRH Malayalam Extra" w:cs="BRH Devanagari Extra"/>
+                <w:color w:val="000000"/>
+                <w:szCs w:val="32"/>
+              </w:rPr>
+              <w:t>–</w:t>
+            </w:r>
+            <w:r>
+              <w:rPr>
+                <w:rFonts w:ascii="BRH Devanagari Extra" w:hAnsi="BRH Devanagari Extra" w:cs="BRH Devanagari Extra"/>
+                <w:color w:val="000000"/>
+                <w:sz w:val="32"/>
+                <w:szCs w:val="32"/>
+              </w:rPr>
+              <w:t>ÌiÉ</w:t>
+            </w:r>
+            <w:r>
+              <w:rPr>
+                <w:rFonts w:ascii="BRH Malayalam Extra" w:hAnsi="BRH Malayalam Extra" w:cs="BRH Devanagari Extra"/>
+                <w:color w:val="000000"/>
+                <w:szCs w:val="32"/>
+              </w:rPr>
+              <w:t>–</w:t>
+            </w:r>
+            <w:r>
+              <w:rPr>
+                <w:rFonts w:ascii="BRH Devanagari Extra" w:hAnsi="BRH Devanagari Extra" w:cs="BRH Devanagari Extra"/>
+                <w:color w:val="000000"/>
+                <w:sz w:val="32"/>
+                <w:szCs w:val="32"/>
+              </w:rPr>
+              <w:t xml:space="preserve">È | </w:t>
+            </w:r>
+          </w:p>
+        </w:tc>
+      </w:tr>
+      <w:tr>
+        <w:trPr>
+          <w:trHeight w:val="1338"/>
+        </w:trPr>
+        <w:tc>
+          <w:tcPr>
+            <w:tcW w:w="7166" w:type="dxa"/>
+          </w:tcPr>
+          <w:p>
+            <w:pPr>
+              <w:widowControl w:val="0"/>
+              <w:autoSpaceDE w:val="0"/>
+              <w:autoSpaceDN w:val="0"/>
+              <w:adjustRightInd w:val="0"/>
+              <w:spacing w:before="0" w:line="240" w:lineRule="auto"/>
+              <w:rPr>
+                <w:rFonts w:ascii="BRH Devanagari Extra" w:hAnsi="BRH Devanagari Extra" w:cs="BRH Devanagari Extra"/>
+                <w:color w:val="000000"/>
+                <w:sz w:val="32"/>
+                <w:szCs w:val="32"/>
+              </w:rPr>
+            </w:pPr>
+            <w:r>
+              <w:rPr>
+                <w:rFonts w:cs="BRH Devanagari Extra"/>
+                <w:color w:val="000000"/>
+                <w:szCs w:val="32"/>
+              </w:rPr>
+              <w:t>57</w:t>
+            </w:r>
+            <w:r>
+              <w:rPr>
+                <w:rFonts w:ascii="BRH Devanagari Extra" w:hAnsi="BRH Devanagari Extra" w:cs="BRH Devanagari Extra"/>
+                <w:color w:val="000000"/>
+                <w:sz w:val="32"/>
+                <w:szCs w:val="32"/>
+              </w:rPr>
+              <w:t>)</w:t>
+            </w:r>
+            <w:r>
+              <w:rPr>
+                <w:rFonts w:ascii="BRH Devanagari Extra" w:hAnsi="BRH Devanagari Extra" w:cs="BRH Devanagari Extra"/>
+                <w:color w:val="000000"/>
+                <w:sz w:val="32"/>
+                <w:szCs w:val="32"/>
+              </w:rPr>
+              <w:tab/>
+            </w:r>
+            <w:r>
+              <w:rPr>
+                <w:rFonts w:cs="BRH Devanagari Extra"/>
+                <w:color w:val="000000"/>
+                <w:szCs w:val="32"/>
+              </w:rPr>
+              <w:t>3</w:t>
+            </w:r>
+            <w:r>
+              <w:rPr>
+                <w:rFonts w:ascii="BRH Devanagari Extra" w:hAnsi="BRH Devanagari Extra" w:cs="BRH Devanagari Extra"/>
+                <w:color w:val="000000"/>
+                <w:sz w:val="32"/>
+                <w:szCs w:val="32"/>
+              </w:rPr>
+              <w:t>.</w:t>
+            </w:r>
+            <w:r>
+              <w:rPr>
+                <w:rFonts w:cs="BRH Devanagari Extra"/>
+                <w:color w:val="000000"/>
+                <w:szCs w:val="32"/>
+              </w:rPr>
+              <w:t>4</w:t>
+            </w:r>
+            <w:r>
+              <w:rPr>
+                <w:rFonts w:ascii="BRH Devanagari Extra" w:hAnsi="BRH Devanagari Extra" w:cs="BRH Devanagari Extra"/>
+                <w:color w:val="000000"/>
+                <w:sz w:val="32"/>
+                <w:szCs w:val="32"/>
+              </w:rPr>
+              <w:t>.</w:t>
+            </w:r>
+            <w:r>
+              <w:rPr>
+                <w:rFonts w:cs="BRH Devanagari Extra"/>
+                <w:color w:val="000000"/>
+                <w:szCs w:val="32"/>
+              </w:rPr>
+              <w:t>9</w:t>
+            </w:r>
+            <w:r>
+              <w:rPr>
+                <w:rFonts w:ascii="BRH Devanagari Extra" w:hAnsi="BRH Devanagari Extra" w:cs="BRH Devanagari Extra"/>
+                <w:color w:val="000000"/>
+                <w:sz w:val="32"/>
+                <w:szCs w:val="32"/>
+              </w:rPr>
+              <w:t>.</w:t>
+            </w:r>
+            <w:r>
+              <w:rPr>
+                <w:rFonts w:cs="BRH Devanagari Extra"/>
+                <w:color w:val="000000"/>
+                <w:szCs w:val="32"/>
+              </w:rPr>
+              <w:t>6</w:t>
+            </w:r>
+            <w:r>
+              <w:rPr>
+                <w:rFonts w:ascii="BRH Devanagari Extra" w:hAnsi="BRH Devanagari Extra" w:cs="BRH Devanagari Extra"/>
+                <w:color w:val="000000"/>
+                <w:sz w:val="32"/>
+                <w:szCs w:val="32"/>
+              </w:rPr>
+              <w:t>(</w:t>
+            </w:r>
+            <w:r>
+              <w:rPr>
+                <w:rFonts w:cs="BRH Devanagari Extra"/>
+                <w:color w:val="000000"/>
+                <w:szCs w:val="32"/>
+              </w:rPr>
+              <w:t>47</w:t>
+            </w:r>
+            <w:r>
+              <w:rPr>
+                <w:rFonts w:ascii="BRH Devanagari Extra" w:hAnsi="BRH Devanagari Extra" w:cs="BRH Devanagari Extra"/>
+                <w:color w:val="000000"/>
+                <w:sz w:val="32"/>
+                <w:szCs w:val="32"/>
+              </w:rPr>
+              <w:t>)-</w:t>
+            </w:r>
+            <w:r>
+              <w:rPr>
+                <w:rFonts w:ascii="BRH Devanagari Extra" w:hAnsi="BRH Devanagari Extra" w:cs="BRH Devanagari Extra"/>
+                <w:color w:val="000000"/>
+                <w:sz w:val="32"/>
+                <w:szCs w:val="32"/>
+              </w:rPr>
+              <w:t xml:space="preserve"> </w:t>
+            </w:r>
+            <w:r>
+              <w:rPr>
+                <w:rFonts w:ascii="BRH Devanagari Extra" w:hAnsi="BRH Devanagari Extra" w:cs="BRH Devanagari Extra"/>
+                <w:color w:val="000000"/>
+                <w:sz w:val="32"/>
+                <w:szCs w:val="32"/>
+              </w:rPr>
+              <w:t>AlÉÑþqÉÌiÉÈ |</w:t>
+            </w:r>
+          </w:p>
+          <w:p>
+            <w:pPr>
+              <w:widowControl w:val="0"/>
+              <w:autoSpaceDE w:val="0"/>
+              <w:autoSpaceDN w:val="0"/>
+              <w:adjustRightInd w:val="0"/>
+              <w:spacing w:before="0" w:line="240" w:lineRule="auto"/>
+              <w:rPr>
+                <w:rFonts w:ascii="BRH Malayalam Extra" w:hAnsi="BRH Malayalam Extra" w:cs="BRH Malayalam Extra"/>
+                <w:color w:val="000000"/>
+                <w:sz w:val="32"/>
+                <w:szCs w:val="32"/>
+              </w:rPr>
+            </w:pPr>
+            <w:r>
+              <w:rPr>
+                <w:rFonts w:ascii="BRH Devanagari Extra" w:hAnsi="BRH Devanagari Extra" w:cs="BRH Devanagari Extra"/>
+                <w:color w:val="000000"/>
+                <w:sz w:val="32"/>
+                <w:szCs w:val="32"/>
+              </w:rPr>
+              <w:t>AlÉÑþqÉÌiÉ</w:t>
+            </w:r>
+            <w:r>
+              <w:rPr>
+                <w:rFonts w:ascii="BRH Malayalam Extra" w:hAnsi="BRH Malayalam Extra" w:cs="BRH Devanagari Extra"/>
+                <w:color w:val="000000"/>
+                <w:szCs w:val="32"/>
+              </w:rPr>
+              <w:t>–</w:t>
+            </w:r>
+            <w:r>
+              <w:rPr>
+                <w:rFonts w:ascii="BRH Devanagari Extra" w:hAnsi="BRH Devanagari Extra" w:cs="BRH Devanagari Extra"/>
+                <w:color w:val="000000"/>
+                <w:sz w:val="32"/>
+                <w:szCs w:val="32"/>
+              </w:rPr>
+              <w:t>ËU</w:t>
+            </w:r>
+            <w:r>
+              <w:rPr>
+                <w:rFonts w:ascii="BRH Devanagari Extra" w:hAnsi="BRH Devanagari Extra" w:cs="BRH Devanagari Extra"/>
+                <w:color w:val="000000"/>
+                <w:sz w:val="32"/>
+                <w:szCs w:val="32"/>
+                <w:highlight w:val="yellow"/>
+              </w:rPr>
+              <w:t>ir</w:t>
+            </w:r>
+            <w:r>
+              <w:rPr>
+                <w:rFonts w:ascii="BRH Devanagari Extra" w:hAnsi="BRH Devanagari Extra" w:cs="BRH Devanagari Extra"/>
+                <w:color w:val="000000"/>
+                <w:sz w:val="32"/>
+                <w:szCs w:val="32"/>
+              </w:rPr>
+              <w:t>ÉþlÉÑ - qÉ</w:t>
+            </w:r>
+            <w:r>
+              <w:rPr>
+                <w:rFonts w:ascii="BRH Malayalam Extra" w:hAnsi="BRH Malayalam Extra" w:cs="BRH Devanagari Extra"/>
+                <w:color w:val="000000"/>
+                <w:szCs w:val="32"/>
+              </w:rPr>
+              <w:t>–</w:t>
+            </w:r>
+            <w:r>
+              <w:rPr>
+                <w:rFonts w:ascii="BRH Devanagari Extra" w:hAnsi="BRH Devanagari Extra" w:cs="BRH Devanagari Extra"/>
+                <w:color w:val="000000"/>
+                <w:sz w:val="32"/>
+                <w:szCs w:val="32"/>
+              </w:rPr>
+              <w:t>ÌiÉ</w:t>
+            </w:r>
+            <w:r>
+              <w:rPr>
+                <w:rFonts w:ascii="BRH Malayalam Extra" w:hAnsi="BRH Malayalam Extra" w:cs="BRH Devanagari Extra"/>
+                <w:color w:val="000000"/>
+                <w:szCs w:val="32"/>
+              </w:rPr>
+              <w:t>–</w:t>
+            </w:r>
+            <w:r>
+              <w:rPr>
+                <w:rFonts w:ascii="BRH Devanagari Extra" w:hAnsi="BRH Devanagari Extra" w:cs="BRH Devanagari Extra"/>
+                <w:color w:val="000000"/>
+                <w:sz w:val="32"/>
+                <w:szCs w:val="32"/>
+              </w:rPr>
+              <w:t xml:space="preserve">È | </w:t>
+            </w:r>
+          </w:p>
+        </w:tc>
+        <w:tc>
+          <w:tcPr>
+            <w:tcW w:w="7371" w:type="dxa"/>
+          </w:tcPr>
+          <w:p>
+            <w:pPr>
+              <w:widowControl w:val="0"/>
+              <w:autoSpaceDE w:val="0"/>
+              <w:autoSpaceDN w:val="0"/>
+              <w:adjustRightInd w:val="0"/>
+              <w:spacing w:before="0" w:line="240" w:lineRule="auto"/>
+              <w:rPr>
+                <w:rFonts w:ascii="BRH Devanagari Extra" w:hAnsi="BRH Devanagari Extra" w:cs="BRH Devanagari Extra"/>
+                <w:color w:val="000000"/>
+                <w:sz w:val="32"/>
+                <w:szCs w:val="32"/>
+              </w:rPr>
+            </w:pPr>
+            <w:r>
+              <w:rPr>
+                <w:rFonts w:cs="BRH Devanagari Extra"/>
+                <w:color w:val="000000"/>
+                <w:szCs w:val="32"/>
+              </w:rPr>
+              <w:t>57</w:t>
+            </w:r>
+            <w:r>
+              <w:rPr>
+                <w:rFonts w:ascii="BRH Devanagari Extra" w:hAnsi="BRH Devanagari Extra" w:cs="BRH Devanagari Extra"/>
+                <w:color w:val="000000"/>
+                <w:sz w:val="32"/>
+                <w:szCs w:val="32"/>
+              </w:rPr>
+              <w:t>)</w:t>
+            </w:r>
+            <w:r>
+              <w:rPr>
+                <w:rFonts w:ascii="BRH Devanagari Extra" w:hAnsi="BRH Devanagari Extra" w:cs="BRH Devanagari Extra"/>
+                <w:color w:val="000000"/>
+                <w:sz w:val="32"/>
+                <w:szCs w:val="32"/>
+              </w:rPr>
+              <w:tab/>
+            </w:r>
+            <w:r>
+              <w:rPr>
+                <w:rFonts w:cs="BRH Devanagari Extra"/>
+                <w:color w:val="000000"/>
+                <w:szCs w:val="32"/>
+              </w:rPr>
+              <w:t>3</w:t>
+            </w:r>
+            <w:r>
+              <w:rPr>
+                <w:rFonts w:ascii="BRH Devanagari Extra" w:hAnsi="BRH Devanagari Extra" w:cs="BRH Devanagari Extra"/>
+                <w:color w:val="000000"/>
+                <w:sz w:val="32"/>
+                <w:szCs w:val="32"/>
+              </w:rPr>
+              <w:t>.</w:t>
+            </w:r>
+            <w:r>
+              <w:rPr>
+                <w:rFonts w:cs="BRH Devanagari Extra"/>
+                <w:color w:val="000000"/>
+                <w:szCs w:val="32"/>
+              </w:rPr>
+              <w:t>4</w:t>
+            </w:r>
+            <w:r>
+              <w:rPr>
+                <w:rFonts w:ascii="BRH Devanagari Extra" w:hAnsi="BRH Devanagari Extra" w:cs="BRH Devanagari Extra"/>
+                <w:color w:val="000000"/>
+                <w:sz w:val="32"/>
+                <w:szCs w:val="32"/>
+              </w:rPr>
+              <w:t>.</w:t>
+            </w:r>
+            <w:r>
+              <w:rPr>
+                <w:rFonts w:cs="BRH Devanagari Extra"/>
+                <w:color w:val="000000"/>
+                <w:szCs w:val="32"/>
+              </w:rPr>
+              <w:t>9</w:t>
+            </w:r>
+            <w:r>
+              <w:rPr>
+                <w:rFonts w:ascii="BRH Devanagari Extra" w:hAnsi="BRH Devanagari Extra" w:cs="BRH Devanagari Extra"/>
+                <w:color w:val="000000"/>
+                <w:sz w:val="32"/>
+                <w:szCs w:val="32"/>
+              </w:rPr>
+              <w:t>.</w:t>
+            </w:r>
+            <w:r>
+              <w:rPr>
+                <w:rFonts w:cs="BRH Devanagari Extra"/>
+                <w:color w:val="000000"/>
+                <w:szCs w:val="32"/>
+              </w:rPr>
+              <w:t>6</w:t>
+            </w:r>
+            <w:r>
+              <w:rPr>
+                <w:rFonts w:ascii="BRH Devanagari Extra" w:hAnsi="BRH Devanagari Extra" w:cs="BRH Devanagari Extra"/>
+                <w:color w:val="000000"/>
+                <w:sz w:val="32"/>
+                <w:szCs w:val="32"/>
+              </w:rPr>
+              <w:t>(</w:t>
+            </w:r>
+            <w:r>
+              <w:rPr>
+                <w:rFonts w:cs="BRH Devanagari Extra"/>
+                <w:color w:val="000000"/>
+                <w:szCs w:val="32"/>
+              </w:rPr>
+              <w:t>47</w:t>
+            </w:r>
+            <w:r>
+              <w:rPr>
+                <w:rFonts w:ascii="BRH Devanagari Extra" w:hAnsi="BRH Devanagari Extra" w:cs="BRH Devanagari Extra"/>
+                <w:color w:val="000000"/>
+                <w:sz w:val="32"/>
+                <w:szCs w:val="32"/>
+              </w:rPr>
+              <w:t>)-</w:t>
+            </w:r>
+            <w:r>
+              <w:rPr>
+                <w:rFonts w:ascii="BRH Devanagari Extra" w:hAnsi="BRH Devanagari Extra" w:cs="BRH Devanagari Extra"/>
+                <w:color w:val="000000"/>
+                <w:sz w:val="32"/>
+                <w:szCs w:val="32"/>
+              </w:rPr>
+              <w:t xml:space="preserve"> </w:t>
+            </w:r>
+            <w:r>
+              <w:rPr>
+                <w:rFonts w:ascii="BRH Devanagari Extra" w:hAnsi="BRH Devanagari Extra" w:cs="BRH Devanagari Extra"/>
+                <w:color w:val="000000"/>
+                <w:sz w:val="32"/>
+                <w:szCs w:val="32"/>
+              </w:rPr>
+              <w:t>AlÉÑþqÉÌiÉÈ |</w:t>
+            </w:r>
+          </w:p>
+          <w:p>
+            <w:pPr>
+              <w:widowControl w:val="0"/>
+              <w:autoSpaceDE w:val="0"/>
+              <w:autoSpaceDN w:val="0"/>
+              <w:adjustRightInd w:val="0"/>
+              <w:spacing w:before="0" w:line="240" w:lineRule="auto"/>
+              <w:rPr>
+                <w:rFonts w:cs="BRH Devanagari Extra"/>
+                <w:color w:val="000000"/>
+                <w:szCs w:val="32"/>
+              </w:rPr>
+            </w:pPr>
+            <w:r>
+              <w:rPr>
+                <w:rFonts w:ascii="BRH Devanagari Extra" w:hAnsi="BRH Devanagari Extra" w:cs="BRH Devanagari Extra"/>
+                <w:color w:val="000000"/>
+                <w:sz w:val="32"/>
+                <w:szCs w:val="32"/>
+              </w:rPr>
+              <w:t>AlÉÑþqÉÌiÉ</w:t>
+            </w:r>
+            <w:r>
+              <w:rPr>
+                <w:rFonts w:ascii="BRH Malayalam Extra" w:hAnsi="BRH Malayalam Extra" w:cs="BRH Devanagari Extra"/>
+                <w:color w:val="000000"/>
+                <w:szCs w:val="32"/>
+              </w:rPr>
+              <w:t>–</w:t>
+            </w:r>
+            <w:r>
+              <w:rPr>
+                <w:rFonts w:ascii="BRH Devanagari Extra" w:hAnsi="BRH Devanagari Extra" w:cs="BRH Devanagari Extra"/>
+                <w:color w:val="000000"/>
+                <w:sz w:val="32"/>
+                <w:szCs w:val="32"/>
+              </w:rPr>
+              <w:t>ËUirÉ</w:t>
+            </w:r>
+            <w:r>
+              <w:rPr>
+                <w:rFonts w:ascii="BRH Devanagari Extra" w:hAnsi="BRH Devanagari Extra" w:cs="BRH Devanagari Extra"/>
+                <w:color w:val="000000"/>
+                <w:sz w:val="32"/>
+                <w:szCs w:val="32"/>
+                <w:highlight w:val="green"/>
+              </w:rPr>
+              <w:t>lÉþ</w:t>
+            </w:r>
+            <w:r>
+              <w:rPr>
+                <w:rFonts w:ascii="BRH Devanagari Extra" w:hAnsi="BRH Devanagari Extra" w:cs="BRH Devanagari Extra"/>
+                <w:color w:val="000000"/>
+                <w:sz w:val="32"/>
+                <w:szCs w:val="32"/>
+              </w:rPr>
+              <w:t>Ñ - qÉ</w:t>
+            </w:r>
+            <w:r>
+              <w:rPr>
+                <w:rFonts w:ascii="BRH Malayalam Extra" w:hAnsi="BRH Malayalam Extra" w:cs="BRH Devanagari Extra"/>
+                <w:color w:val="000000"/>
+                <w:szCs w:val="32"/>
+              </w:rPr>
+              <w:t>–</w:t>
+            </w:r>
+            <w:r>
+              <w:rPr>
+                <w:rFonts w:ascii="BRH Devanagari Extra" w:hAnsi="BRH Devanagari Extra" w:cs="BRH Devanagari Extra"/>
+                <w:color w:val="000000"/>
+                <w:sz w:val="32"/>
+                <w:szCs w:val="32"/>
+              </w:rPr>
+              <w:t>ÌiÉ</w:t>
+            </w:r>
+            <w:r>
+              <w:rPr>
+                <w:rFonts w:ascii="BRH Malayalam Extra" w:hAnsi="BRH Malayalam Extra" w:cs="BRH Devanagari Extra"/>
+                <w:color w:val="000000"/>
+                <w:szCs w:val="32"/>
+              </w:rPr>
+              <w:t>–</w:t>
+            </w:r>
+            <w:r>
+              <w:rPr>
+                <w:rFonts w:ascii="BRH Devanagari Extra" w:hAnsi="BRH Devanagari Extra" w:cs="BRH Devanagari Extra"/>
+                <w:color w:val="000000"/>
+                <w:sz w:val="32"/>
+                <w:szCs w:val="32"/>
+              </w:rPr>
+              <w:t xml:space="preserve">È | </w:t>
+            </w:r>
+          </w:p>
+        </w:tc>
+      </w:tr>
+    </w:tbl>
+    <w:p>
+      <w:pPr>
+        <w:spacing w:before="0" w:line="240" w:lineRule="auto"/>
+        <w:jc w:val="center"/>
+        <w:rPr>
+          <w:b/>
+          <w:bCs/>
+          <w:sz w:val="32"/>
+          <w:szCs w:val="32"/>
+          <w:u w:val="single"/>
+        </w:rPr>
+      </w:pPr>
+    </w:p>
+    <w:p>
+      <w:pPr>
+        <w:spacing w:before="0" w:line="240" w:lineRule="auto"/>
+        <w:jc w:val="center"/>
+        <w:rPr>
+          <w:b/>
+          <w:bCs/>
+          <w:sz w:val="32"/>
+          <w:szCs w:val="32"/>
+          <w:u w:val="single"/>
+        </w:rPr>
+      </w:pPr>
+    </w:p>
+    <w:p>
+      <w:pPr>
+        <w:spacing w:before="0" w:line="240" w:lineRule="auto"/>
+        <w:jc w:val="center"/>
+        <w:rPr>
+          <w:b/>
+          <w:bCs/>
+          <w:sz w:val="32"/>
+          <w:szCs w:val="32"/>
+          <w:u w:val="single"/>
+        </w:rPr>
+      </w:pPr>
+    </w:p>
     <w:p>
       <w:pPr>
         <w:spacing w:before="0" w:line="240" w:lineRule="auto"/>
@@ -321,6 +2563,7 @@
                 <w:color w:val="000000"/>
                 <w:szCs w:val="32"/>
               </w:rPr>
+              <w:lastRenderedPageBreak/>
               <w:t>15</w:t>
             </w:r>
             <w:r>
@@ -3162,7 +5405,6 @@
                 <w:color w:val="000000"/>
                 <w:szCs w:val="32"/>
               </w:rPr>
-              <w:lastRenderedPageBreak/>
               <w:t>29</w:t>
             </w:r>
             <w:r>
@@ -3653,6 +5895,7 @@
                 <w:sz w:val="32"/>
                 <w:szCs w:val="32"/>
               </w:rPr>
+              <w:lastRenderedPageBreak/>
               <w:t>AÉ</w:t>
             </w:r>
             <w:r>
@@ -3757,6 +6000,7 @@
                 <w:color w:val="000000"/>
                 <w:szCs w:val="32"/>
               </w:rPr>
+              <w:lastRenderedPageBreak/>
               <w:t>29</w:t>
             </w:r>
             <w:r>
@@ -4254,6 +6498,7 @@
                 <w:sz w:val="32"/>
                 <w:szCs w:val="32"/>
               </w:rPr>
+              <w:lastRenderedPageBreak/>
               <w:t>AÉ</w:t>
             </w:r>
             <w:r>
@@ -4355,6 +6600,7 @@
                 <w:color w:val="000000"/>
                 <w:szCs w:val="32"/>
               </w:rPr>
+              <w:lastRenderedPageBreak/>
               <w:t>36</w:t>
             </w:r>
             <w:r>
@@ -6720,7 +8966,6 @@
                 <w:sz w:val="32"/>
                 <w:szCs w:val="32"/>
               </w:rPr>
-              <w:lastRenderedPageBreak/>
               <w:t>xÉÔrÉïþU</w:t>
             </w:r>
             <w:r>
@@ -7142,7 +9387,6 @@
                 <w:color w:val="000000"/>
                 <w:szCs w:val="32"/>
               </w:rPr>
-              <w:lastRenderedPageBreak/>
               <w:t>36</w:t>
             </w:r>
             <w:r>
@@ -7699,7 +9943,6 @@
                 <w:sz w:val="32"/>
                 <w:szCs w:val="32"/>
               </w:rPr>
-              <w:lastRenderedPageBreak/>
               <w:t>xÉÔrÉïþU</w:t>
             </w:r>
             <w:r>
@@ -17276,7 +19519,7 @@
 </file>
 
 <file path=word/endnotes.xml><?xml version="1.0" encoding="utf-8"?>
-<w:endnotes xmlns:wpc="http://schemas.microsoft.com/office/word/2010/wordprocessingCanvas" xmlns:cx="http://schemas.microsoft.com/office/drawing/2014/chartex" xmlns:cx1="http://schemas.microsoft.com/office/drawing/2015/9/8/chartex" xmlns:cx2="http://schemas.microsoft.com/office/drawing/2015/10/21/chartex" xmlns:cx3="http://schemas.microsoft.com/office/drawing/2016/5/9/chartex" xmlns:cx4="http://schemas.microsoft.com/office/drawing/2016/5/10/chartex" xmlns:cx5="http://schemas.microsoft.com/office/drawing/2016/5/11/chartex" xmlns:cx6="http://schemas.microsoft.com/office/drawing/2016/5/12/chartex" xmlns:cx7="http://schemas.microsoft.com/office/drawing/2016/5/13/chartex" xmlns:cx8="http://schemas.microsoft.com/office/drawing/2016/5/14/chartex" xmlns:mc="http://schemas.openxmlformats.org/markup-compatibility/2006" xmlns:aink="http://schemas.microsoft.com/office/drawing/2016/ink" xmlns:am3d="http://schemas.microsoft.com/office/drawing/2017/model3d" xmlns:o="urn:schemas-microsoft-com:office:office" xmlns:oel="http://schemas.microsoft.com/office/2019/extlst" xmlns:r="http://schemas.openxmlformats.org/officeDocument/2006/relationships" xmlns:m="http://schemas.openxmlformats.org/officeDocument/2006/math" xmlns:v="urn:schemas-microsoft-com:vml" xmlns:wp14="http://schemas.microsoft.com/office/word/2010/wordprocessingDrawing" xmlns:wp="http://schemas.openxmlformats.org/drawingml/2006/wordprocessingDrawing" xmlns:w10="urn:schemas-microsoft-com:office:word" xmlns:w="http://schemas.openxmlformats.org/wordprocessingml/2006/main" xmlns:w14="http://schemas.microsoft.com/office/word/2010/wordml" xmlns:w15="http://schemas.microsoft.com/office/word/2012/wordml" xmlns:w16cex="http://schemas.microsoft.com/office/word/2018/wordml/cex" xmlns:w16cid="http://schemas.microsoft.com/office/word/2016/wordml/cid" xmlns:w16="http://schemas.microsoft.com/office/word/2018/wordml" xmlns:w16sdtdh="http://schemas.microsoft.com/office/word/2020/wordml/sdtdatahash" xmlns:w16se="http://schemas.microsoft.com/office/word/2015/wordml/symex" xmlns:wpg="http://schemas.microsoft.com/office/word/2010/wordprocessingGroup" xmlns:wpi="http://schemas.microsoft.com/office/word/2010/wordprocessingInk" xmlns:wne="http://schemas.microsoft.com/office/word/2006/wordml" xmlns:wps="http://schemas.microsoft.com/office/word/2010/wordprocessingShape" mc:Ignorable="w14 w15 w16se w16cid w16 w16cex w16sdtdh wp14">
+<w:endnotes xmlns:wpc="http://schemas.microsoft.com/office/word/2010/wordprocessingCanvas" xmlns:cx="http://schemas.microsoft.com/office/drawing/2014/chartex" xmlns:cx1="http://schemas.microsoft.com/office/drawing/2015/9/8/chartex" xmlns:cx2="http://schemas.microsoft.com/office/drawing/2015/10/21/chartex" xmlns:cx3="http://schemas.microsoft.com/office/drawing/2016/5/9/chartex" xmlns:cx4="http://schemas.microsoft.com/office/drawing/2016/5/10/chartex" xmlns:cx5="http://schemas.microsoft.com/office/drawing/2016/5/11/chartex" xmlns:cx6="http://schemas.microsoft.com/office/drawing/2016/5/12/chartex" xmlns:cx7="http://schemas.microsoft.com/office/drawing/2016/5/13/chartex" xmlns:cx8="http://schemas.microsoft.com/office/drawing/2016/5/14/chartex" xmlns:mc="http://schemas.openxmlformats.org/markup-compatibility/2006" xmlns:aink="http://schemas.microsoft.com/office/drawing/2016/ink" xmlns:am3d="http://schemas.microsoft.com/office/drawing/2017/model3d" xmlns:o="urn:schemas-microsoft-com:office:office" xmlns:oel="http://schemas.microsoft.com/office/2019/extlst" xmlns:r="http://schemas.openxmlformats.org/officeDocument/2006/relationships" xmlns:m="http://schemas.openxmlformats.org/officeDocument/2006/math" xmlns:v="urn:schemas-microsoft-com:vml" xmlns:wp14="http://schemas.microsoft.com/office/word/2010/wordprocessingDrawing" xmlns:wp="http://schemas.openxmlformats.org/drawingml/2006/wordprocessingDrawing" xmlns:w10="urn:schemas-microsoft-com:office:word" xmlns:w="http://schemas.openxmlformats.org/wordprocessingml/2006/main" xmlns:w14="http://schemas.microsoft.com/office/word/2010/wordml" xmlns:w15="http://schemas.microsoft.com/office/word/2012/wordml" xmlns:w16cei="http://schemas.microsoft.com/office/word/2026/wordml/cei" xmlns:w16cex="http://schemas.microsoft.com/office/word/2018/wordml/cex" xmlns:w16cid="http://schemas.microsoft.com/office/word/2016/wordml/cid" xmlns:w16="http://schemas.microsoft.com/office/word/2018/wordml" xmlns:w16du="http://schemas.microsoft.com/office/word/2023/wordml/word16du" xmlns:w16sdtdh="http://schemas.microsoft.com/office/word/2020/wordml/sdtdatahash" xmlns:w16sdtfl="http://schemas.microsoft.com/office/word/2024/wordml/sdtformatlock" xmlns:w16se="http://schemas.microsoft.com/office/word/2015/wordml/symex" xmlns:wpg="http://schemas.microsoft.com/office/word/2010/wordprocessingGroup" xmlns:wpi="http://schemas.microsoft.com/office/word/2010/wordprocessingInk" xmlns:wne="http://schemas.microsoft.com/office/word/2006/wordml" xmlns:wps="http://schemas.microsoft.com/office/word/2010/wordprocessingShape" mc:Ignorable="w14 w15 w16se w16cid w16 w16cex w16sdtdh w16sdtfl w16du wp14">
   <w:endnote w:type="separator" w:id="-1">
     <w:p>
       <w:pPr>
@@ -17301,7 +19544,7 @@
 </file>
 
 <file path=word/footer1.xml><?xml version="1.0" encoding="utf-8"?>
-<w:ftr xmlns:wpc="http://schemas.microsoft.com/office/word/2010/wordprocessingCanvas" xmlns:cx="http://schemas.microsoft.com/office/drawing/2014/chartex" xmlns:cx1="http://schemas.microsoft.com/office/drawing/2015/9/8/chartex" xmlns:cx2="http://schemas.microsoft.com/office/drawing/2015/10/21/chartex" xmlns:cx3="http://schemas.microsoft.com/office/drawing/2016/5/9/chartex" xmlns:cx4="http://schemas.microsoft.com/office/drawing/2016/5/10/chartex" xmlns:cx5="http://schemas.microsoft.com/office/drawing/2016/5/11/chartex" xmlns:cx6="http://schemas.microsoft.com/office/drawing/2016/5/12/chartex" xmlns:cx7="http://schemas.microsoft.com/office/drawing/2016/5/13/chartex" xmlns:cx8="http://schemas.microsoft.com/office/drawing/2016/5/14/chartex" xmlns:mc="http://schemas.openxmlformats.org/markup-compatibility/2006" xmlns:aink="http://schemas.microsoft.com/office/drawing/2016/ink" xmlns:am3d="http://schemas.microsoft.com/office/drawing/2017/model3d" xmlns:o="urn:schemas-microsoft-com:office:office" xmlns:oel="http://schemas.microsoft.com/office/2019/extlst" xmlns:r="http://schemas.openxmlformats.org/officeDocument/2006/relationships" xmlns:m="http://schemas.openxmlformats.org/officeDocument/2006/math" xmlns:v="urn:schemas-microsoft-com:vml" xmlns:wp14="http://schemas.microsoft.com/office/word/2010/wordprocessingDrawing" xmlns:wp="http://schemas.openxmlformats.org/drawingml/2006/wordprocessingDrawing" xmlns:w10="urn:schemas-microsoft-com:office:word" xmlns:w="http://schemas.openxmlformats.org/wordprocessingml/2006/main" xmlns:w14="http://schemas.microsoft.com/office/word/2010/wordml" xmlns:w15="http://schemas.microsoft.com/office/word/2012/wordml" xmlns:w16cex="http://schemas.microsoft.com/office/word/2018/wordml/cex" xmlns:w16cid="http://schemas.microsoft.com/office/word/2016/wordml/cid" xmlns:w16="http://schemas.microsoft.com/office/word/2018/wordml" xmlns:w16sdtdh="http://schemas.microsoft.com/office/word/2020/wordml/sdtdatahash" xmlns:w16se="http://schemas.microsoft.com/office/word/2015/wordml/symex" xmlns:wpg="http://schemas.microsoft.com/office/word/2010/wordprocessingGroup" xmlns:wpi="http://schemas.microsoft.com/office/word/2010/wordprocessingInk" xmlns:wne="http://schemas.microsoft.com/office/word/2006/wordml" xmlns:wps="http://schemas.microsoft.com/office/word/2010/wordprocessingShape" mc:Ignorable="w14 w15 w16se w16cid w16 w16cex w16sdtdh wp14">
+<w:ftr xmlns:wpc="http://schemas.microsoft.com/office/word/2010/wordprocessingCanvas" xmlns:cx="http://schemas.microsoft.com/office/drawing/2014/chartex" xmlns:cx1="http://schemas.microsoft.com/office/drawing/2015/9/8/chartex" xmlns:cx2="http://schemas.microsoft.com/office/drawing/2015/10/21/chartex" xmlns:cx3="http://schemas.microsoft.com/office/drawing/2016/5/9/chartex" xmlns:cx4="http://schemas.microsoft.com/office/drawing/2016/5/10/chartex" xmlns:cx5="http://schemas.microsoft.com/office/drawing/2016/5/11/chartex" xmlns:cx6="http://schemas.microsoft.com/office/drawing/2016/5/12/chartex" xmlns:cx7="http://schemas.microsoft.com/office/drawing/2016/5/13/chartex" xmlns:cx8="http://schemas.microsoft.com/office/drawing/2016/5/14/chartex" xmlns:mc="http://schemas.openxmlformats.org/markup-compatibility/2006" xmlns:aink="http://schemas.microsoft.com/office/drawing/2016/ink" xmlns:am3d="http://schemas.microsoft.com/office/drawing/2017/model3d" xmlns:o="urn:schemas-microsoft-com:office:office" xmlns:oel="http://schemas.microsoft.com/office/2019/extlst" xmlns:r="http://schemas.openxmlformats.org/officeDocument/2006/relationships" xmlns:m="http://schemas.openxmlformats.org/officeDocument/2006/math" xmlns:v="urn:schemas-microsoft-com:vml" xmlns:wp14="http://schemas.microsoft.com/office/word/2010/wordprocessingDrawing" xmlns:wp="http://schemas.openxmlformats.org/drawingml/2006/wordprocessingDrawing" xmlns:w10="urn:schemas-microsoft-com:office:word" xmlns:w="http://schemas.openxmlformats.org/wordprocessingml/2006/main" xmlns:w14="http://schemas.microsoft.com/office/word/2010/wordml" xmlns:w15="http://schemas.microsoft.com/office/word/2012/wordml" xmlns:w16cei="http://schemas.microsoft.com/office/word/2026/wordml/cei" xmlns:w16cex="http://schemas.microsoft.com/office/word/2018/wordml/cex" xmlns:w16cid="http://schemas.microsoft.com/office/word/2016/wordml/cid" xmlns:w16="http://schemas.microsoft.com/office/word/2018/wordml" xmlns:w16du="http://schemas.microsoft.com/office/word/2023/wordml/word16du" xmlns:w16sdtdh="http://schemas.microsoft.com/office/word/2020/wordml/sdtdatahash" xmlns:w16sdtfl="http://schemas.microsoft.com/office/word/2024/wordml/sdtformatlock" xmlns:w16se="http://schemas.microsoft.com/office/word/2015/wordml/symex" xmlns:wpg="http://schemas.microsoft.com/office/word/2010/wordprocessingGroup" xmlns:wpi="http://schemas.microsoft.com/office/word/2010/wordprocessingInk" xmlns:wne="http://schemas.microsoft.com/office/word/2006/wordml" xmlns:wps="http://schemas.microsoft.com/office/word/2010/wordprocessingShape" mc:Ignorable="w14 w15 w16se w16cid w16 w16cex w16sdtdh w16sdtfl w16du wp14">
   <w:p>
     <w:pPr>
       <w:pBdr>
@@ -17483,7 +19726,7 @@
 </file>
 
 <file path=word/footer2.xml><?xml version="1.0" encoding="utf-8"?>
-<w:ftr xmlns:wpc="http://schemas.microsoft.com/office/word/2010/wordprocessingCanvas" xmlns:cx="http://schemas.microsoft.com/office/drawing/2014/chartex" xmlns:cx1="http://schemas.microsoft.com/office/drawing/2015/9/8/chartex" xmlns:cx2="http://schemas.microsoft.com/office/drawing/2015/10/21/chartex" xmlns:cx3="http://schemas.microsoft.com/office/drawing/2016/5/9/chartex" xmlns:cx4="http://schemas.microsoft.com/office/drawing/2016/5/10/chartex" xmlns:cx5="http://schemas.microsoft.com/office/drawing/2016/5/11/chartex" xmlns:cx6="http://schemas.microsoft.com/office/drawing/2016/5/12/chartex" xmlns:cx7="http://schemas.microsoft.com/office/drawing/2016/5/13/chartex" xmlns:cx8="http://schemas.microsoft.com/office/drawing/2016/5/14/chartex" xmlns:mc="http://schemas.openxmlformats.org/markup-compatibility/2006" xmlns:aink="http://schemas.microsoft.com/office/drawing/2016/ink" xmlns:am3d="http://schemas.microsoft.com/office/drawing/2017/model3d" xmlns:o="urn:schemas-microsoft-com:office:office" xmlns:oel="http://schemas.microsoft.com/office/2019/extlst" xmlns:r="http://schemas.openxmlformats.org/officeDocument/2006/relationships" xmlns:m="http://schemas.openxmlformats.org/officeDocument/2006/math" xmlns:v="urn:schemas-microsoft-com:vml" xmlns:wp14="http://schemas.microsoft.com/office/word/2010/wordprocessingDrawing" xmlns:wp="http://schemas.openxmlformats.org/drawingml/2006/wordprocessingDrawing" xmlns:w10="urn:schemas-microsoft-com:office:word" xmlns:w="http://schemas.openxmlformats.org/wordprocessingml/2006/main" xmlns:w14="http://schemas.microsoft.com/office/word/2010/wordml" xmlns:w15="http://schemas.microsoft.com/office/word/2012/wordml" xmlns:w16cex="http://schemas.microsoft.com/office/word/2018/wordml/cex" xmlns:w16cid="http://schemas.microsoft.com/office/word/2016/wordml/cid" xmlns:w16="http://schemas.microsoft.com/office/word/2018/wordml" xmlns:w16sdtdh="http://schemas.microsoft.com/office/word/2020/wordml/sdtdatahash" xmlns:w16se="http://schemas.microsoft.com/office/word/2015/wordml/symex" xmlns:wpg="http://schemas.microsoft.com/office/word/2010/wordprocessingGroup" xmlns:wpi="http://schemas.microsoft.com/office/word/2010/wordprocessingInk" xmlns:wne="http://schemas.microsoft.com/office/word/2006/wordml" xmlns:wps="http://schemas.microsoft.com/office/word/2010/wordprocessingShape" mc:Ignorable="w14 w15 w16se w16cid w16 w16cex w16sdtdh wp14">
+<w:ftr xmlns:wpc="http://schemas.microsoft.com/office/word/2010/wordprocessingCanvas" xmlns:cx="http://schemas.microsoft.com/office/drawing/2014/chartex" xmlns:cx1="http://schemas.microsoft.com/office/drawing/2015/9/8/chartex" xmlns:cx2="http://schemas.microsoft.com/office/drawing/2015/10/21/chartex" xmlns:cx3="http://schemas.microsoft.com/office/drawing/2016/5/9/chartex" xmlns:cx4="http://schemas.microsoft.com/office/drawing/2016/5/10/chartex" xmlns:cx5="http://schemas.microsoft.com/office/drawing/2016/5/11/chartex" xmlns:cx6="http://schemas.microsoft.com/office/drawing/2016/5/12/chartex" xmlns:cx7="http://schemas.microsoft.com/office/drawing/2016/5/13/chartex" xmlns:cx8="http://schemas.microsoft.com/office/drawing/2016/5/14/chartex" xmlns:mc="http://schemas.openxmlformats.org/markup-compatibility/2006" xmlns:aink="http://schemas.microsoft.com/office/drawing/2016/ink" xmlns:am3d="http://schemas.microsoft.com/office/drawing/2017/model3d" xmlns:o="urn:schemas-microsoft-com:office:office" xmlns:oel="http://schemas.microsoft.com/office/2019/extlst" xmlns:r="http://schemas.openxmlformats.org/officeDocument/2006/relationships" xmlns:m="http://schemas.openxmlformats.org/officeDocument/2006/math" xmlns:v="urn:schemas-microsoft-com:vml" xmlns:wp14="http://schemas.microsoft.com/office/word/2010/wordprocessingDrawing" xmlns:wp="http://schemas.openxmlformats.org/drawingml/2006/wordprocessingDrawing" xmlns:w10="urn:schemas-microsoft-com:office:word" xmlns:w="http://schemas.openxmlformats.org/wordprocessingml/2006/main" xmlns:w14="http://schemas.microsoft.com/office/word/2010/wordml" xmlns:w15="http://schemas.microsoft.com/office/word/2012/wordml" xmlns:w16cei="http://schemas.microsoft.com/office/word/2026/wordml/cei" xmlns:w16cex="http://schemas.microsoft.com/office/word/2018/wordml/cex" xmlns:w16cid="http://schemas.microsoft.com/office/word/2016/wordml/cid" xmlns:w16="http://schemas.microsoft.com/office/word/2018/wordml" xmlns:w16du="http://schemas.microsoft.com/office/word/2023/wordml/word16du" xmlns:w16sdtdh="http://schemas.microsoft.com/office/word/2020/wordml/sdtdatahash" xmlns:w16sdtfl="http://schemas.microsoft.com/office/word/2024/wordml/sdtformatlock" xmlns:w16se="http://schemas.microsoft.com/office/word/2015/wordml/symex" xmlns:wpg="http://schemas.microsoft.com/office/word/2010/wordprocessingGroup" xmlns:wpi="http://schemas.microsoft.com/office/word/2010/wordprocessingInk" xmlns:wne="http://schemas.microsoft.com/office/word/2006/wordml" xmlns:wps="http://schemas.microsoft.com/office/word/2010/wordprocessingShape" mc:Ignorable="w14 w15 w16se w16cid w16 w16cex w16sdtdh w16sdtfl w16du wp14">
   <w:p>
     <w:pPr>
       <w:pBdr>
@@ -17689,7 +19932,7 @@
 </file>
 
 <file path=word/footnotes.xml><?xml version="1.0" encoding="utf-8"?>
-<w:footnotes xmlns:wpc="http://schemas.microsoft.com/office/word/2010/wordprocessingCanvas" xmlns:cx="http://schemas.microsoft.com/office/drawing/2014/chartex" xmlns:cx1="http://schemas.microsoft.com/office/drawing/2015/9/8/chartex" xmlns:cx2="http://schemas.microsoft.com/office/drawing/2015/10/21/chartex" xmlns:cx3="http://schemas.microsoft.com/office/drawing/2016/5/9/chartex" xmlns:cx4="http://schemas.microsoft.com/office/drawing/2016/5/10/chartex" xmlns:cx5="http://schemas.microsoft.com/office/drawing/2016/5/11/chartex" xmlns:cx6="http://schemas.microsoft.com/office/drawing/2016/5/12/chartex" xmlns:cx7="http://schemas.microsoft.com/office/drawing/2016/5/13/chartex" xmlns:cx8="http://schemas.microsoft.com/office/drawing/2016/5/14/chartex" xmlns:mc="http://schemas.openxmlformats.org/markup-compatibility/2006" xmlns:aink="http://schemas.microsoft.com/office/drawing/2016/ink" xmlns:am3d="http://schemas.microsoft.com/office/drawing/2017/model3d" xmlns:o="urn:schemas-microsoft-com:office:office" xmlns:oel="http://schemas.microsoft.com/office/2019/extlst" xmlns:r="http://schemas.openxmlformats.org/officeDocument/2006/relationships" xmlns:m="http://schemas.openxmlformats.org/officeDocument/2006/math" xmlns:v="urn:schemas-microsoft-com:vml" xmlns:wp14="http://schemas.microsoft.com/office/word/2010/wordprocessingDrawing" xmlns:wp="http://schemas.openxmlformats.org/drawingml/2006/wordprocessingDrawing" xmlns:w10="urn:schemas-microsoft-com:office:word" xmlns:w="http://schemas.openxmlformats.org/wordprocessingml/2006/main" xmlns:w14="http://schemas.microsoft.com/office/word/2010/wordml" xmlns:w15="http://schemas.microsoft.com/office/word/2012/wordml" xmlns:w16cex="http://schemas.microsoft.com/office/word/2018/wordml/cex" xmlns:w16cid="http://schemas.microsoft.com/office/word/2016/wordml/cid" xmlns:w16="http://schemas.microsoft.com/office/word/2018/wordml" xmlns:w16sdtdh="http://schemas.microsoft.com/office/word/2020/wordml/sdtdatahash" xmlns:w16se="http://schemas.microsoft.com/office/word/2015/wordml/symex" xmlns:wpg="http://schemas.microsoft.com/office/word/2010/wordprocessingGroup" xmlns:wpi="http://schemas.microsoft.com/office/word/2010/wordprocessingInk" xmlns:wne="http://schemas.microsoft.com/office/word/2006/wordml" xmlns:wps="http://schemas.microsoft.com/office/word/2010/wordprocessingShape" mc:Ignorable="w14 w15 w16se w16cid w16 w16cex w16sdtdh wp14">
+<w:footnotes xmlns:wpc="http://schemas.microsoft.com/office/word/2010/wordprocessingCanvas" xmlns:cx="http://schemas.microsoft.com/office/drawing/2014/chartex" xmlns:cx1="http://schemas.microsoft.com/office/drawing/2015/9/8/chartex" xmlns:cx2="http://schemas.microsoft.com/office/drawing/2015/10/21/chartex" xmlns:cx3="http://schemas.microsoft.com/office/drawing/2016/5/9/chartex" xmlns:cx4="http://schemas.microsoft.com/office/drawing/2016/5/10/chartex" xmlns:cx5="http://schemas.microsoft.com/office/drawing/2016/5/11/chartex" xmlns:cx6="http://schemas.microsoft.com/office/drawing/2016/5/12/chartex" xmlns:cx7="http://schemas.microsoft.com/office/drawing/2016/5/13/chartex" xmlns:cx8="http://schemas.microsoft.com/office/drawing/2016/5/14/chartex" xmlns:mc="http://schemas.openxmlformats.org/markup-compatibility/2006" xmlns:aink="http://schemas.microsoft.com/office/drawing/2016/ink" xmlns:am3d="http://schemas.microsoft.com/office/drawing/2017/model3d" xmlns:o="urn:schemas-microsoft-com:office:office" xmlns:oel="http://schemas.microsoft.com/office/2019/extlst" xmlns:r="http://schemas.openxmlformats.org/officeDocument/2006/relationships" xmlns:m="http://schemas.openxmlformats.org/officeDocument/2006/math" xmlns:v="urn:schemas-microsoft-com:vml" xmlns:wp14="http://schemas.microsoft.com/office/word/2010/wordprocessingDrawing" xmlns:wp="http://schemas.openxmlformats.org/drawingml/2006/wordprocessingDrawing" xmlns:w10="urn:schemas-microsoft-com:office:word" xmlns:w="http://schemas.openxmlformats.org/wordprocessingml/2006/main" xmlns:w14="http://schemas.microsoft.com/office/word/2010/wordml" xmlns:w15="http://schemas.microsoft.com/office/word/2012/wordml" xmlns:w16cei="http://schemas.microsoft.com/office/word/2026/wordml/cei" xmlns:w16cex="http://schemas.microsoft.com/office/word/2018/wordml/cex" xmlns:w16cid="http://schemas.microsoft.com/office/word/2016/wordml/cid" xmlns:w16="http://schemas.microsoft.com/office/word/2018/wordml" xmlns:w16du="http://schemas.microsoft.com/office/word/2023/wordml/word16du" xmlns:w16sdtdh="http://schemas.microsoft.com/office/word/2020/wordml/sdtdatahash" xmlns:w16sdtfl="http://schemas.microsoft.com/office/word/2024/wordml/sdtformatlock" xmlns:w16se="http://schemas.microsoft.com/office/word/2015/wordml/symex" xmlns:wpg="http://schemas.microsoft.com/office/word/2010/wordprocessingGroup" xmlns:wpi="http://schemas.microsoft.com/office/word/2010/wordprocessingInk" xmlns:wne="http://schemas.microsoft.com/office/word/2006/wordml" xmlns:wps="http://schemas.microsoft.com/office/word/2010/wordprocessingShape" mc:Ignorable="w14 w15 w16se w16cid w16 w16cex w16sdtdh w16sdtfl w16du wp14">
   <w:footnote w:type="separator" w:id="-1">
     <w:p>
       <w:pPr>
@@ -17714,7 +19957,7 @@
 </file>
 
 <file path=word/header1.xml><?xml version="1.0" encoding="utf-8"?>
-<w:hdr xmlns:wpc="http://schemas.microsoft.com/office/word/2010/wordprocessingCanvas" xmlns:cx="http://schemas.microsoft.com/office/drawing/2014/chartex" xmlns:cx1="http://schemas.microsoft.com/office/drawing/2015/9/8/chartex" xmlns:cx2="http://schemas.microsoft.com/office/drawing/2015/10/21/chartex" xmlns:cx3="http://schemas.microsoft.com/office/drawing/2016/5/9/chartex" xmlns:cx4="http://schemas.microsoft.com/office/drawing/2016/5/10/chartex" xmlns:cx5="http://schemas.microsoft.com/office/drawing/2016/5/11/chartex" xmlns:cx6="http://schemas.microsoft.com/office/drawing/2016/5/12/chartex" xmlns:cx7="http://schemas.microsoft.com/office/drawing/2016/5/13/chartex" xmlns:cx8="http://schemas.microsoft.com/office/drawing/2016/5/14/chartex" xmlns:mc="http://schemas.openxmlformats.org/markup-compatibility/2006" xmlns:aink="http://schemas.microsoft.com/office/drawing/2016/ink" xmlns:am3d="http://schemas.microsoft.com/office/drawing/2017/model3d" xmlns:o="urn:schemas-microsoft-com:office:office" xmlns:oel="http://schemas.microsoft.com/office/2019/extlst" xmlns:r="http://schemas.openxmlformats.org/officeDocument/2006/relationships" xmlns:m="http://schemas.openxmlformats.org/officeDocument/2006/math" xmlns:v="urn:schemas-microsoft-com:vml" xmlns:wp14="http://schemas.microsoft.com/office/word/2010/wordprocessingDrawing" xmlns:wp="http://schemas.openxmlformats.org/drawingml/2006/wordprocessingDrawing" xmlns:w10="urn:schemas-microsoft-com:office:word" xmlns:w="http://schemas.openxmlformats.org/wordprocessingml/2006/main" xmlns:w14="http://schemas.microsoft.com/office/word/2010/wordml" xmlns:w15="http://schemas.microsoft.com/office/word/2012/wordml" xmlns:w16cex="http://schemas.microsoft.com/office/word/2018/wordml/cex" xmlns:w16cid="http://schemas.microsoft.com/office/word/2016/wordml/cid" xmlns:w16="http://schemas.microsoft.com/office/word/2018/wordml" xmlns:w16sdtdh="http://schemas.microsoft.com/office/word/2020/wordml/sdtdatahash" xmlns:w16se="http://schemas.microsoft.com/office/word/2015/wordml/symex" xmlns:wpg="http://schemas.microsoft.com/office/word/2010/wordprocessingGroup" xmlns:wpi="http://schemas.microsoft.com/office/word/2010/wordprocessingInk" xmlns:wne="http://schemas.microsoft.com/office/word/2006/wordml" xmlns:wps="http://schemas.microsoft.com/office/word/2010/wordprocessingShape" mc:Ignorable="w14 w15 w16se w16cid w16 w16cex w16sdtdh wp14">
+<w:hdr xmlns:wpc="http://schemas.microsoft.com/office/word/2010/wordprocessingCanvas" xmlns:cx="http://schemas.microsoft.com/office/drawing/2014/chartex" xmlns:cx1="http://schemas.microsoft.com/office/drawing/2015/9/8/chartex" xmlns:cx2="http://schemas.microsoft.com/office/drawing/2015/10/21/chartex" xmlns:cx3="http://schemas.microsoft.com/office/drawing/2016/5/9/chartex" xmlns:cx4="http://schemas.microsoft.com/office/drawing/2016/5/10/chartex" xmlns:cx5="http://schemas.microsoft.com/office/drawing/2016/5/11/chartex" xmlns:cx6="http://schemas.microsoft.com/office/drawing/2016/5/12/chartex" xmlns:cx7="http://schemas.microsoft.com/office/drawing/2016/5/13/chartex" xmlns:cx8="http://schemas.microsoft.com/office/drawing/2016/5/14/chartex" xmlns:mc="http://schemas.openxmlformats.org/markup-compatibility/2006" xmlns:aink="http://schemas.microsoft.com/office/drawing/2016/ink" xmlns:am3d="http://schemas.microsoft.com/office/drawing/2017/model3d" xmlns:o="urn:schemas-microsoft-com:office:office" xmlns:oel="http://schemas.microsoft.com/office/2019/extlst" xmlns:r="http://schemas.openxmlformats.org/officeDocument/2006/relationships" xmlns:m="http://schemas.openxmlformats.org/officeDocument/2006/math" xmlns:v="urn:schemas-microsoft-com:vml" xmlns:wp14="http://schemas.microsoft.com/office/word/2010/wordprocessingDrawing" xmlns:wp="http://schemas.openxmlformats.org/drawingml/2006/wordprocessingDrawing" xmlns:w10="urn:schemas-microsoft-com:office:word" xmlns:w="http://schemas.openxmlformats.org/wordprocessingml/2006/main" xmlns:w14="http://schemas.microsoft.com/office/word/2010/wordml" xmlns:w15="http://schemas.microsoft.com/office/word/2012/wordml" xmlns:w16cei="http://schemas.microsoft.com/office/word/2026/wordml/cei" xmlns:w16cex="http://schemas.microsoft.com/office/word/2018/wordml/cex" xmlns:w16cid="http://schemas.microsoft.com/office/word/2016/wordml/cid" xmlns:w16="http://schemas.microsoft.com/office/word/2018/wordml" xmlns:w16du="http://schemas.microsoft.com/office/word/2023/wordml/word16du" xmlns:w16sdtdh="http://schemas.microsoft.com/office/word/2020/wordml/sdtdatahash" xmlns:w16sdtfl="http://schemas.microsoft.com/office/word/2024/wordml/sdtformatlock" xmlns:w16se="http://schemas.microsoft.com/office/word/2015/wordml/symex" xmlns:wpg="http://schemas.microsoft.com/office/word/2010/wordprocessingGroup" xmlns:wpi="http://schemas.microsoft.com/office/word/2010/wordprocessingInk" xmlns:wne="http://schemas.microsoft.com/office/word/2006/wordml" xmlns:wps="http://schemas.microsoft.com/office/word/2010/wordprocessingShape" mc:Ignorable="w14 w15 w16se w16cid w16 w16cex w16sdtdh w16sdtfl w16du wp14">
   <w:p>
     <w:pPr>
       <w:pStyle w:val="Header"/>
@@ -17735,7 +19978,7 @@
 </file>
 
 <file path=word/header2.xml><?xml version="1.0" encoding="utf-8"?>
-<w:hdr xmlns:wpc="http://schemas.microsoft.com/office/word/2010/wordprocessingCanvas" xmlns:cx="http://schemas.microsoft.com/office/drawing/2014/chartex" xmlns:cx1="http://schemas.microsoft.com/office/drawing/2015/9/8/chartex" xmlns:cx2="http://schemas.microsoft.com/office/drawing/2015/10/21/chartex" xmlns:cx3="http://schemas.microsoft.com/office/drawing/2016/5/9/chartex" xmlns:cx4="http://schemas.microsoft.com/office/drawing/2016/5/10/chartex" xmlns:cx5="http://schemas.microsoft.com/office/drawing/2016/5/11/chartex" xmlns:cx6="http://schemas.microsoft.com/office/drawing/2016/5/12/chartex" xmlns:cx7="http://schemas.microsoft.com/office/drawing/2016/5/13/chartex" xmlns:cx8="http://schemas.microsoft.com/office/drawing/2016/5/14/chartex" xmlns:mc="http://schemas.openxmlformats.org/markup-compatibility/2006" xmlns:aink="http://schemas.microsoft.com/office/drawing/2016/ink" xmlns:am3d="http://schemas.microsoft.com/office/drawing/2017/model3d" xmlns:o="urn:schemas-microsoft-com:office:office" xmlns:oel="http://schemas.microsoft.com/office/2019/extlst" xmlns:r="http://schemas.openxmlformats.org/officeDocument/2006/relationships" xmlns:m="http://schemas.openxmlformats.org/officeDocument/2006/math" xmlns:v="urn:schemas-microsoft-com:vml" xmlns:wp14="http://schemas.microsoft.com/office/word/2010/wordprocessingDrawing" xmlns:wp="http://schemas.openxmlformats.org/drawingml/2006/wordprocessingDrawing" xmlns:w10="urn:schemas-microsoft-com:office:word" xmlns:w="http://schemas.openxmlformats.org/wordprocessingml/2006/main" xmlns:w14="http://schemas.microsoft.com/office/word/2010/wordml" xmlns:w15="http://schemas.microsoft.com/office/word/2012/wordml" xmlns:w16cex="http://schemas.microsoft.com/office/word/2018/wordml/cex" xmlns:w16cid="http://schemas.microsoft.com/office/word/2016/wordml/cid" xmlns:w16="http://schemas.microsoft.com/office/word/2018/wordml" xmlns:w16sdtdh="http://schemas.microsoft.com/office/word/2020/wordml/sdtdatahash" xmlns:w16se="http://schemas.microsoft.com/office/word/2015/wordml/symex" xmlns:wpg="http://schemas.microsoft.com/office/word/2010/wordprocessingGroup" xmlns:wpi="http://schemas.microsoft.com/office/word/2010/wordprocessingInk" xmlns:wne="http://schemas.microsoft.com/office/word/2006/wordml" xmlns:wps="http://schemas.microsoft.com/office/word/2010/wordprocessingShape" mc:Ignorable="w14 w15 w16se w16cid w16 w16cex w16sdtdh wp14">
+<w:hdr xmlns:wpc="http://schemas.microsoft.com/office/word/2010/wordprocessingCanvas" xmlns:cx="http://schemas.microsoft.com/office/drawing/2014/chartex" xmlns:cx1="http://schemas.microsoft.com/office/drawing/2015/9/8/chartex" xmlns:cx2="http://schemas.microsoft.com/office/drawing/2015/10/21/chartex" xmlns:cx3="http://schemas.microsoft.com/office/drawing/2016/5/9/chartex" xmlns:cx4="http://schemas.microsoft.com/office/drawing/2016/5/10/chartex" xmlns:cx5="http://schemas.microsoft.com/office/drawing/2016/5/11/chartex" xmlns:cx6="http://schemas.microsoft.com/office/drawing/2016/5/12/chartex" xmlns:cx7="http://schemas.microsoft.com/office/drawing/2016/5/13/chartex" xmlns:cx8="http://schemas.microsoft.com/office/drawing/2016/5/14/chartex" xmlns:mc="http://schemas.openxmlformats.org/markup-compatibility/2006" xmlns:aink="http://schemas.microsoft.com/office/drawing/2016/ink" xmlns:am3d="http://schemas.microsoft.com/office/drawing/2017/model3d" xmlns:o="urn:schemas-microsoft-com:office:office" xmlns:oel="http://schemas.microsoft.com/office/2019/extlst" xmlns:r="http://schemas.openxmlformats.org/officeDocument/2006/relationships" xmlns:m="http://schemas.openxmlformats.org/officeDocument/2006/math" xmlns:v="urn:schemas-microsoft-com:vml" xmlns:wp14="http://schemas.microsoft.com/office/word/2010/wordprocessingDrawing" xmlns:wp="http://schemas.openxmlformats.org/drawingml/2006/wordprocessingDrawing" xmlns:w10="urn:schemas-microsoft-com:office:word" xmlns:w="http://schemas.openxmlformats.org/wordprocessingml/2006/main" xmlns:w14="http://schemas.microsoft.com/office/word/2010/wordml" xmlns:w15="http://schemas.microsoft.com/office/word/2012/wordml" xmlns:w16cei="http://schemas.microsoft.com/office/word/2026/wordml/cei" xmlns:w16cex="http://schemas.microsoft.com/office/word/2018/wordml/cex" xmlns:w16cid="http://schemas.microsoft.com/office/word/2016/wordml/cid" xmlns:w16="http://schemas.microsoft.com/office/word/2018/wordml" xmlns:w16du="http://schemas.microsoft.com/office/word/2023/wordml/word16du" xmlns:w16sdtdh="http://schemas.microsoft.com/office/word/2020/wordml/sdtdatahash" xmlns:w16sdtfl="http://schemas.microsoft.com/office/word/2024/wordml/sdtformatlock" xmlns:w16se="http://schemas.microsoft.com/office/word/2015/wordml/symex" xmlns:wpg="http://schemas.microsoft.com/office/word/2010/wordprocessingGroup" xmlns:wpi="http://schemas.microsoft.com/office/word/2010/wordprocessingInk" xmlns:wne="http://schemas.microsoft.com/office/word/2006/wordml" xmlns:wps="http://schemas.microsoft.com/office/word/2010/wordprocessingShape" mc:Ignorable="w14 w15 w16se w16cid w16 w16cex w16sdtdh w16sdtfl w16du wp14">
   <w:p>
     <w:pPr>
       <w:pStyle w:val="Header"/>
@@ -17748,7 +19991,7 @@
 </file>
 
 <file path=word/styles.xml><?xml version="1.0" encoding="utf-8"?>
-<w:styles xmlns:mc="http://schemas.openxmlformats.org/markup-compatibility/2006" xmlns:r="http://schemas.openxmlformats.org/officeDocument/2006/relationships" xmlns:w="http://schemas.openxmlformats.org/wordprocessingml/2006/main" xmlns:w14="http://schemas.microsoft.com/office/word/2010/wordml" xmlns:w15="http://schemas.microsoft.com/office/word/2012/wordml" xmlns:w16cex="http://schemas.microsoft.com/office/word/2018/wordml/cex" xmlns:w16cid="http://schemas.microsoft.com/office/word/2016/wordml/cid" xmlns:w16="http://schemas.microsoft.com/office/word/2018/wordml" xmlns:w16sdtdh="http://schemas.microsoft.com/office/word/2020/wordml/sdtdatahash" xmlns:w16se="http://schemas.microsoft.com/office/word/2015/wordml/symex" mc:Ignorable="w14 w15 w16se w16cid w16 w16cex w16sdtdh">
+<w:styles xmlns:mc="http://schemas.openxmlformats.org/markup-compatibility/2006" xmlns:r="http://schemas.openxmlformats.org/officeDocument/2006/relationships" xmlns:w="http://schemas.openxmlformats.org/wordprocessingml/2006/main" xmlns:w14="http://schemas.microsoft.com/office/word/2010/wordml" xmlns:w15="http://schemas.microsoft.com/office/word/2012/wordml" xmlns:w16cex="http://schemas.microsoft.com/office/word/2018/wordml/cex" xmlns:w16cid="http://schemas.microsoft.com/office/word/2016/wordml/cid" xmlns:w16="http://schemas.microsoft.com/office/word/2018/wordml" xmlns:w16du="http://schemas.microsoft.com/office/word/2023/wordml/word16du" xmlns:w16sdtdh="http://schemas.microsoft.com/office/word/2020/wordml/sdtdatahash" xmlns:w16sdtfl="http://schemas.microsoft.com/office/word/2024/wordml/sdtformatlock" xmlns:w16se="http://schemas.microsoft.com/office/word/2015/wordml/symex" mc:Ignorable="w14 w15 w16se w16cid w16 w16cex w16sdtdh w16sdtfl w16du">
   <w:docDefaults>
     <w:rPrDefault>
       <w:rPr>

--- a/TS Jatai Ghanam Project/TS 3.4/TS 3.4 Jatai Sanskrit Corrections.docx
+++ b/TS Jatai Ghanam Project/TS 3.4/TS 3.4 Jatai Sanskrit Corrections.docx
@@ -2201,6 +2201,600 @@
               </w:rPr>
               <w:t xml:space="preserve">È | </w:t>
             </w:r>
+          </w:p>
+        </w:tc>
+      </w:tr>
+      <w:tr>
+        <w:trPr>
+          <w:trHeight w:val="1329"/>
+        </w:trPr>
+        <w:tc>
+          <w:tcPr>
+            <w:tcW w:w="7166" w:type="dxa"/>
+          </w:tcPr>
+          <w:p>
+            <w:pPr>
+              <w:widowControl w:val="0"/>
+              <w:autoSpaceDE w:val="0"/>
+              <w:autoSpaceDN w:val="0"/>
+              <w:adjustRightInd w:val="0"/>
+              <w:spacing w:before="0" w:line="240" w:lineRule="auto"/>
+              <w:rPr>
+                <w:rFonts w:ascii="BRH Devanagari Extra" w:hAnsi="BRH Devanagari Extra" w:cs="BRH Devanagari Extra"/>
+                <w:color w:val="000000"/>
+                <w:sz w:val="32"/>
+                <w:szCs w:val="32"/>
+              </w:rPr>
+            </w:pPr>
+            <w:r>
+              <w:rPr>
+                <w:rFonts w:cs="BRH Devanagari Extra"/>
+                <w:color w:val="000000"/>
+                <w:szCs w:val="32"/>
+              </w:rPr>
+              <w:t>34</w:t>
+            </w:r>
+            <w:r>
+              <w:rPr>
+                <w:rFonts w:ascii="BRH Devanagari Extra" w:hAnsi="BRH Devanagari Extra" w:cs="BRH Devanagari Extra"/>
+                <w:color w:val="000000"/>
+                <w:sz w:val="32"/>
+                <w:szCs w:val="32"/>
+              </w:rPr>
+              <w:t>)</w:t>
+            </w:r>
+            <w:r>
+              <w:rPr>
+                <w:rFonts w:ascii="BRH Devanagari Extra" w:hAnsi="BRH Devanagari Extra" w:cs="BRH Devanagari Extra"/>
+                <w:color w:val="000000"/>
+                <w:sz w:val="32"/>
+                <w:szCs w:val="32"/>
+              </w:rPr>
+              <w:tab/>
+            </w:r>
+            <w:r>
+              <w:rPr>
+                <w:rFonts w:cs="BRH Devanagari Extra"/>
+                <w:color w:val="000000"/>
+                <w:szCs w:val="32"/>
+              </w:rPr>
+              <w:t>3</w:t>
+            </w:r>
+            <w:r>
+              <w:rPr>
+                <w:rFonts w:ascii="BRH Devanagari Extra" w:hAnsi="BRH Devanagari Extra" w:cs="BRH Devanagari Extra"/>
+                <w:color w:val="000000"/>
+                <w:sz w:val="32"/>
+                <w:szCs w:val="32"/>
+              </w:rPr>
+              <w:t>.</w:t>
+            </w:r>
+            <w:r>
+              <w:rPr>
+                <w:rFonts w:cs="BRH Devanagari Extra"/>
+                <w:color w:val="000000"/>
+                <w:szCs w:val="32"/>
+              </w:rPr>
+              <w:t>4</w:t>
+            </w:r>
+            <w:r>
+              <w:rPr>
+                <w:rFonts w:ascii="BRH Devanagari Extra" w:hAnsi="BRH Devanagari Extra" w:cs="BRH Devanagari Extra"/>
+                <w:color w:val="000000"/>
+                <w:sz w:val="32"/>
+                <w:szCs w:val="32"/>
+              </w:rPr>
+              <w:t>.</w:t>
+            </w:r>
+            <w:r>
+              <w:rPr>
+                <w:rFonts w:cs="BRH Devanagari Extra"/>
+                <w:color w:val="000000"/>
+                <w:szCs w:val="32"/>
+              </w:rPr>
+              <w:t>11</w:t>
+            </w:r>
+            <w:r>
+              <w:rPr>
+                <w:rFonts w:ascii="BRH Devanagari Extra" w:hAnsi="BRH Devanagari Extra" w:cs="BRH Devanagari Extra"/>
+                <w:color w:val="000000"/>
+                <w:sz w:val="32"/>
+                <w:szCs w:val="32"/>
+              </w:rPr>
+              <w:t>.</w:t>
+            </w:r>
+            <w:r>
+              <w:rPr>
+                <w:rFonts w:cs="BRH Devanagari Extra"/>
+                <w:color w:val="000000"/>
+                <w:szCs w:val="32"/>
+              </w:rPr>
+              <w:t>1</w:t>
+            </w:r>
+            <w:r>
+              <w:rPr>
+                <w:rFonts w:ascii="BRH Devanagari Extra" w:hAnsi="BRH Devanagari Extra" w:cs="BRH Devanagari Extra"/>
+                <w:color w:val="000000"/>
+                <w:sz w:val="32"/>
+                <w:szCs w:val="32"/>
+              </w:rPr>
+              <w:t>(</w:t>
+            </w:r>
+            <w:r>
+              <w:rPr>
+                <w:rFonts w:cs="BRH Devanagari Extra"/>
+                <w:color w:val="000000"/>
+                <w:szCs w:val="32"/>
+              </w:rPr>
+              <w:t>27</w:t>
+            </w:r>
+            <w:r>
+              <w:rPr>
+                <w:rFonts w:ascii="BRH Devanagari Extra" w:hAnsi="BRH Devanagari Extra" w:cs="BRH Devanagari Extra"/>
+                <w:color w:val="000000"/>
+                <w:sz w:val="32"/>
+                <w:szCs w:val="32"/>
+              </w:rPr>
+              <w:t>)-</w:t>
+            </w:r>
+            <w:r>
+              <w:rPr>
+                <w:rFonts w:ascii="BRH Devanagari Extra" w:hAnsi="BRH Devanagari Extra" w:cs="BRH Devanagari Extra"/>
+                <w:color w:val="000000"/>
+                <w:sz w:val="32"/>
+                <w:szCs w:val="32"/>
+              </w:rPr>
+              <w:t xml:space="preserve"> </w:t>
+            </w:r>
+            <w:r>
+              <w:rPr>
+                <w:rFonts w:ascii="BRH Devanagari Extra" w:hAnsi="BRH Devanagari Extra" w:cs="BRH Devanagari Extra"/>
+                <w:color w:val="000000"/>
+                <w:sz w:val="32"/>
+                <w:szCs w:val="32"/>
+              </w:rPr>
+              <w:t>´ÉuÉÉ</w:t>
+            </w:r>
+            <w:r>
+              <w:rPr>
+                <w:rFonts w:ascii="BRH Devanagari Extra" w:hAnsi="BRH Devanagari Extra" w:cs="BRH Devanagari Extra"/>
+                <w:color w:val="000000"/>
+                <w:sz w:val="26"/>
+                <w:szCs w:val="32"/>
+              </w:rPr>
+              <w:t>óè</w:t>
+            </w:r>
+            <w:r>
+              <w:rPr>
+                <w:rFonts w:ascii="BRH Devanagari Extra" w:hAnsi="BRH Devanagari Extra" w:cs="BRH Devanagari Extra"/>
+                <w:color w:val="000000"/>
+                <w:sz w:val="32"/>
+                <w:szCs w:val="32"/>
+              </w:rPr>
+              <w:t>þÍxÉ ||</w:t>
+            </w:r>
+          </w:p>
+          <w:p>
+            <w:pPr>
+              <w:widowControl w:val="0"/>
+              <w:autoSpaceDE w:val="0"/>
+              <w:autoSpaceDN w:val="0"/>
+              <w:adjustRightInd w:val="0"/>
+              <w:spacing w:before="0" w:line="240" w:lineRule="auto"/>
+              <w:rPr>
+                <w:rFonts w:cs="ar"/>
+                <w:color w:val="000000"/>
+                <w:szCs w:val="36"/>
+              </w:rPr>
+            </w:pPr>
+            <w:r>
+              <w:rPr>
+                <w:rFonts w:ascii="BRH Devanagari Extra" w:hAnsi="BRH Devanagari Extra" w:cs="BRH Devanagari Extra"/>
+                <w:color w:val="000000"/>
+                <w:sz w:val="32"/>
+                <w:szCs w:val="32"/>
+                <w:highlight w:val="yellow"/>
+              </w:rPr>
+              <w:t>´É</w:t>
+            </w:r>
+            <w:r>
+              <w:rPr>
+                <w:rFonts w:ascii="BRH Malayalam Extra" w:hAnsi="BRH Malayalam Extra" w:cs="BRH Devanagari Extra"/>
+                <w:color w:val="000000"/>
+                <w:szCs w:val="32"/>
+              </w:rPr>
+              <w:t>–</w:t>
+            </w:r>
+            <w:r>
+              <w:rPr>
+                <w:rFonts w:ascii="BRH Devanagari Extra" w:hAnsi="BRH Devanagari Extra" w:cs="BRH Devanagari Extra"/>
+                <w:color w:val="000000"/>
+                <w:sz w:val="32"/>
+                <w:szCs w:val="32"/>
+              </w:rPr>
+              <w:t>uÉÉ</w:t>
+            </w:r>
+            <w:r>
+              <w:rPr>
+                <w:rFonts w:ascii="BRH Malayalam Extra" w:hAnsi="BRH Malayalam Extra" w:cs="BRH Devanagari Extra"/>
+                <w:color w:val="000000"/>
+                <w:szCs w:val="32"/>
+              </w:rPr>
+              <w:t>–</w:t>
+            </w:r>
+            <w:r>
+              <w:rPr>
+                <w:rFonts w:ascii="BRH Devanagari Extra" w:hAnsi="BRH Devanagari Extra" w:cs="BRH Devanagari Extra"/>
+                <w:color w:val="000000"/>
+                <w:sz w:val="26"/>
+                <w:szCs w:val="32"/>
+              </w:rPr>
+              <w:t>óè</w:t>
+            </w:r>
+            <w:r>
+              <w:rPr>
+                <w:rFonts w:ascii="BRH Malayalam Extra" w:hAnsi="BRH Malayalam Extra" w:cs="BRH Devanagari Extra"/>
+                <w:color w:val="000000"/>
+                <w:szCs w:val="32"/>
+              </w:rPr>
+              <w:t>–</w:t>
+            </w:r>
+            <w:r>
+              <w:rPr>
+                <w:rFonts w:ascii="BRH Devanagari Extra" w:hAnsi="BRH Devanagari Extra" w:cs="BRH Devanagari Extra"/>
+                <w:color w:val="000000"/>
+                <w:sz w:val="32"/>
+                <w:szCs w:val="32"/>
+              </w:rPr>
+              <w:t>xÉÏÌiÉ</w:t>
+            </w:r>
+            <w:r>
+              <w:rPr>
+                <w:rFonts w:ascii="BRH Malayalam Extra" w:hAnsi="BRH Malayalam Extra" w:cs="BRH Devanagari Extra"/>
+                <w:color w:val="000000"/>
+                <w:szCs w:val="32"/>
+              </w:rPr>
+              <w:t>–</w:t>
+            </w:r>
+            <w:r>
+              <w:rPr>
+                <w:rFonts w:ascii="BRH Devanagari Extra" w:hAnsi="BRH Devanagari Extra" w:cs="BRH Devanagari Extra"/>
+                <w:color w:val="000000"/>
+                <w:sz w:val="32"/>
+                <w:szCs w:val="32"/>
+              </w:rPr>
+              <w:t xml:space="preserve"> ´ÉuÉÉ</w:t>
+            </w:r>
+            <w:r>
+              <w:rPr>
+                <w:rFonts w:ascii="BRH Devanagari Extra" w:hAnsi="BRH Devanagari Extra" w:cs="BRH Devanagari Extra"/>
+                <w:color w:val="000000"/>
+                <w:sz w:val="26"/>
+                <w:szCs w:val="32"/>
+              </w:rPr>
+              <w:t>óè</w:t>
+            </w:r>
+            <w:r>
+              <w:rPr>
+                <w:rFonts w:ascii="BRH Devanagari Extra" w:hAnsi="BRH Devanagari Extra" w:cs="BRH Devanagari Extra"/>
+                <w:color w:val="000000"/>
+                <w:sz w:val="32"/>
+                <w:szCs w:val="32"/>
+              </w:rPr>
+              <w:t xml:space="preserve">þÍxÉ | </w:t>
+            </w:r>
+          </w:p>
+        </w:tc>
+        <w:tc>
+          <w:tcPr>
+            <w:tcW w:w="7371" w:type="dxa"/>
+          </w:tcPr>
+          <w:p>
+            <w:pPr>
+              <w:widowControl w:val="0"/>
+              <w:autoSpaceDE w:val="0"/>
+              <w:autoSpaceDN w:val="0"/>
+              <w:adjustRightInd w:val="0"/>
+              <w:spacing w:before="0" w:line="240" w:lineRule="auto"/>
+              <w:rPr>
+                <w:rFonts w:ascii="BRH Devanagari Extra" w:hAnsi="BRH Devanagari Extra" w:cs="BRH Devanagari Extra"/>
+                <w:color w:val="000000"/>
+                <w:sz w:val="32"/>
+                <w:szCs w:val="32"/>
+              </w:rPr>
+            </w:pPr>
+            <w:r>
+              <w:rPr>
+                <w:rFonts w:cs="BRH Devanagari Extra"/>
+                <w:color w:val="000000"/>
+                <w:szCs w:val="32"/>
+              </w:rPr>
+              <w:t>34</w:t>
+            </w:r>
+            <w:r>
+              <w:rPr>
+                <w:rFonts w:ascii="BRH Devanagari Extra" w:hAnsi="BRH Devanagari Extra" w:cs="BRH Devanagari Extra"/>
+                <w:color w:val="000000"/>
+                <w:sz w:val="32"/>
+                <w:szCs w:val="32"/>
+              </w:rPr>
+              <w:t>)</w:t>
+            </w:r>
+            <w:r>
+              <w:rPr>
+                <w:rFonts w:ascii="BRH Devanagari Extra" w:hAnsi="BRH Devanagari Extra" w:cs="BRH Devanagari Extra"/>
+                <w:color w:val="000000"/>
+                <w:sz w:val="32"/>
+                <w:szCs w:val="32"/>
+              </w:rPr>
+              <w:tab/>
+            </w:r>
+            <w:r>
+              <w:rPr>
+                <w:rFonts w:cs="BRH Devanagari Extra"/>
+                <w:color w:val="000000"/>
+                <w:szCs w:val="32"/>
+              </w:rPr>
+              <w:t>3</w:t>
+            </w:r>
+            <w:r>
+              <w:rPr>
+                <w:rFonts w:ascii="BRH Devanagari Extra" w:hAnsi="BRH Devanagari Extra" w:cs="BRH Devanagari Extra"/>
+                <w:color w:val="000000"/>
+                <w:sz w:val="32"/>
+                <w:szCs w:val="32"/>
+              </w:rPr>
+              <w:t>.</w:t>
+            </w:r>
+            <w:r>
+              <w:rPr>
+                <w:rFonts w:cs="BRH Devanagari Extra"/>
+                <w:color w:val="000000"/>
+                <w:szCs w:val="32"/>
+              </w:rPr>
+              <w:t>4</w:t>
+            </w:r>
+            <w:r>
+              <w:rPr>
+                <w:rFonts w:ascii="BRH Devanagari Extra" w:hAnsi="BRH Devanagari Extra" w:cs="BRH Devanagari Extra"/>
+                <w:color w:val="000000"/>
+                <w:sz w:val="32"/>
+                <w:szCs w:val="32"/>
+              </w:rPr>
+              <w:t>.</w:t>
+            </w:r>
+            <w:r>
+              <w:rPr>
+                <w:rFonts w:cs="BRH Devanagari Extra"/>
+                <w:color w:val="000000"/>
+                <w:szCs w:val="32"/>
+              </w:rPr>
+              <w:t>11</w:t>
+            </w:r>
+            <w:r>
+              <w:rPr>
+                <w:rFonts w:ascii="BRH Devanagari Extra" w:hAnsi="BRH Devanagari Extra" w:cs="BRH Devanagari Extra"/>
+                <w:color w:val="000000"/>
+                <w:sz w:val="32"/>
+                <w:szCs w:val="32"/>
+              </w:rPr>
+              <w:t>.</w:t>
+            </w:r>
+            <w:r>
+              <w:rPr>
+                <w:rFonts w:cs="BRH Devanagari Extra"/>
+                <w:color w:val="000000"/>
+                <w:szCs w:val="32"/>
+              </w:rPr>
+              <w:t>1</w:t>
+            </w:r>
+            <w:r>
+              <w:rPr>
+                <w:rFonts w:ascii="BRH Devanagari Extra" w:hAnsi="BRH Devanagari Extra" w:cs="BRH Devanagari Extra"/>
+                <w:color w:val="000000"/>
+                <w:sz w:val="32"/>
+                <w:szCs w:val="32"/>
+              </w:rPr>
+              <w:t>(</w:t>
+            </w:r>
+            <w:r>
+              <w:rPr>
+                <w:rFonts w:cs="BRH Devanagari Extra"/>
+                <w:color w:val="000000"/>
+                <w:szCs w:val="32"/>
+              </w:rPr>
+              <w:t>27</w:t>
+            </w:r>
+            <w:r>
+              <w:rPr>
+                <w:rFonts w:ascii="BRH Devanagari Extra" w:hAnsi="BRH Devanagari Extra" w:cs="BRH Devanagari Extra"/>
+                <w:color w:val="000000"/>
+                <w:sz w:val="32"/>
+                <w:szCs w:val="32"/>
+              </w:rPr>
+              <w:t>)-</w:t>
+            </w:r>
+            <w:r>
+              <w:rPr>
+                <w:rFonts w:ascii="BRH Devanagari Extra" w:hAnsi="BRH Devanagari Extra" w:cs="BRH Devanagari Extra"/>
+                <w:color w:val="000000"/>
+                <w:sz w:val="32"/>
+                <w:szCs w:val="32"/>
+              </w:rPr>
+              <w:t xml:space="preserve"> </w:t>
+            </w:r>
+            <w:r>
+              <w:rPr>
+                <w:rFonts w:ascii="BRH Devanagari Extra" w:hAnsi="BRH Devanagari Extra" w:cs="BRH Devanagari Extra"/>
+                <w:color w:val="000000"/>
+                <w:sz w:val="32"/>
+                <w:szCs w:val="32"/>
+              </w:rPr>
+              <w:t>´ÉuÉÉ</w:t>
+            </w:r>
+            <w:r>
+              <w:rPr>
+                <w:rFonts w:ascii="BRH Devanagari Extra" w:hAnsi="BRH Devanagari Extra" w:cs="BRH Devanagari Extra"/>
+                <w:color w:val="000000"/>
+                <w:sz w:val="26"/>
+                <w:szCs w:val="32"/>
+              </w:rPr>
+              <w:t>óè</w:t>
+            </w:r>
+            <w:r>
+              <w:rPr>
+                <w:rFonts w:ascii="BRH Devanagari Extra" w:hAnsi="BRH Devanagari Extra" w:cs="BRH Devanagari Extra"/>
+                <w:color w:val="000000"/>
+                <w:sz w:val="32"/>
+                <w:szCs w:val="32"/>
+              </w:rPr>
+              <w:t>þÍxÉ ||</w:t>
+            </w:r>
+          </w:p>
+          <w:p>
+            <w:pPr>
+              <w:widowControl w:val="0"/>
+              <w:autoSpaceDE w:val="0"/>
+              <w:autoSpaceDN w:val="0"/>
+              <w:adjustRightInd w:val="0"/>
+              <w:spacing w:before="0" w:line="240" w:lineRule="auto"/>
+              <w:rPr>
+                <w:rFonts w:cs="ar"/>
+                <w:color w:val="000000"/>
+                <w:szCs w:val="36"/>
+              </w:rPr>
+            </w:pPr>
+            <w:r>
+              <w:rPr>
+                <w:rFonts w:ascii="BRH Devanagari Extra" w:hAnsi="BRH Devanagari Extra" w:cs="BRH Devanagari Extra"/>
+                <w:color w:val="000000"/>
+                <w:sz w:val="32"/>
+                <w:szCs w:val="32"/>
+                <w:highlight w:val="green"/>
+              </w:rPr>
+              <w:t>´É</w:t>
+            </w:r>
+            <w:r>
+              <w:rPr>
+                <w:rFonts w:ascii="BRH Devanagari Extra" w:hAnsi="BRH Devanagari Extra" w:cs="BRH Devanagari Extra"/>
+                <w:color w:val="000000"/>
+                <w:sz w:val="32"/>
+                <w:szCs w:val="32"/>
+              </w:rPr>
+              <w:t>uÉÉ</w:t>
+            </w:r>
+            <w:r>
+              <w:rPr>
+                <w:rFonts w:ascii="BRH Malayalam Extra" w:hAnsi="BRH Malayalam Extra" w:cs="BRH Devanagari Extra"/>
+                <w:color w:val="000000"/>
+                <w:szCs w:val="32"/>
+              </w:rPr>
+              <w:t>–</w:t>
+            </w:r>
+            <w:r>
+              <w:rPr>
+                <w:rFonts w:ascii="BRH Devanagari Extra" w:hAnsi="BRH Devanagari Extra" w:cs="BRH Devanagari Extra"/>
+                <w:color w:val="000000"/>
+                <w:sz w:val="26"/>
+                <w:szCs w:val="32"/>
+              </w:rPr>
+              <w:t>óè</w:t>
+            </w:r>
+            <w:r>
+              <w:rPr>
+                <w:rFonts w:ascii="BRH Malayalam Extra" w:hAnsi="BRH Malayalam Extra" w:cs="BRH Devanagari Extra"/>
+                <w:color w:val="000000"/>
+                <w:szCs w:val="32"/>
+              </w:rPr>
+              <w:t>–</w:t>
+            </w:r>
+            <w:r>
+              <w:rPr>
+                <w:rFonts w:ascii="BRH Devanagari Extra" w:hAnsi="BRH Devanagari Extra" w:cs="BRH Devanagari Extra"/>
+                <w:color w:val="000000"/>
+                <w:sz w:val="32"/>
+                <w:szCs w:val="32"/>
+              </w:rPr>
+              <w:t>xÉÏÌiÉ</w:t>
+            </w:r>
+            <w:r>
+              <w:rPr>
+                <w:rFonts w:ascii="BRH Malayalam Extra" w:hAnsi="BRH Malayalam Extra" w:cs="BRH Devanagari Extra"/>
+                <w:color w:val="000000"/>
+                <w:szCs w:val="32"/>
+              </w:rPr>
+              <w:t>–</w:t>
+            </w:r>
+            <w:r>
+              <w:rPr>
+                <w:rFonts w:ascii="BRH Devanagari Extra" w:hAnsi="BRH Devanagari Extra" w:cs="BRH Devanagari Extra"/>
+                <w:color w:val="000000"/>
+                <w:sz w:val="32"/>
+                <w:szCs w:val="32"/>
+              </w:rPr>
+              <w:t xml:space="preserve"> ´ÉuÉÉ</w:t>
+            </w:r>
+            <w:r>
+              <w:rPr>
+                <w:rFonts w:ascii="BRH Devanagari Extra" w:hAnsi="BRH Devanagari Extra" w:cs="BRH Devanagari Extra"/>
+                <w:color w:val="000000"/>
+                <w:sz w:val="26"/>
+                <w:szCs w:val="32"/>
+              </w:rPr>
+              <w:t>óè</w:t>
+            </w:r>
+            <w:r>
+              <w:rPr>
+                <w:rFonts w:ascii="BRH Devanagari Extra" w:hAnsi="BRH Devanagari Extra" w:cs="BRH Devanagari Extra"/>
+                <w:color w:val="000000"/>
+                <w:sz w:val="32"/>
+                <w:szCs w:val="32"/>
+              </w:rPr>
+              <w:t xml:space="preserve">þÍxÉ | </w:t>
+            </w:r>
+          </w:p>
+        </w:tc>
+      </w:tr>
+      <w:tr>
+        <w:trPr>
+          <w:trHeight w:val="1338"/>
+        </w:trPr>
+        <w:tc>
+          <w:tcPr>
+            <w:tcW w:w="7166" w:type="dxa"/>
+          </w:tcPr>
+          <w:p>
+            <w:pPr>
+              <w:widowControl w:val="0"/>
+              <w:autoSpaceDE w:val="0"/>
+              <w:autoSpaceDN w:val="0"/>
+              <w:adjustRightInd w:val="0"/>
+              <w:spacing w:before="0" w:line="240" w:lineRule="auto"/>
+              <w:rPr>
+                <w:rFonts w:cs="BRH Devanagari Extra"/>
+                <w:color w:val="000000"/>
+                <w:szCs w:val="32"/>
+              </w:rPr>
+            </w:pPr>
+          </w:p>
+        </w:tc>
+        <w:tc>
+          <w:tcPr>
+            <w:tcW w:w="7371" w:type="dxa"/>
+          </w:tcPr>
+          <w:p>
+            <w:pPr>
+              <w:widowControl w:val="0"/>
+              <w:autoSpaceDE w:val="0"/>
+              <w:autoSpaceDN w:val="0"/>
+              <w:adjustRightInd w:val="0"/>
+              <w:spacing w:before="0" w:line="240" w:lineRule="auto"/>
+              <w:rPr>
+                <w:rFonts w:cs="BRH Devanagari Extra"/>
+                <w:color w:val="000000"/>
+                <w:szCs w:val="32"/>
+              </w:rPr>
+            </w:pPr>
           </w:p>
         </w:tc>
       </w:tr>
@@ -2563,7 +3157,6 @@
                 <w:color w:val="000000"/>
                 <w:szCs w:val="32"/>
               </w:rPr>
-              <w:lastRenderedPageBreak/>
               <w:t>15</w:t>
             </w:r>
             <w:r>
@@ -5405,6 +5998,7 @@
                 <w:color w:val="000000"/>
                 <w:szCs w:val="32"/>
               </w:rPr>
+              <w:lastRenderedPageBreak/>
               <w:t>29</w:t>
             </w:r>
             <w:r>
@@ -5895,7 +6489,6 @@
                 <w:sz w:val="32"/>
                 <w:szCs w:val="32"/>
               </w:rPr>
-              <w:lastRenderedPageBreak/>
               <w:t>AÉ</w:t>
             </w:r>
             <w:r>
@@ -6000,7 +6593,6 @@
                 <w:color w:val="000000"/>
                 <w:szCs w:val="32"/>
               </w:rPr>
-              <w:lastRenderedPageBreak/>
               <w:t>29</w:t>
             </w:r>
             <w:r>
@@ -6498,7 +7090,6 @@
                 <w:sz w:val="32"/>
                 <w:szCs w:val="32"/>
               </w:rPr>
-              <w:lastRenderedPageBreak/>
               <w:t>AÉ</w:t>
             </w:r>
             <w:r>
@@ -6600,7 +7191,6 @@
                 <w:color w:val="000000"/>
                 <w:szCs w:val="32"/>
               </w:rPr>
-              <w:lastRenderedPageBreak/>
               <w:t>36</w:t>
             </w:r>
             <w:r>
@@ -8431,6 +9021,7 @@
                 <w:color w:val="000000"/>
                 <w:szCs w:val="32"/>
               </w:rPr>
+              <w:lastRenderedPageBreak/>
               <w:t>36</w:t>
             </w:r>
             <w:r>
@@ -10380,7 +10971,6 @@
                 <w:color w:val="000000"/>
                 <w:szCs w:val="32"/>
               </w:rPr>
-              <w:lastRenderedPageBreak/>
               <w:t>51</w:t>
             </w:r>
             <w:r>
@@ -11413,6 +12003,7 @@
                 <w:color w:val="000000"/>
                 <w:szCs w:val="32"/>
               </w:rPr>
+              <w:lastRenderedPageBreak/>
               <w:t>3</w:t>
             </w:r>
             <w:r>
@@ -13698,7 +14289,6 @@
                 <w:color w:val="000000"/>
                 <w:szCs w:val="32"/>
               </w:rPr>
-              <w:lastRenderedPageBreak/>
               <w:t>29</w:t>
             </w:r>
             <w:r>
@@ -14918,6 +15508,7 @@
                 <w:color w:val="000000"/>
                 <w:szCs w:val="32"/>
               </w:rPr>
+              <w:lastRenderedPageBreak/>
               <w:t>29</w:t>
             </w:r>
             <w:r>
@@ -17002,7 +17593,6 @@
                 <w:color w:val="000000"/>
                 <w:szCs w:val="32"/>
               </w:rPr>
-              <w:lastRenderedPageBreak/>
               <w:t>61</w:t>
             </w:r>
             <w:r>
@@ -18072,6 +18662,7 @@
                 <w:sz w:val="32"/>
                 <w:szCs w:val="32"/>
               </w:rPr>
+              <w:lastRenderedPageBreak/>
               <w:t>L</w:t>
             </w:r>
             <w:r>
@@ -18426,6 +19017,7 @@
                 <w:color w:val="000000"/>
                 <w:szCs w:val="32"/>
               </w:rPr>
+              <w:lastRenderedPageBreak/>
               <w:t>48</w:t>
             </w:r>
             <w:r>
@@ -18587,6 +19179,7 @@
                 <w:sz w:val="32"/>
                 <w:szCs w:val="32"/>
               </w:rPr>
+              <w:lastRenderedPageBreak/>
               <w:t>L</w:t>
             </w:r>
             <w:r>
@@ -19070,7 +19663,6 @@
           <w:szCs w:val="32"/>
           <w:u w:val="single"/>
         </w:rPr>
-        <w:lastRenderedPageBreak/>
         <w:t xml:space="preserve">TS </w:t>
       </w:r>
       <w:r>

--- a/TS Jatai Ghanam Project/TS 3.4/TS 3.4 Jatai Sanskrit Corrections.docx
+++ b/TS Jatai Ghanam Project/TS 3.4/TS 3.4 Jatai Sanskrit Corrections.docx
@@ -1,6 +1,6 @@
 
 <file path=word/document.xml><?xml version="1.0" encoding="utf-8"?>
-<w:document xmlns:wpc="http://schemas.microsoft.com/office/word/2010/wordprocessingCanvas" xmlns:cx="http://schemas.microsoft.com/office/drawing/2014/chartex" xmlns:cx1="http://schemas.microsoft.com/office/drawing/2015/9/8/chartex" xmlns:cx2="http://schemas.microsoft.com/office/drawing/2015/10/21/chartex" xmlns:cx3="http://schemas.microsoft.com/office/drawing/2016/5/9/chartex" xmlns:cx4="http://schemas.microsoft.com/office/drawing/2016/5/10/chartex" xmlns:cx5="http://schemas.microsoft.com/office/drawing/2016/5/11/chartex" xmlns:cx6="http://schemas.microsoft.com/office/drawing/2016/5/12/chartex" xmlns:cx7="http://schemas.microsoft.com/office/drawing/2016/5/13/chartex" xmlns:cx8="http://schemas.microsoft.com/office/drawing/2016/5/14/chartex" xmlns:mc="http://schemas.openxmlformats.org/markup-compatibility/2006" xmlns:aink="http://schemas.microsoft.com/office/drawing/2016/ink" xmlns:am3d="http://schemas.microsoft.com/office/drawing/2017/model3d" xmlns:o="urn:schemas-microsoft-com:office:office" xmlns:oel="http://schemas.microsoft.com/office/2019/extlst" xmlns:r="http://schemas.openxmlformats.org/officeDocument/2006/relationships" xmlns:m="http://schemas.openxmlformats.org/officeDocument/2006/math" xmlns:v="urn:schemas-microsoft-com:vml" xmlns:wp14="http://schemas.microsoft.com/office/word/2010/wordprocessingDrawing" xmlns:wp="http://schemas.openxmlformats.org/drawingml/2006/wordprocessingDrawing" xmlns:w10="urn:schemas-microsoft-com:office:word" xmlns:w="http://schemas.openxmlformats.org/wordprocessingml/2006/main" xmlns:w14="http://schemas.microsoft.com/office/word/2010/wordml" xmlns:w15="http://schemas.microsoft.com/office/word/2012/wordml" xmlns:w16cei="http://schemas.microsoft.com/office/word/2026/wordml/cei" xmlns:w16cex="http://schemas.microsoft.com/office/word/2018/wordml/cex" xmlns:w16cid="http://schemas.microsoft.com/office/word/2016/wordml/cid" xmlns:w16="http://schemas.microsoft.com/office/word/2018/wordml" xmlns:w16du="http://schemas.microsoft.com/office/word/2023/wordml/word16du" xmlns:w16sdtdh="http://schemas.microsoft.com/office/word/2020/wordml/sdtdatahash" xmlns:w16sdtfl="http://schemas.microsoft.com/office/word/2024/wordml/sdtformatlock" xmlns:w16se="http://schemas.microsoft.com/office/word/2015/wordml/symex" xmlns:wpg="http://schemas.microsoft.com/office/word/2010/wordprocessingGroup" xmlns:wpi="http://schemas.microsoft.com/office/word/2010/wordprocessingInk" xmlns:wne="http://schemas.microsoft.com/office/word/2006/wordml" xmlns:wps="http://schemas.microsoft.com/office/word/2010/wordprocessingShape" mc:Ignorable="w14 w15 w16se w16cid w16 w16cex w16sdtdh w16sdtfl w16du wp14">
+<w:document xmlns:wpc="http://schemas.microsoft.com/office/word/2010/wordprocessingCanvas" xmlns:cx="http://schemas.microsoft.com/office/drawing/2014/chartex" xmlns:cx1="http://schemas.microsoft.com/office/drawing/2015/9/8/chartex" xmlns:cx2="http://schemas.microsoft.com/office/drawing/2015/10/21/chartex" xmlns:cx3="http://schemas.microsoft.com/office/drawing/2016/5/9/chartex" xmlns:cx4="http://schemas.microsoft.com/office/drawing/2016/5/10/chartex" xmlns:cx5="http://schemas.microsoft.com/office/drawing/2016/5/11/chartex" xmlns:cx6="http://schemas.microsoft.com/office/drawing/2016/5/12/chartex" xmlns:cx7="http://schemas.microsoft.com/office/drawing/2016/5/13/chartex" xmlns:cx8="http://schemas.microsoft.com/office/drawing/2016/5/14/chartex" xmlns:mc="http://schemas.openxmlformats.org/markup-compatibility/2006" xmlns:aink="http://schemas.microsoft.com/office/drawing/2016/ink" xmlns:am3d="http://schemas.microsoft.com/office/drawing/2017/model3d" xmlns:o="urn:schemas-microsoft-com:office:office" xmlns:oel="http://schemas.microsoft.com/office/2019/extlst" xmlns:r="http://schemas.openxmlformats.org/officeDocument/2006/relationships" xmlns:m="http://schemas.openxmlformats.org/officeDocument/2006/math" xmlns:v="urn:schemas-microsoft-com:vml" xmlns:wp14="http://schemas.microsoft.com/office/word/2010/wordprocessingDrawing" xmlns:wp="http://schemas.openxmlformats.org/drawingml/2006/wordprocessingDrawing" xmlns:w10="urn:schemas-microsoft-com:office:word" xmlns:w="http://schemas.openxmlformats.org/wordprocessingml/2006/main" xmlns:w14="http://schemas.microsoft.com/office/word/2010/wordml" xmlns:w15="http://schemas.microsoft.com/office/word/2012/wordml" xmlns:w16cex="http://schemas.microsoft.com/office/word/2018/wordml/cex" xmlns:w16cid="http://schemas.microsoft.com/office/word/2016/wordml/cid" xmlns:w16="http://schemas.microsoft.com/office/word/2018/wordml" xmlns:w16du="http://schemas.microsoft.com/office/word/2023/wordml/word16du" xmlns:w16sdtdh="http://schemas.microsoft.com/office/word/2020/wordml/sdtdatahash" xmlns:w16sdtfl="http://schemas.microsoft.com/office/word/2024/wordml/sdtformatlock" xmlns:w16se="http://schemas.microsoft.com/office/word/2015/wordml/symex" xmlns:wpg="http://schemas.microsoft.com/office/word/2010/wordprocessingGroup" xmlns:wpi="http://schemas.microsoft.com/office/word/2010/wordprocessingInk" xmlns:wne="http://schemas.microsoft.com/office/word/2006/wordml" xmlns:wps="http://schemas.microsoft.com/office/word/2010/wordprocessingShape" mc:Ignorable="w14 w15 w16se w16cid w16 w16cex w16sdtdh w16sdtfl w16du wp14">
   <w:body>
     <w:p>
       <w:pPr>
@@ -120,10 +120,9 @@
           <w:bCs/>
           <w:sz w:val="32"/>
           <w:szCs w:val="32"/>
-          <w:highlight w:val="red"/>
           <w:u w:val="single"/>
         </w:rPr>
-        <w:t>?????</w:t>
+        <w:t>31st August 2026</w:t>
       </w:r>
     </w:p>
     <w:p>
@@ -2755,49 +2754,6 @@
           </w:p>
         </w:tc>
       </w:tr>
-      <w:tr>
-        <w:trPr>
-          <w:trHeight w:val="1338"/>
-        </w:trPr>
-        <w:tc>
-          <w:tcPr>
-            <w:tcW w:w="7166" w:type="dxa"/>
-          </w:tcPr>
-          <w:p>
-            <w:pPr>
-              <w:widowControl w:val="0"/>
-              <w:autoSpaceDE w:val="0"/>
-              <w:autoSpaceDN w:val="0"/>
-              <w:adjustRightInd w:val="0"/>
-              <w:spacing w:before="0" w:line="240" w:lineRule="auto"/>
-              <w:rPr>
-                <w:rFonts w:cs="BRH Devanagari Extra"/>
-                <w:color w:val="000000"/>
-                <w:szCs w:val="32"/>
-              </w:rPr>
-            </w:pPr>
-          </w:p>
-        </w:tc>
-        <w:tc>
-          <w:tcPr>
-            <w:tcW w:w="7371" w:type="dxa"/>
-          </w:tcPr>
-          <w:p>
-            <w:pPr>
-              <w:widowControl w:val="0"/>
-              <w:autoSpaceDE w:val="0"/>
-              <w:autoSpaceDN w:val="0"/>
-              <w:adjustRightInd w:val="0"/>
-              <w:spacing w:before="0" w:line="240" w:lineRule="auto"/>
-              <w:rPr>
-                <w:rFonts w:cs="BRH Devanagari Extra"/>
-                <w:color w:val="000000"/>
-                <w:szCs w:val="32"/>
-              </w:rPr>
-            </w:pPr>
-          </w:p>
-        </w:tc>
-      </w:tr>
     </w:tbl>
     <w:p>
       <w:pPr>
@@ -2811,6 +2767,16 @@
           <w:u w:val="single"/>
         </w:rPr>
       </w:pPr>
+      <w:r>
+        <w:rPr>
+          <w:b/>
+          <w:bCs/>
+          <w:sz w:val="32"/>
+          <w:szCs w:val="32"/>
+          <w:u w:val="single"/>
+        </w:rPr>
+        <w:t>=============</w:t>
+      </w:r>
     </w:p>
     <w:p>
       <w:pPr>
@@ -2858,6 +2824,7 @@
           <w:szCs w:val="32"/>
           <w:u w:val="single"/>
         </w:rPr>
+        <w:lastRenderedPageBreak/>
         <w:t xml:space="preserve">TS </w:t>
       </w:r>
       <w:r>
@@ -9021,7 +8988,6 @@
                 <w:color w:val="000000"/>
                 <w:szCs w:val="32"/>
               </w:rPr>
-              <w:lastRenderedPageBreak/>
               <w:t>36</w:t>
             </w:r>
             <w:r>
@@ -9557,6 +9523,7 @@
                 <w:sz w:val="32"/>
                 <w:szCs w:val="32"/>
               </w:rPr>
+              <w:lastRenderedPageBreak/>
               <w:t>xÉÔrÉïþU</w:t>
             </w:r>
             <w:r>
@@ -9978,6 +9945,7 @@
                 <w:color w:val="000000"/>
                 <w:szCs w:val="32"/>
               </w:rPr>
+              <w:lastRenderedPageBreak/>
               <w:t>36</w:t>
             </w:r>
             <w:r>
@@ -10534,6 +10502,7 @@
                 <w:sz w:val="32"/>
                 <w:szCs w:val="32"/>
               </w:rPr>
+              <w:lastRenderedPageBreak/>
               <w:t>xÉÔrÉïþU</w:t>
             </w:r>
             <w:r>
@@ -10971,6 +10940,7 @@
                 <w:color w:val="000000"/>
                 <w:szCs w:val="32"/>
               </w:rPr>
+              <w:lastRenderedPageBreak/>
               <w:t>51</w:t>
             </w:r>
             <w:r>
@@ -12003,7 +11973,6 @@
                 <w:color w:val="000000"/>
                 <w:szCs w:val="32"/>
               </w:rPr>
-              <w:lastRenderedPageBreak/>
               <w:t>3</w:t>
             </w:r>
             <w:r>
@@ -13732,18 +13701,47 @@
               <w:adjustRightInd w:val="0"/>
               <w:spacing w:before="0" w:line="240" w:lineRule="auto"/>
               <w:rPr>
-                <w:rFonts w:ascii="BRH Devanagari Extra" w:hAnsi="BRH Devanagari Extra" w:cs="BRH Devanagari Extra"/>
-                <w:color w:val="000000"/>
-                <w:sz w:val="32"/>
+                <w:rFonts w:cs="BRH Devanagari Extra"/>
+                <w:color w:val="000000"/>
                 <w:szCs w:val="32"/>
               </w:rPr>
             </w:pPr>
-            <w:r>
-              <w:rPr>
-                <w:rFonts w:cs="BRH Devanagari Extra"/>
-                <w:color w:val="000000"/>
-                <w:szCs w:val="32"/>
-              </w:rPr>
+          </w:p>
+          <w:p>
+            <w:pPr>
+              <w:widowControl w:val="0"/>
+              <w:autoSpaceDE w:val="0"/>
+              <w:autoSpaceDN w:val="0"/>
+              <w:adjustRightInd w:val="0"/>
+              <w:spacing w:before="0" w:line="240" w:lineRule="auto"/>
+              <w:rPr>
+                <w:rFonts w:cs="BRH Devanagari Extra"/>
+                <w:color w:val="000000"/>
+                <w:szCs w:val="32"/>
+              </w:rPr>
+            </w:pPr>
+          </w:p>
+          <w:p>
+            <w:pPr>
+              <w:widowControl w:val="0"/>
+              <w:autoSpaceDE w:val="0"/>
+              <w:autoSpaceDN w:val="0"/>
+              <w:adjustRightInd w:val="0"/>
+              <w:spacing w:before="0" w:line="240" w:lineRule="auto"/>
+              <w:rPr>
+                <w:rFonts w:ascii="BRH Devanagari Extra" w:hAnsi="BRH Devanagari Extra" w:cs="BRH Devanagari Extra"/>
+                <w:color w:val="000000"/>
+                <w:sz w:val="32"/>
+                <w:szCs w:val="32"/>
+              </w:rPr>
+            </w:pPr>
+            <w:r>
+              <w:rPr>
+                <w:rFonts w:cs="BRH Devanagari Extra"/>
+                <w:color w:val="000000"/>
+                <w:szCs w:val="32"/>
+              </w:rPr>
+              <w:lastRenderedPageBreak/>
               <w:t>55</w:t>
             </w:r>
             <w:r>
@@ -13998,18 +13996,47 @@
               <w:adjustRightInd w:val="0"/>
               <w:spacing w:before="0" w:line="240" w:lineRule="auto"/>
               <w:rPr>
-                <w:rFonts w:ascii="BRH Devanagari Extra" w:hAnsi="BRH Devanagari Extra" w:cs="BRH Devanagari Extra"/>
-                <w:color w:val="000000"/>
-                <w:sz w:val="32"/>
+                <w:rFonts w:cs="BRH Devanagari Extra"/>
+                <w:color w:val="000000"/>
                 <w:szCs w:val="32"/>
               </w:rPr>
             </w:pPr>
-            <w:r>
-              <w:rPr>
-                <w:rFonts w:cs="BRH Devanagari Extra"/>
-                <w:color w:val="000000"/>
-                <w:szCs w:val="32"/>
-              </w:rPr>
+          </w:p>
+          <w:p>
+            <w:pPr>
+              <w:widowControl w:val="0"/>
+              <w:autoSpaceDE w:val="0"/>
+              <w:autoSpaceDN w:val="0"/>
+              <w:adjustRightInd w:val="0"/>
+              <w:spacing w:before="0" w:line="240" w:lineRule="auto"/>
+              <w:rPr>
+                <w:rFonts w:cs="BRH Devanagari Extra"/>
+                <w:color w:val="000000"/>
+                <w:szCs w:val="32"/>
+              </w:rPr>
+            </w:pPr>
+          </w:p>
+          <w:p>
+            <w:pPr>
+              <w:widowControl w:val="0"/>
+              <w:autoSpaceDE w:val="0"/>
+              <w:autoSpaceDN w:val="0"/>
+              <w:adjustRightInd w:val="0"/>
+              <w:spacing w:before="0" w:line="240" w:lineRule="auto"/>
+              <w:rPr>
+                <w:rFonts w:ascii="BRH Devanagari Extra" w:hAnsi="BRH Devanagari Extra" w:cs="BRH Devanagari Extra"/>
+                <w:color w:val="000000"/>
+                <w:sz w:val="32"/>
+                <w:szCs w:val="32"/>
+              </w:rPr>
+            </w:pPr>
+            <w:r>
+              <w:rPr>
+                <w:rFonts w:cs="BRH Devanagari Extra"/>
+                <w:color w:val="000000"/>
+                <w:szCs w:val="32"/>
+              </w:rPr>
+              <w:lastRenderedPageBreak/>
               <w:t>55</w:t>
             </w:r>
             <w:r>
@@ -14289,6 +14316,7 @@
                 <w:color w:val="000000"/>
                 <w:szCs w:val="32"/>
               </w:rPr>
+              <w:lastRenderedPageBreak/>
               <w:t>29</w:t>
             </w:r>
             <w:r>
@@ -15508,7 +15536,6 @@
                 <w:color w:val="000000"/>
                 <w:szCs w:val="32"/>
               </w:rPr>
-              <w:lastRenderedPageBreak/>
               <w:t>29</w:t>
             </w:r>
             <w:r>
@@ -17593,6 +17620,7 @@
                 <w:color w:val="000000"/>
                 <w:szCs w:val="32"/>
               </w:rPr>
+              <w:lastRenderedPageBreak/>
               <w:t>61</w:t>
             </w:r>
             <w:r>
@@ -18662,7 +18690,6 @@
                 <w:sz w:val="32"/>
                 <w:szCs w:val="32"/>
               </w:rPr>
-              <w:lastRenderedPageBreak/>
               <w:t>L</w:t>
             </w:r>
             <w:r>
@@ -19017,7 +19044,6 @@
                 <w:color w:val="000000"/>
                 <w:szCs w:val="32"/>
               </w:rPr>
-              <w:lastRenderedPageBreak/>
               <w:t>48</w:t>
             </w:r>
             <w:r>
@@ -19179,7 +19205,6 @@
                 <w:sz w:val="32"/>
                 <w:szCs w:val="32"/>
               </w:rPr>
-              <w:lastRenderedPageBreak/>
               <w:t>L</w:t>
             </w:r>
             <w:r>
@@ -19663,6 +19688,7 @@
           <w:szCs w:val="32"/>
           <w:u w:val="single"/>
         </w:rPr>
+        <w:lastRenderedPageBreak/>
         <w:t xml:space="preserve">TS </w:t>
       </w:r>
       <w:r>
@@ -20111,7 +20137,7 @@
 </file>
 
 <file path=word/endnotes.xml><?xml version="1.0" encoding="utf-8"?>
-<w:endnotes xmlns:wpc="http://schemas.microsoft.com/office/word/2010/wordprocessingCanvas" xmlns:cx="http://schemas.microsoft.com/office/drawing/2014/chartex" xmlns:cx1="http://schemas.microsoft.com/office/drawing/2015/9/8/chartex" xmlns:cx2="http://schemas.microsoft.com/office/drawing/2015/10/21/chartex" xmlns:cx3="http://schemas.microsoft.com/office/drawing/2016/5/9/chartex" xmlns:cx4="http://schemas.microsoft.com/office/drawing/2016/5/10/chartex" xmlns:cx5="http://schemas.microsoft.com/office/drawing/2016/5/11/chartex" xmlns:cx6="http://schemas.microsoft.com/office/drawing/2016/5/12/chartex" xmlns:cx7="http://schemas.microsoft.com/office/drawing/2016/5/13/chartex" xmlns:cx8="http://schemas.microsoft.com/office/drawing/2016/5/14/chartex" xmlns:mc="http://schemas.openxmlformats.org/markup-compatibility/2006" xmlns:aink="http://schemas.microsoft.com/office/drawing/2016/ink" xmlns:am3d="http://schemas.microsoft.com/office/drawing/2017/model3d" xmlns:o="urn:schemas-microsoft-com:office:office" xmlns:oel="http://schemas.microsoft.com/office/2019/extlst" xmlns:r="http://schemas.openxmlformats.org/officeDocument/2006/relationships" xmlns:m="http://schemas.openxmlformats.org/officeDocument/2006/math" xmlns:v="urn:schemas-microsoft-com:vml" xmlns:wp14="http://schemas.microsoft.com/office/word/2010/wordprocessingDrawing" xmlns:wp="http://schemas.openxmlformats.org/drawingml/2006/wordprocessingDrawing" xmlns:w10="urn:schemas-microsoft-com:office:word" xmlns:w="http://schemas.openxmlformats.org/wordprocessingml/2006/main" xmlns:w14="http://schemas.microsoft.com/office/word/2010/wordml" xmlns:w15="http://schemas.microsoft.com/office/word/2012/wordml" xmlns:w16cei="http://schemas.microsoft.com/office/word/2026/wordml/cei" xmlns:w16cex="http://schemas.microsoft.com/office/word/2018/wordml/cex" xmlns:w16cid="http://schemas.microsoft.com/office/word/2016/wordml/cid" xmlns:w16="http://schemas.microsoft.com/office/word/2018/wordml" xmlns:w16du="http://schemas.microsoft.com/office/word/2023/wordml/word16du" xmlns:w16sdtdh="http://schemas.microsoft.com/office/word/2020/wordml/sdtdatahash" xmlns:w16sdtfl="http://schemas.microsoft.com/office/word/2024/wordml/sdtformatlock" xmlns:w16se="http://schemas.microsoft.com/office/word/2015/wordml/symex" xmlns:wpg="http://schemas.microsoft.com/office/word/2010/wordprocessingGroup" xmlns:wpi="http://schemas.microsoft.com/office/word/2010/wordprocessingInk" xmlns:wne="http://schemas.microsoft.com/office/word/2006/wordml" xmlns:wps="http://schemas.microsoft.com/office/word/2010/wordprocessingShape" mc:Ignorable="w14 w15 w16se w16cid w16 w16cex w16sdtdh w16sdtfl w16du wp14">
+<w:endnotes xmlns:wpc="http://schemas.microsoft.com/office/word/2010/wordprocessingCanvas" xmlns:cx="http://schemas.microsoft.com/office/drawing/2014/chartex" xmlns:cx1="http://schemas.microsoft.com/office/drawing/2015/9/8/chartex" xmlns:cx2="http://schemas.microsoft.com/office/drawing/2015/10/21/chartex" xmlns:cx3="http://schemas.microsoft.com/office/drawing/2016/5/9/chartex" xmlns:cx4="http://schemas.microsoft.com/office/drawing/2016/5/10/chartex" xmlns:cx5="http://schemas.microsoft.com/office/drawing/2016/5/11/chartex" xmlns:cx6="http://schemas.microsoft.com/office/drawing/2016/5/12/chartex" xmlns:cx7="http://schemas.microsoft.com/office/drawing/2016/5/13/chartex" xmlns:cx8="http://schemas.microsoft.com/office/drawing/2016/5/14/chartex" xmlns:mc="http://schemas.openxmlformats.org/markup-compatibility/2006" xmlns:aink="http://schemas.microsoft.com/office/drawing/2016/ink" xmlns:am3d="http://schemas.microsoft.com/office/drawing/2017/model3d" xmlns:o="urn:schemas-microsoft-com:office:office" xmlns:oel="http://schemas.microsoft.com/office/2019/extlst" xmlns:r="http://schemas.openxmlformats.org/officeDocument/2006/relationships" xmlns:m="http://schemas.openxmlformats.org/officeDocument/2006/math" xmlns:v="urn:schemas-microsoft-com:vml" xmlns:wp14="http://schemas.microsoft.com/office/word/2010/wordprocessingDrawing" xmlns:wp="http://schemas.openxmlformats.org/drawingml/2006/wordprocessingDrawing" xmlns:w10="urn:schemas-microsoft-com:office:word" xmlns:w="http://schemas.openxmlformats.org/wordprocessingml/2006/main" xmlns:w14="http://schemas.microsoft.com/office/word/2010/wordml" xmlns:w15="http://schemas.microsoft.com/office/word/2012/wordml" xmlns:w16cex="http://schemas.microsoft.com/office/word/2018/wordml/cex" xmlns:w16cid="http://schemas.microsoft.com/office/word/2016/wordml/cid" xmlns:w16="http://schemas.microsoft.com/office/word/2018/wordml" xmlns:w16du="http://schemas.microsoft.com/office/word/2023/wordml/word16du" xmlns:w16sdtdh="http://schemas.microsoft.com/office/word/2020/wordml/sdtdatahash" xmlns:w16sdtfl="http://schemas.microsoft.com/office/word/2024/wordml/sdtformatlock" xmlns:w16se="http://schemas.microsoft.com/office/word/2015/wordml/symex" xmlns:wpg="http://schemas.microsoft.com/office/word/2010/wordprocessingGroup" xmlns:wpi="http://schemas.microsoft.com/office/word/2010/wordprocessingInk" xmlns:wne="http://schemas.microsoft.com/office/word/2006/wordml" xmlns:wps="http://schemas.microsoft.com/office/word/2010/wordprocessingShape" mc:Ignorable="w14 w15 w16se w16cid w16 w16cex w16sdtdh w16sdtfl w16du wp14">
   <w:endnote w:type="separator" w:id="-1">
     <w:p>
       <w:pPr>
@@ -20136,7 +20162,7 @@
 </file>
 
 <file path=word/footer1.xml><?xml version="1.0" encoding="utf-8"?>
-<w:ftr xmlns:wpc="http://schemas.microsoft.com/office/word/2010/wordprocessingCanvas" xmlns:cx="http://schemas.microsoft.com/office/drawing/2014/chartex" xmlns:cx1="http://schemas.microsoft.com/office/drawing/2015/9/8/chartex" xmlns:cx2="http://schemas.microsoft.com/office/drawing/2015/10/21/chartex" xmlns:cx3="http://schemas.microsoft.com/office/drawing/2016/5/9/chartex" xmlns:cx4="http://schemas.microsoft.com/office/drawing/2016/5/10/chartex" xmlns:cx5="http://schemas.microsoft.com/office/drawing/2016/5/11/chartex" xmlns:cx6="http://schemas.microsoft.com/office/drawing/2016/5/12/chartex" xmlns:cx7="http://schemas.microsoft.com/office/drawing/2016/5/13/chartex" xmlns:cx8="http://schemas.microsoft.com/office/drawing/2016/5/14/chartex" xmlns:mc="http://schemas.openxmlformats.org/markup-compatibility/2006" xmlns:aink="http://schemas.microsoft.com/office/drawing/2016/ink" xmlns:am3d="http://schemas.microsoft.com/office/drawing/2017/model3d" xmlns:o="urn:schemas-microsoft-com:office:office" xmlns:oel="http://schemas.microsoft.com/office/2019/extlst" xmlns:r="http://schemas.openxmlformats.org/officeDocument/2006/relationships" xmlns:m="http://schemas.openxmlformats.org/officeDocument/2006/math" xmlns:v="urn:schemas-microsoft-com:vml" xmlns:wp14="http://schemas.microsoft.com/office/word/2010/wordprocessingDrawing" xmlns:wp="http://schemas.openxmlformats.org/drawingml/2006/wordprocessingDrawing" xmlns:w10="urn:schemas-microsoft-com:office:word" xmlns:w="http://schemas.openxmlformats.org/wordprocessingml/2006/main" xmlns:w14="http://schemas.microsoft.com/office/word/2010/wordml" xmlns:w15="http://schemas.microsoft.com/office/word/2012/wordml" xmlns:w16cei="http://schemas.microsoft.com/office/word/2026/wordml/cei" xmlns:w16cex="http://schemas.microsoft.com/office/word/2018/wordml/cex" xmlns:w16cid="http://schemas.microsoft.com/office/word/2016/wordml/cid" xmlns:w16="http://schemas.microsoft.com/office/word/2018/wordml" xmlns:w16du="http://schemas.microsoft.com/office/word/2023/wordml/word16du" xmlns:w16sdtdh="http://schemas.microsoft.com/office/word/2020/wordml/sdtdatahash" xmlns:w16sdtfl="http://schemas.microsoft.com/office/word/2024/wordml/sdtformatlock" xmlns:w16se="http://schemas.microsoft.com/office/word/2015/wordml/symex" xmlns:wpg="http://schemas.microsoft.com/office/word/2010/wordprocessingGroup" xmlns:wpi="http://schemas.microsoft.com/office/word/2010/wordprocessingInk" xmlns:wne="http://schemas.microsoft.com/office/word/2006/wordml" xmlns:wps="http://schemas.microsoft.com/office/word/2010/wordprocessingShape" mc:Ignorable="w14 w15 w16se w16cid w16 w16cex w16sdtdh w16sdtfl w16du wp14">
+<w:ftr xmlns:wpc="http://schemas.microsoft.com/office/word/2010/wordprocessingCanvas" xmlns:cx="http://schemas.microsoft.com/office/drawing/2014/chartex" xmlns:cx1="http://schemas.microsoft.com/office/drawing/2015/9/8/chartex" xmlns:cx2="http://schemas.microsoft.com/office/drawing/2015/10/21/chartex" xmlns:cx3="http://schemas.microsoft.com/office/drawing/2016/5/9/chartex" xmlns:cx4="http://schemas.microsoft.com/office/drawing/2016/5/10/chartex" xmlns:cx5="http://schemas.microsoft.com/office/drawing/2016/5/11/chartex" xmlns:cx6="http://schemas.microsoft.com/office/drawing/2016/5/12/chartex" xmlns:cx7="http://schemas.microsoft.com/office/drawing/2016/5/13/chartex" xmlns:cx8="http://schemas.microsoft.com/office/drawing/2016/5/14/chartex" xmlns:mc="http://schemas.openxmlformats.org/markup-compatibility/2006" xmlns:aink="http://schemas.microsoft.com/office/drawing/2016/ink" xmlns:am3d="http://schemas.microsoft.com/office/drawing/2017/model3d" xmlns:o="urn:schemas-microsoft-com:office:office" xmlns:oel="http://schemas.microsoft.com/office/2019/extlst" xmlns:r="http://schemas.openxmlformats.org/officeDocument/2006/relationships" xmlns:m="http://schemas.openxmlformats.org/officeDocument/2006/math" xmlns:v="urn:schemas-microsoft-com:vml" xmlns:wp14="http://schemas.microsoft.com/office/word/2010/wordprocessingDrawing" xmlns:wp="http://schemas.openxmlformats.org/drawingml/2006/wordprocessingDrawing" xmlns:w10="urn:schemas-microsoft-com:office:word" xmlns:w="http://schemas.openxmlformats.org/wordprocessingml/2006/main" xmlns:w14="http://schemas.microsoft.com/office/word/2010/wordml" xmlns:w15="http://schemas.microsoft.com/office/word/2012/wordml" xmlns:w16cex="http://schemas.microsoft.com/office/word/2018/wordml/cex" xmlns:w16cid="http://schemas.microsoft.com/office/word/2016/wordml/cid" xmlns:w16="http://schemas.microsoft.com/office/word/2018/wordml" xmlns:w16du="http://schemas.microsoft.com/office/word/2023/wordml/word16du" xmlns:w16sdtdh="http://schemas.microsoft.com/office/word/2020/wordml/sdtdatahash" xmlns:w16sdtfl="http://schemas.microsoft.com/office/word/2024/wordml/sdtformatlock" xmlns:w16se="http://schemas.microsoft.com/office/word/2015/wordml/symex" xmlns:wpg="http://schemas.microsoft.com/office/word/2010/wordprocessingGroup" xmlns:wpi="http://schemas.microsoft.com/office/word/2010/wordprocessingInk" xmlns:wne="http://schemas.microsoft.com/office/word/2006/wordml" xmlns:wps="http://schemas.microsoft.com/office/word/2010/wordprocessingShape" mc:Ignorable="w14 w15 w16se w16cid w16 w16cex w16sdtdh w16sdtfl w16du wp14">
   <w:p>
     <w:pPr>
       <w:pBdr>
@@ -20318,7 +20344,7 @@
 </file>
 
 <file path=word/footer2.xml><?xml version="1.0" encoding="utf-8"?>
-<w:ftr xmlns:wpc="http://schemas.microsoft.com/office/word/2010/wordprocessingCanvas" xmlns:cx="http://schemas.microsoft.com/office/drawing/2014/chartex" xmlns:cx1="http://schemas.microsoft.com/office/drawing/2015/9/8/chartex" xmlns:cx2="http://schemas.microsoft.com/office/drawing/2015/10/21/chartex" xmlns:cx3="http://schemas.microsoft.com/office/drawing/2016/5/9/chartex" xmlns:cx4="http://schemas.microsoft.com/office/drawing/2016/5/10/chartex" xmlns:cx5="http://schemas.microsoft.com/office/drawing/2016/5/11/chartex" xmlns:cx6="http://schemas.microsoft.com/office/drawing/2016/5/12/chartex" xmlns:cx7="http://schemas.microsoft.com/office/drawing/2016/5/13/chartex" xmlns:cx8="http://schemas.microsoft.com/office/drawing/2016/5/14/chartex" xmlns:mc="http://schemas.openxmlformats.org/markup-compatibility/2006" xmlns:aink="http://schemas.microsoft.com/office/drawing/2016/ink" xmlns:am3d="http://schemas.microsoft.com/office/drawing/2017/model3d" xmlns:o="urn:schemas-microsoft-com:office:office" xmlns:oel="http://schemas.microsoft.com/office/2019/extlst" xmlns:r="http://schemas.openxmlformats.org/officeDocument/2006/relationships" xmlns:m="http://schemas.openxmlformats.org/officeDocument/2006/math" xmlns:v="urn:schemas-microsoft-com:vml" xmlns:wp14="http://schemas.microsoft.com/office/word/2010/wordprocessingDrawing" xmlns:wp="http://schemas.openxmlformats.org/drawingml/2006/wordprocessingDrawing" xmlns:w10="urn:schemas-microsoft-com:office:word" xmlns:w="http://schemas.openxmlformats.org/wordprocessingml/2006/main" xmlns:w14="http://schemas.microsoft.com/office/word/2010/wordml" xmlns:w15="http://schemas.microsoft.com/office/word/2012/wordml" xmlns:w16cei="http://schemas.microsoft.com/office/word/2026/wordml/cei" xmlns:w16cex="http://schemas.microsoft.com/office/word/2018/wordml/cex" xmlns:w16cid="http://schemas.microsoft.com/office/word/2016/wordml/cid" xmlns:w16="http://schemas.microsoft.com/office/word/2018/wordml" xmlns:w16du="http://schemas.microsoft.com/office/word/2023/wordml/word16du" xmlns:w16sdtdh="http://schemas.microsoft.com/office/word/2020/wordml/sdtdatahash" xmlns:w16sdtfl="http://schemas.microsoft.com/office/word/2024/wordml/sdtformatlock" xmlns:w16se="http://schemas.microsoft.com/office/word/2015/wordml/symex" xmlns:wpg="http://schemas.microsoft.com/office/word/2010/wordprocessingGroup" xmlns:wpi="http://schemas.microsoft.com/office/word/2010/wordprocessingInk" xmlns:wne="http://schemas.microsoft.com/office/word/2006/wordml" xmlns:wps="http://schemas.microsoft.com/office/word/2010/wordprocessingShape" mc:Ignorable="w14 w15 w16se w16cid w16 w16cex w16sdtdh w16sdtfl w16du wp14">
+<w:ftr xmlns:wpc="http://schemas.microsoft.com/office/word/2010/wordprocessingCanvas" xmlns:cx="http://schemas.microsoft.com/office/drawing/2014/chartex" xmlns:cx1="http://schemas.microsoft.com/office/drawing/2015/9/8/chartex" xmlns:cx2="http://schemas.microsoft.com/office/drawing/2015/10/21/chartex" xmlns:cx3="http://schemas.microsoft.com/office/drawing/2016/5/9/chartex" xmlns:cx4="http://schemas.microsoft.com/office/drawing/2016/5/10/chartex" xmlns:cx5="http://schemas.microsoft.com/office/drawing/2016/5/11/chartex" xmlns:cx6="http://schemas.microsoft.com/office/drawing/2016/5/12/chartex" xmlns:cx7="http://schemas.microsoft.com/office/drawing/2016/5/13/chartex" xmlns:cx8="http://schemas.microsoft.com/office/drawing/2016/5/14/chartex" xmlns:mc="http://schemas.openxmlformats.org/markup-compatibility/2006" xmlns:aink="http://schemas.microsoft.com/office/drawing/2016/ink" xmlns:am3d="http://schemas.microsoft.com/office/drawing/2017/model3d" xmlns:o="urn:schemas-microsoft-com:office:office" xmlns:oel="http://schemas.microsoft.com/office/2019/extlst" xmlns:r="http://schemas.openxmlformats.org/officeDocument/2006/relationships" xmlns:m="http://schemas.openxmlformats.org/officeDocument/2006/math" xmlns:v="urn:schemas-microsoft-com:vml" xmlns:wp14="http://schemas.microsoft.com/office/word/2010/wordprocessingDrawing" xmlns:wp="http://schemas.openxmlformats.org/drawingml/2006/wordprocessingDrawing" xmlns:w10="urn:schemas-microsoft-com:office:word" xmlns:w="http://schemas.openxmlformats.org/wordprocessingml/2006/main" xmlns:w14="http://schemas.microsoft.com/office/word/2010/wordml" xmlns:w15="http://schemas.microsoft.com/office/word/2012/wordml" xmlns:w16cex="http://schemas.microsoft.com/office/word/2018/wordml/cex" xmlns:w16cid="http://schemas.microsoft.com/office/word/2016/wordml/cid" xmlns:w16="http://schemas.microsoft.com/office/word/2018/wordml" xmlns:w16du="http://schemas.microsoft.com/office/word/2023/wordml/word16du" xmlns:w16sdtdh="http://schemas.microsoft.com/office/word/2020/wordml/sdtdatahash" xmlns:w16sdtfl="http://schemas.microsoft.com/office/word/2024/wordml/sdtformatlock" xmlns:w16se="http://schemas.microsoft.com/office/word/2015/wordml/symex" xmlns:wpg="http://schemas.microsoft.com/office/word/2010/wordprocessingGroup" xmlns:wpi="http://schemas.microsoft.com/office/word/2010/wordprocessingInk" xmlns:wne="http://schemas.microsoft.com/office/word/2006/wordml" xmlns:wps="http://schemas.microsoft.com/office/word/2010/wordprocessingShape" mc:Ignorable="w14 w15 w16se w16cid w16 w16cex w16sdtdh w16sdtfl w16du wp14">
   <w:p>
     <w:pPr>
       <w:pBdr>
@@ -20524,7 +20550,7 @@
 </file>
 
 <file path=word/footnotes.xml><?xml version="1.0" encoding="utf-8"?>
-<w:footnotes xmlns:wpc="http://schemas.microsoft.com/office/word/2010/wordprocessingCanvas" xmlns:cx="http://schemas.microsoft.com/office/drawing/2014/chartex" xmlns:cx1="http://schemas.microsoft.com/office/drawing/2015/9/8/chartex" xmlns:cx2="http://schemas.microsoft.com/office/drawing/2015/10/21/chartex" xmlns:cx3="http://schemas.microsoft.com/office/drawing/2016/5/9/chartex" xmlns:cx4="http://schemas.microsoft.com/office/drawing/2016/5/10/chartex" xmlns:cx5="http://schemas.microsoft.com/office/drawing/2016/5/11/chartex" xmlns:cx6="http://schemas.microsoft.com/office/drawing/2016/5/12/chartex" xmlns:cx7="http://schemas.microsoft.com/office/drawing/2016/5/13/chartex" xmlns:cx8="http://schemas.microsoft.com/office/drawing/2016/5/14/chartex" xmlns:mc="http://schemas.openxmlformats.org/markup-compatibility/2006" xmlns:aink="http://schemas.microsoft.com/office/drawing/2016/ink" xmlns:am3d="http://schemas.microsoft.com/office/drawing/2017/model3d" xmlns:o="urn:schemas-microsoft-com:office:office" xmlns:oel="http://schemas.microsoft.com/office/2019/extlst" xmlns:r="http://schemas.openxmlformats.org/officeDocument/2006/relationships" xmlns:m="http://schemas.openxmlformats.org/officeDocument/2006/math" xmlns:v="urn:schemas-microsoft-com:vml" xmlns:wp14="http://schemas.microsoft.com/office/word/2010/wordprocessingDrawing" xmlns:wp="http://schemas.openxmlformats.org/drawingml/2006/wordprocessingDrawing" xmlns:w10="urn:schemas-microsoft-com:office:word" xmlns:w="http://schemas.openxmlformats.org/wordprocessingml/2006/main" xmlns:w14="http://schemas.microsoft.com/office/word/2010/wordml" xmlns:w15="http://schemas.microsoft.com/office/word/2012/wordml" xmlns:w16cei="http://schemas.microsoft.com/office/word/2026/wordml/cei" xmlns:w16cex="http://schemas.microsoft.com/office/word/2018/wordml/cex" xmlns:w16cid="http://schemas.microsoft.com/office/word/2016/wordml/cid" xmlns:w16="http://schemas.microsoft.com/office/word/2018/wordml" xmlns:w16du="http://schemas.microsoft.com/office/word/2023/wordml/word16du" xmlns:w16sdtdh="http://schemas.microsoft.com/office/word/2020/wordml/sdtdatahash" xmlns:w16sdtfl="http://schemas.microsoft.com/office/word/2024/wordml/sdtformatlock" xmlns:w16se="http://schemas.microsoft.com/office/word/2015/wordml/symex" xmlns:wpg="http://schemas.microsoft.com/office/word/2010/wordprocessingGroup" xmlns:wpi="http://schemas.microsoft.com/office/word/2010/wordprocessingInk" xmlns:wne="http://schemas.microsoft.com/office/word/2006/wordml" xmlns:wps="http://schemas.microsoft.com/office/word/2010/wordprocessingShape" mc:Ignorable="w14 w15 w16se w16cid w16 w16cex w16sdtdh w16sdtfl w16du wp14">
+<w:footnotes xmlns:wpc="http://schemas.microsoft.com/office/word/2010/wordprocessingCanvas" xmlns:cx="http://schemas.microsoft.com/office/drawing/2014/chartex" xmlns:cx1="http://schemas.microsoft.com/office/drawing/2015/9/8/chartex" xmlns:cx2="http://schemas.microsoft.com/office/drawing/2015/10/21/chartex" xmlns:cx3="http://schemas.microsoft.com/office/drawing/2016/5/9/chartex" xmlns:cx4="http://schemas.microsoft.com/office/drawing/2016/5/10/chartex" xmlns:cx5="http://schemas.microsoft.com/office/drawing/2016/5/11/chartex" xmlns:cx6="http://schemas.microsoft.com/office/drawing/2016/5/12/chartex" xmlns:cx7="http://schemas.microsoft.com/office/drawing/2016/5/13/chartex" xmlns:cx8="http://schemas.microsoft.com/office/drawing/2016/5/14/chartex" xmlns:mc="http://schemas.openxmlformats.org/markup-compatibility/2006" xmlns:aink="http://schemas.microsoft.com/office/drawing/2016/ink" xmlns:am3d="http://schemas.microsoft.com/office/drawing/2017/model3d" xmlns:o="urn:schemas-microsoft-com:office:office" xmlns:oel="http://schemas.microsoft.com/office/2019/extlst" xmlns:r="http://schemas.openxmlformats.org/officeDocument/2006/relationships" xmlns:m="http://schemas.openxmlformats.org/officeDocument/2006/math" xmlns:v="urn:schemas-microsoft-com:vml" xmlns:wp14="http://schemas.microsoft.com/office/word/2010/wordprocessingDrawing" xmlns:wp="http://schemas.openxmlformats.org/drawingml/2006/wordprocessingDrawing" xmlns:w10="urn:schemas-microsoft-com:office:word" xmlns:w="http://schemas.openxmlformats.org/wordprocessingml/2006/main" xmlns:w14="http://schemas.microsoft.com/office/word/2010/wordml" xmlns:w15="http://schemas.microsoft.com/office/word/2012/wordml" xmlns:w16cex="http://schemas.microsoft.com/office/word/2018/wordml/cex" xmlns:w16cid="http://schemas.microsoft.com/office/word/2016/wordml/cid" xmlns:w16="http://schemas.microsoft.com/office/word/2018/wordml" xmlns:w16du="http://schemas.microsoft.com/office/word/2023/wordml/word16du" xmlns:w16sdtdh="http://schemas.microsoft.com/office/word/2020/wordml/sdtdatahash" xmlns:w16sdtfl="http://schemas.microsoft.com/office/word/2024/wordml/sdtformatlock" xmlns:w16se="http://schemas.microsoft.com/office/word/2015/wordml/symex" xmlns:wpg="http://schemas.microsoft.com/office/word/2010/wordprocessingGroup" xmlns:wpi="http://schemas.microsoft.com/office/word/2010/wordprocessingInk" xmlns:wne="http://schemas.microsoft.com/office/word/2006/wordml" xmlns:wps="http://schemas.microsoft.com/office/word/2010/wordprocessingShape" mc:Ignorable="w14 w15 w16se w16cid w16 w16cex w16sdtdh w16sdtfl w16du wp14">
   <w:footnote w:type="separator" w:id="-1">
     <w:p>
       <w:pPr>
@@ -20549,7 +20575,7 @@
 </file>
 
 <file path=word/header1.xml><?xml version="1.0" encoding="utf-8"?>
-<w:hdr xmlns:wpc="http://schemas.microsoft.com/office/word/2010/wordprocessingCanvas" xmlns:cx="http://schemas.microsoft.com/office/drawing/2014/chartex" xmlns:cx1="http://schemas.microsoft.com/office/drawing/2015/9/8/chartex" xmlns:cx2="http://schemas.microsoft.com/office/drawing/2015/10/21/chartex" xmlns:cx3="http://schemas.microsoft.com/office/drawing/2016/5/9/chartex" xmlns:cx4="http://schemas.microsoft.com/office/drawing/2016/5/10/chartex" xmlns:cx5="http://schemas.microsoft.com/office/drawing/2016/5/11/chartex" xmlns:cx6="http://schemas.microsoft.com/office/drawing/2016/5/12/chartex" xmlns:cx7="http://schemas.microsoft.com/office/drawing/2016/5/13/chartex" xmlns:cx8="http://schemas.microsoft.com/office/drawing/2016/5/14/chartex" xmlns:mc="http://schemas.openxmlformats.org/markup-compatibility/2006" xmlns:aink="http://schemas.microsoft.com/office/drawing/2016/ink" xmlns:am3d="http://schemas.microsoft.com/office/drawing/2017/model3d" xmlns:o="urn:schemas-microsoft-com:office:office" xmlns:oel="http://schemas.microsoft.com/office/2019/extlst" xmlns:r="http://schemas.openxmlformats.org/officeDocument/2006/relationships" xmlns:m="http://schemas.openxmlformats.org/officeDocument/2006/math" xmlns:v="urn:schemas-microsoft-com:vml" xmlns:wp14="http://schemas.microsoft.com/office/word/2010/wordprocessingDrawing" xmlns:wp="http://schemas.openxmlformats.org/drawingml/2006/wordprocessingDrawing" xmlns:w10="urn:schemas-microsoft-com:office:word" xmlns:w="http://schemas.openxmlformats.org/wordprocessingml/2006/main" xmlns:w14="http://schemas.microsoft.com/office/word/2010/wordml" xmlns:w15="http://schemas.microsoft.com/office/word/2012/wordml" xmlns:w16cei="http://schemas.microsoft.com/office/word/2026/wordml/cei" xmlns:w16cex="http://schemas.microsoft.com/office/word/2018/wordml/cex" xmlns:w16cid="http://schemas.microsoft.com/office/word/2016/wordml/cid" xmlns:w16="http://schemas.microsoft.com/office/word/2018/wordml" xmlns:w16du="http://schemas.microsoft.com/office/word/2023/wordml/word16du" xmlns:w16sdtdh="http://schemas.microsoft.com/office/word/2020/wordml/sdtdatahash" xmlns:w16sdtfl="http://schemas.microsoft.com/office/word/2024/wordml/sdtformatlock" xmlns:w16se="http://schemas.microsoft.com/office/word/2015/wordml/symex" xmlns:wpg="http://schemas.microsoft.com/office/word/2010/wordprocessingGroup" xmlns:wpi="http://schemas.microsoft.com/office/word/2010/wordprocessingInk" xmlns:wne="http://schemas.microsoft.com/office/word/2006/wordml" xmlns:wps="http://schemas.microsoft.com/office/word/2010/wordprocessingShape" mc:Ignorable="w14 w15 w16se w16cid w16 w16cex w16sdtdh w16sdtfl w16du wp14">
+<w:hdr xmlns:wpc="http://schemas.microsoft.com/office/word/2010/wordprocessingCanvas" xmlns:cx="http://schemas.microsoft.com/office/drawing/2014/chartex" xmlns:cx1="http://schemas.microsoft.com/office/drawing/2015/9/8/chartex" xmlns:cx2="http://schemas.microsoft.com/office/drawing/2015/10/21/chartex" xmlns:cx3="http://schemas.microsoft.com/office/drawing/2016/5/9/chartex" xmlns:cx4="http://schemas.microsoft.com/office/drawing/2016/5/10/chartex" xmlns:cx5="http://schemas.microsoft.com/office/drawing/2016/5/11/chartex" xmlns:cx6="http://schemas.microsoft.com/office/drawing/2016/5/12/chartex" xmlns:cx7="http://schemas.microsoft.com/office/drawing/2016/5/13/chartex" xmlns:cx8="http://schemas.microsoft.com/office/drawing/2016/5/14/chartex" xmlns:mc="http://schemas.openxmlformats.org/markup-compatibility/2006" xmlns:aink="http://schemas.microsoft.com/office/drawing/2016/ink" xmlns:am3d="http://schemas.microsoft.com/office/drawing/2017/model3d" xmlns:o="urn:schemas-microsoft-com:office:office" xmlns:oel="http://schemas.microsoft.com/office/2019/extlst" xmlns:r="http://schemas.openxmlformats.org/officeDocument/2006/relationships" xmlns:m="http://schemas.openxmlformats.org/officeDocument/2006/math" xmlns:v="urn:schemas-microsoft-com:vml" xmlns:wp14="http://schemas.microsoft.com/office/word/2010/wordprocessingDrawing" xmlns:wp="http://schemas.openxmlformats.org/drawingml/2006/wordprocessingDrawing" xmlns:w10="urn:schemas-microsoft-com:office:word" xmlns:w="http://schemas.openxmlformats.org/wordprocessingml/2006/main" xmlns:w14="http://schemas.microsoft.com/office/word/2010/wordml" xmlns:w15="http://schemas.microsoft.com/office/word/2012/wordml" xmlns:w16cex="http://schemas.microsoft.com/office/word/2018/wordml/cex" xmlns:w16cid="http://schemas.microsoft.com/office/word/2016/wordml/cid" xmlns:w16="http://schemas.microsoft.com/office/word/2018/wordml" xmlns:w16du="http://schemas.microsoft.com/office/word/2023/wordml/word16du" xmlns:w16sdtdh="http://schemas.microsoft.com/office/word/2020/wordml/sdtdatahash" xmlns:w16sdtfl="http://schemas.microsoft.com/office/word/2024/wordml/sdtformatlock" xmlns:w16se="http://schemas.microsoft.com/office/word/2015/wordml/symex" xmlns:wpg="http://schemas.microsoft.com/office/word/2010/wordprocessingGroup" xmlns:wpi="http://schemas.microsoft.com/office/word/2010/wordprocessingInk" xmlns:wne="http://schemas.microsoft.com/office/word/2006/wordml" xmlns:wps="http://schemas.microsoft.com/office/word/2010/wordprocessingShape" mc:Ignorable="w14 w15 w16se w16cid w16 w16cex w16sdtdh w16sdtfl w16du wp14">
   <w:p>
     <w:pPr>
       <w:pStyle w:val="Header"/>
@@ -20570,7 +20596,7 @@
 </file>
 
 <file path=word/header2.xml><?xml version="1.0" encoding="utf-8"?>
-<w:hdr xmlns:wpc="http://schemas.microsoft.com/office/word/2010/wordprocessingCanvas" xmlns:cx="http://schemas.microsoft.com/office/drawing/2014/chartex" xmlns:cx1="http://schemas.microsoft.com/office/drawing/2015/9/8/chartex" xmlns:cx2="http://schemas.microsoft.com/office/drawing/2015/10/21/chartex" xmlns:cx3="http://schemas.microsoft.com/office/drawing/2016/5/9/chartex" xmlns:cx4="http://schemas.microsoft.com/office/drawing/2016/5/10/chartex" xmlns:cx5="http://schemas.microsoft.com/office/drawing/2016/5/11/chartex" xmlns:cx6="http://schemas.microsoft.com/office/drawing/2016/5/12/chartex" xmlns:cx7="http://schemas.microsoft.com/office/drawing/2016/5/13/chartex" xmlns:cx8="http://schemas.microsoft.com/office/drawing/2016/5/14/chartex" xmlns:mc="http://schemas.openxmlformats.org/markup-compatibility/2006" xmlns:aink="http://schemas.microsoft.com/office/drawing/2016/ink" xmlns:am3d="http://schemas.microsoft.com/office/drawing/2017/model3d" xmlns:o="urn:schemas-microsoft-com:office:office" xmlns:oel="http://schemas.microsoft.com/office/2019/extlst" xmlns:r="http://schemas.openxmlformats.org/officeDocument/2006/relationships" xmlns:m="http://schemas.openxmlformats.org/officeDocument/2006/math" xmlns:v="urn:schemas-microsoft-com:vml" xmlns:wp14="http://schemas.microsoft.com/office/word/2010/wordprocessingDrawing" xmlns:wp="http://schemas.openxmlformats.org/drawingml/2006/wordprocessingDrawing" xmlns:w10="urn:schemas-microsoft-com:office:word" xmlns:w="http://schemas.openxmlformats.org/wordprocessingml/2006/main" xmlns:w14="http://schemas.microsoft.com/office/word/2010/wordml" xmlns:w15="http://schemas.microsoft.com/office/word/2012/wordml" xmlns:w16cei="http://schemas.microsoft.com/office/word/2026/wordml/cei" xmlns:w16cex="http://schemas.microsoft.com/office/word/2018/wordml/cex" xmlns:w16cid="http://schemas.microsoft.com/office/word/2016/wordml/cid" xmlns:w16="http://schemas.microsoft.com/office/word/2018/wordml" xmlns:w16du="http://schemas.microsoft.com/office/word/2023/wordml/word16du" xmlns:w16sdtdh="http://schemas.microsoft.com/office/word/2020/wordml/sdtdatahash" xmlns:w16sdtfl="http://schemas.microsoft.com/office/word/2024/wordml/sdtformatlock" xmlns:w16se="http://schemas.microsoft.com/office/word/2015/wordml/symex" xmlns:wpg="http://schemas.microsoft.com/office/word/2010/wordprocessingGroup" xmlns:wpi="http://schemas.microsoft.com/office/word/2010/wordprocessingInk" xmlns:wne="http://schemas.microsoft.com/office/word/2006/wordml" xmlns:wps="http://schemas.microsoft.com/office/word/2010/wordprocessingShape" mc:Ignorable="w14 w15 w16se w16cid w16 w16cex w16sdtdh w16sdtfl w16du wp14">
+<w:hdr xmlns:wpc="http://schemas.microsoft.com/office/word/2010/wordprocessingCanvas" xmlns:cx="http://schemas.microsoft.com/office/drawing/2014/chartex" xmlns:cx1="http://schemas.microsoft.com/office/drawing/2015/9/8/chartex" xmlns:cx2="http://schemas.microsoft.com/office/drawing/2015/10/21/chartex" xmlns:cx3="http://schemas.microsoft.com/office/drawing/2016/5/9/chartex" xmlns:cx4="http://schemas.microsoft.com/office/drawing/2016/5/10/chartex" xmlns:cx5="http://schemas.microsoft.com/office/drawing/2016/5/11/chartex" xmlns:cx6="http://schemas.microsoft.com/office/drawing/2016/5/12/chartex" xmlns:cx7="http://schemas.microsoft.com/office/drawing/2016/5/13/chartex" xmlns:cx8="http://schemas.microsoft.com/office/drawing/2016/5/14/chartex" xmlns:mc="http://schemas.openxmlformats.org/markup-compatibility/2006" xmlns:aink="http://schemas.microsoft.com/office/drawing/2016/ink" xmlns:am3d="http://schemas.microsoft.com/office/drawing/2017/model3d" xmlns:o="urn:schemas-microsoft-com:office:office" xmlns:oel="http://schemas.microsoft.com/office/2019/extlst" xmlns:r="http://schemas.openxmlformats.org/officeDocument/2006/relationships" xmlns:m="http://schemas.openxmlformats.org/officeDocument/2006/math" xmlns:v="urn:schemas-microsoft-com:vml" xmlns:wp14="http://schemas.microsoft.com/office/word/2010/wordprocessingDrawing" xmlns:wp="http://schemas.openxmlformats.org/drawingml/2006/wordprocessingDrawing" xmlns:w10="urn:schemas-microsoft-com:office:word" xmlns:w="http://schemas.openxmlformats.org/wordprocessingml/2006/main" xmlns:w14="http://schemas.microsoft.com/office/word/2010/wordml" xmlns:w15="http://schemas.microsoft.com/office/word/2012/wordml" xmlns:w16cex="http://schemas.microsoft.com/office/word/2018/wordml/cex" xmlns:w16cid="http://schemas.microsoft.com/office/word/2016/wordml/cid" xmlns:w16="http://schemas.microsoft.com/office/word/2018/wordml" xmlns:w16du="http://schemas.microsoft.com/office/word/2023/wordml/word16du" xmlns:w16sdtdh="http://schemas.microsoft.com/office/word/2020/wordml/sdtdatahash" xmlns:w16sdtfl="http://schemas.microsoft.com/office/word/2024/wordml/sdtformatlock" xmlns:w16se="http://schemas.microsoft.com/office/word/2015/wordml/symex" xmlns:wpg="http://schemas.microsoft.com/office/word/2010/wordprocessingGroup" xmlns:wpi="http://schemas.microsoft.com/office/word/2010/wordprocessingInk" xmlns:wne="http://schemas.microsoft.com/office/word/2006/wordml" xmlns:wps="http://schemas.microsoft.com/office/word/2010/wordprocessingShape" mc:Ignorable="w14 w15 w16se w16cid w16 w16cex w16sdtdh w16sdtfl w16du wp14">
   <w:p>
     <w:pPr>
       <w:pStyle w:val="Header"/>
